--- a/Sindhi Muslim/Papers/Final Term/Home/class 3 english.docx
+++ b/Sindhi Muslim/Papers/Final Term/Home/class 3 english.docx
@@ -1,110 +1,19 @@
 
 <file path=word/document.xml><?xml version="1.0" encoding="utf-8"?>
-<w:document xmlns:wpc="http://schemas.microsoft.com/office/word/2010/wordprocessingCanvas" xmlns:cx="http://schemas.microsoft.com/office/drawing/2014/chartex" xmlns:cx1="http://schemas.microsoft.com/office/drawing/2015/9/8/chartex" xmlns:cx2="http://schemas.microsoft.com/office/drawing/2015/10/21/chartex" xmlns:cx3="http://schemas.microsoft.com/office/drawing/2016/5/9/chartex" xmlns:cx4="http://schemas.microsoft.com/office/drawing/2016/5/10/chartex" xmlns:cx5="http://schemas.microsoft.com/office/drawing/2016/5/11/chartex" xmlns:cx6="http://schemas.microsoft.com/office/drawing/2016/5/12/chartex" xmlns:cx7="http://schemas.microsoft.com/office/drawing/2016/5/13/chartex" xmlns:cx8="http://schemas.microsoft.com/office/drawing/2016/5/14/chartex" xmlns:mc="http://schemas.openxmlformats.org/markup-compatibility/2006" xmlns:aink="http://schemas.microsoft.com/office/drawing/2016/ink" xmlns:am3d="http://schemas.microsoft.com/office/drawing/2017/model3d" xmlns:o="urn:schemas-microsoft-com:office:office" xmlns:r="http://schemas.openxmlformats.org/officeDocument/2006/relationships" xmlns:m="http://schemas.openxmlformats.org/officeDocument/2006/math" xmlns:v="urn:schemas-microsoft-com:vml" xmlns:wp14="http://schemas.microsoft.com/office/word/2010/wordprocessingDrawing" xmlns:wp="http://schemas.openxmlformats.org/drawingml/2006/wordprocessingDrawing" xmlns:w10="urn:schemas-microsoft-com:office:word" xmlns:w="http://schemas.openxmlformats.org/wordprocessingml/2006/main" xmlns:w14="http://schemas.microsoft.com/office/word/2010/wordml" xmlns:w15="http://schemas.microsoft.com/office/word/2012/wordml" xmlns:w16cex="http://schemas.microsoft.com/office/word/2018/wordml/cex" xmlns:w16cid="http://schemas.microsoft.com/office/word/2016/wordml/cid" xmlns:w16="http://schemas.microsoft.com/office/word/2018/wordml" xmlns:w16sdtdh="http://schemas.microsoft.com/office/word/2020/wordml/sdtdatahash" xmlns:w16se="http://schemas.microsoft.com/office/word/2015/wordml/symex" xmlns:wpg="http://schemas.microsoft.com/office/word/2010/wordprocessingGroup" xmlns:wpi="http://schemas.microsoft.com/office/word/2010/wordprocessingInk" xmlns:wne="http://schemas.microsoft.com/office/word/2006/wordml" xmlns:wps="http://schemas.microsoft.com/office/word/2010/wordprocessingShape" mc:Ignorable="w14 w15 w16se w16cid w16 w16cex w16sdtdh wp14">
+<w:document xmlns:wpc="http://schemas.microsoft.com/office/word/2010/wordprocessingCanvas" xmlns:cx="http://schemas.microsoft.com/office/drawing/2014/chartex" xmlns:cx1="http://schemas.microsoft.com/office/drawing/2015/9/8/chartex" xmlns:cx2="http://schemas.microsoft.com/office/drawing/2015/10/21/chartex" xmlns:cx3="http://schemas.microsoft.com/office/drawing/2016/5/9/chartex" xmlns:cx4="http://schemas.microsoft.com/office/drawing/2016/5/10/chartex" xmlns:cx5="http://schemas.microsoft.com/office/drawing/2016/5/11/chartex" xmlns:cx6="http://schemas.microsoft.com/office/drawing/2016/5/12/chartex" xmlns:cx7="http://schemas.microsoft.com/office/drawing/2016/5/13/chartex" xmlns:cx8="http://schemas.microsoft.com/office/drawing/2016/5/14/chartex" xmlns:mc="http://schemas.openxmlformats.org/markup-compatibility/2006" xmlns:aink="http://schemas.microsoft.com/office/drawing/2016/ink" xmlns:am3d="http://schemas.microsoft.com/office/drawing/2017/model3d" xmlns:o="urn:schemas-microsoft-com:office:office" xmlns:oel="http://schemas.microsoft.com/office/2019/extlst" xmlns:r="http://schemas.openxmlformats.org/officeDocument/2006/relationships" xmlns:m="http://schemas.openxmlformats.org/officeDocument/2006/math" xmlns:v="urn:schemas-microsoft-com:vml" xmlns:wp14="http://schemas.microsoft.com/office/word/2010/wordprocessingDrawing" xmlns:wp="http://schemas.openxmlformats.org/drawingml/2006/wordprocessingDrawing" xmlns:w10="urn:schemas-microsoft-com:office:word" xmlns:w="http://schemas.openxmlformats.org/wordprocessingml/2006/main" xmlns:w14="http://schemas.microsoft.com/office/word/2010/wordml" xmlns:w15="http://schemas.microsoft.com/office/word/2012/wordml" xmlns:w16cex="http://schemas.microsoft.com/office/word/2018/wordml/cex" xmlns:w16cid="http://schemas.microsoft.com/office/word/2016/wordml/cid" xmlns:w16="http://schemas.microsoft.com/office/word/2018/wordml" xmlns:w16du="http://schemas.microsoft.com/office/word/2023/wordml/word16du" xmlns:w16sdtdh="http://schemas.microsoft.com/office/word/2020/wordml/sdtdatahash" xmlns:w16sdtfl="http://schemas.microsoft.com/office/word/2024/wordml/sdtformatlock" xmlns:w16se="http://schemas.microsoft.com/office/word/2015/wordml/symex" xmlns:wpg="http://schemas.microsoft.com/office/word/2010/wordprocessingGroup" xmlns:wpi="http://schemas.microsoft.com/office/word/2010/wordprocessingInk" xmlns:wne="http://schemas.microsoft.com/office/word/2006/wordml" xmlns:wps="http://schemas.microsoft.com/office/word/2010/wordprocessingShape" mc:Ignorable="w14 w15 w16se w16cid w16 w16cex w16sdtdh w16sdtfl w16du wp14">
   <w:body>
-    <w:p>
-      <w:pPr>
-        <w:jc w:val="center"/>
-        <w:rPr>
-          <w:rFonts w:ascii="Algerian" w:hAnsi="Algerian" w:cstheme="majorBidi"/>
-          <w:b/>
-          <w:bCs/>
-          <w:sz w:val="52"/>
-          <w:szCs w:val="52"/>
-        </w:rPr>
-      </w:pPr>
-      <w:bookmarkStart w:id="0" w:name="_Hlk190909886"/>
-      <w:bookmarkEnd w:id="0"/>
-      <w:r>
-        <w:rPr>
-          <w:rFonts w:ascii="Algerian" w:hAnsi="Algerian" w:cstheme="majorBidi"/>
-          <w:b/>
-          <w:bCs/>
-          <w:sz w:val="52"/>
-          <w:szCs w:val="52"/>
-        </w:rPr>
-        <w:t>Govt</w:t>
-      </w:r>
-      <w:r>
-        <w:rPr>
-          <w:rFonts w:ascii="Algerian" w:hAnsi="Algerian" w:cstheme="majorBidi"/>
-          <w:b/>
-          <w:bCs/>
-          <w:sz w:val="52"/>
-          <w:szCs w:val="52"/>
-        </w:rPr>
-        <w:t>.</w:t>
-      </w:r>
-      <w:r>
-        <w:rPr>
-          <w:rFonts w:ascii="Algerian" w:hAnsi="Algerian" w:cstheme="majorBidi"/>
-          <w:b/>
-          <w:bCs/>
-          <w:sz w:val="52"/>
-          <w:szCs w:val="52"/>
-        </w:rPr>
-        <w:t xml:space="preserve"> high school </w:t>
-      </w:r>
-    </w:p>
-    <w:p>
-      <w:pPr>
-        <w:jc w:val="center"/>
-        <w:rPr>
-          <w:rFonts w:asciiTheme="majorBidi" w:hAnsiTheme="majorBidi" w:cstheme="majorBidi"/>
-          <w:b/>
-          <w:bCs/>
-          <w:sz w:val="36"/>
-          <w:szCs w:val="36"/>
-          <w:u w:val="single"/>
-        </w:rPr>
-      </w:pPr>
-      <w:r>
-        <w:rPr>
-          <w:rFonts w:asciiTheme="majorBidi" w:hAnsiTheme="majorBidi" w:cstheme="majorBidi"/>
-          <w:b/>
-          <w:bCs/>
-          <w:sz w:val="36"/>
-          <w:szCs w:val="36"/>
-          <w:u w:val="single"/>
-        </w:rPr>
-        <w:t>Sindhi Jamaat Co-Operative Housing Society, Karachi</w:t>
-      </w:r>
-    </w:p>
-    <w:p>
-      <w:pPr>
-        <w:jc w:val="center"/>
-        <w:rPr>
-          <w:rFonts w:asciiTheme="majorBidi" w:hAnsiTheme="majorBidi" w:cstheme="majorBidi"/>
-          <w:b/>
-          <w:bCs/>
-          <w:sz w:val="28"/>
-          <w:szCs w:val="28"/>
-          <w:u w:val="single"/>
-        </w:rPr>
-      </w:pPr>
-      <w:r>
-        <w:rPr>
-          <w:b/>
-          <w:bCs/>
-          <w:sz w:val="36"/>
-          <w:szCs w:val="36"/>
-        </w:rPr>
-        <w:t>Final</w:t>
-      </w:r>
-      <w:r>
-        <w:rPr>
-          <w:b/>
-          <w:bCs/>
-          <w:sz w:val="36"/>
-          <w:szCs w:val="36"/>
-        </w:rPr>
-        <w:t xml:space="preserve"> Term Examination 2024-25</w:t>
-      </w:r>
-    </w:p>
     <w:tbl>
       <w:tblPr>
         <w:tblStyle w:val="TableGrid"/>
         <w:tblW w:w="0" w:type="auto"/>
+        <w:tblBorders>
+          <w:top w:val="none" w:sz="0" w:space="0" w:color="auto"/>
+          <w:left w:val="none" w:sz="0" w:space="0" w:color="auto"/>
+          <w:bottom w:val="none" w:sz="0" w:space="0" w:color="auto"/>
+          <w:right w:val="none" w:sz="0" w:space="0" w:color="auto"/>
+          <w:insideH w:val="none" w:sz="0" w:space="0" w:color="auto"/>
+          <w:insideV w:val="none" w:sz="0" w:space="0" w:color="auto"/>
+        </w:tblBorders>
         <w:tblLook w:val="04A0" w:firstRow="1" w:lastRow="0" w:firstColumn="1" w:lastColumn="0" w:noHBand="0" w:noVBand="1"/>
       </w:tblPr>
       <w:tblGrid>
@@ -113,6 +22,162 @@
         <w:gridCol w:w="2736"/>
       </w:tblGrid>
       <w:tr>
+        <w:tc>
+          <w:tcPr>
+            <w:tcW w:w="9360" w:type="dxa"/>
+            <w:gridSpan w:val="3"/>
+            <w:vAlign w:val="center"/>
+          </w:tcPr>
+          <w:p>
+            <w:pPr>
+              <w:jc w:val="center"/>
+              <w:rPr>
+                <w:rFonts w:asciiTheme="majorBidi" w:hAnsiTheme="majorBidi" w:cstheme="majorBidi"/>
+                <w:b/>
+                <w:bCs/>
+                <w:sz w:val="28"/>
+                <w:szCs w:val="28"/>
+              </w:rPr>
+            </w:pPr>
+            <w:bookmarkStart w:id="0" w:name="_Hlk190909886"/>
+            <w:bookmarkStart w:id="1" w:name="_Hlk184809349"/>
+            <w:bookmarkEnd w:id="0"/>
+            <w:r>
+              <w:rPr>
+                <w:rFonts w:asciiTheme="majorBidi" w:hAnsiTheme="majorBidi" w:cstheme="majorBidi"/>
+                <w:b/>
+                <w:bCs/>
+                <w:sz w:val="52"/>
+                <w:szCs w:val="52"/>
+              </w:rPr>
+              <w:t>Govt. High School</w:t>
+            </w:r>
+          </w:p>
+        </w:tc>
+      </w:tr>
+      <w:tr>
+        <w:tc>
+          <w:tcPr>
+            <w:tcW w:w="9360" w:type="dxa"/>
+            <w:gridSpan w:val="3"/>
+            <w:vAlign w:val="center"/>
+          </w:tcPr>
+          <w:p>
+            <w:pPr>
+              <w:jc w:val="center"/>
+              <w:rPr>
+                <w:rFonts w:asciiTheme="majorBidi" w:hAnsiTheme="majorBidi" w:cstheme="majorBidi"/>
+                <w:sz w:val="28"/>
+                <w:szCs w:val="28"/>
+              </w:rPr>
+            </w:pPr>
+            <w:r>
+              <w:rPr>
+                <w:rFonts w:asciiTheme="majorBidi" w:hAnsiTheme="majorBidi" w:cstheme="majorBidi"/>
+                <w:sz w:val="36"/>
+                <w:szCs w:val="36"/>
+              </w:rPr>
+              <w:t>Sindhi Jamaat Co-Operative Housing Society, Karachi</w:t>
+            </w:r>
+          </w:p>
+        </w:tc>
+      </w:tr>
+      <w:tr>
+        <w:tc>
+          <w:tcPr>
+            <w:tcW w:w="9360" w:type="dxa"/>
+            <w:gridSpan w:val="3"/>
+            <w:vAlign w:val="center"/>
+          </w:tcPr>
+          <w:p>
+            <w:pPr>
+              <w:jc w:val="center"/>
+              <w:rPr>
+                <w:b/>
+                <w:bCs/>
+                <w:sz w:val="36"/>
+                <w:szCs w:val="36"/>
+              </w:rPr>
+            </w:pPr>
+            <w:r>
+              <w:rPr>
+                <w:b/>
+                <w:bCs/>
+                <w:sz w:val="36"/>
+                <w:szCs w:val="36"/>
+              </w:rPr>
+              <w:t>Final</w:t>
+            </w:r>
+            <w:r>
+              <w:rPr>
+                <w:b/>
+                <w:bCs/>
+                <w:sz w:val="36"/>
+                <w:szCs w:val="36"/>
+              </w:rPr>
+              <w:t xml:space="preserve"> Term Examination 2024-25</w:t>
+            </w:r>
+          </w:p>
+        </w:tc>
+      </w:tr>
+      <w:tr>
+        <w:tc>
+          <w:tcPr>
+            <w:tcW w:w="3914" w:type="dxa"/>
+          </w:tcPr>
+          <w:p>
+            <w:pPr>
+              <w:rPr>
+                <w:b/>
+                <w:bCs/>
+                <w:sz w:val="28"/>
+                <w:szCs w:val="28"/>
+              </w:rPr>
+            </w:pPr>
+          </w:p>
+        </w:tc>
+        <w:tc>
+          <w:tcPr>
+            <w:tcW w:w="2710" w:type="dxa"/>
+          </w:tcPr>
+          <w:p>
+            <w:pPr>
+              <w:rPr>
+                <w:b/>
+                <w:bCs/>
+                <w:sz w:val="28"/>
+                <w:szCs w:val="28"/>
+              </w:rPr>
+            </w:pPr>
+          </w:p>
+        </w:tc>
+        <w:tc>
+          <w:tcPr>
+            <w:tcW w:w="2736" w:type="dxa"/>
+          </w:tcPr>
+          <w:p>
+            <w:pPr>
+              <w:rPr>
+                <w:b/>
+                <w:bCs/>
+                <w:sz w:val="28"/>
+                <w:szCs w:val="28"/>
+              </w:rPr>
+            </w:pPr>
+          </w:p>
+        </w:tc>
+      </w:tr>
+      <w:tr>
+        <w:tblPrEx>
+          <w:tblBorders>
+            <w:top w:val="single" w:sz="4" w:space="0" w:color="auto"/>
+            <w:left w:val="single" w:sz="4" w:space="0" w:color="auto"/>
+            <w:bottom w:val="single" w:sz="4" w:space="0" w:color="auto"/>
+            <w:right w:val="single" w:sz="4" w:space="0" w:color="auto"/>
+            <w:insideH w:val="single" w:sz="4" w:space="0" w:color="auto"/>
+            <w:insideV w:val="single" w:sz="4" w:space="0" w:color="auto"/>
+          </w:tblBorders>
+        </w:tblPrEx>
         <w:trPr>
           <w:trHeight w:val="432"/>
         </w:trPr>
@@ -264,6 +329,16 @@
         </w:tc>
       </w:tr>
       <w:tr>
+        <w:tblPrEx>
+          <w:tblBorders>
+            <w:top w:val="single" w:sz="4" w:space="0" w:color="auto"/>
+            <w:left w:val="single" w:sz="4" w:space="0" w:color="auto"/>
+            <w:bottom w:val="single" w:sz="4" w:space="0" w:color="auto"/>
+            <w:right w:val="single" w:sz="4" w:space="0" w:color="auto"/>
+            <w:insideH w:val="single" w:sz="4" w:space="0" w:color="auto"/>
+            <w:insideV w:val="single" w:sz="4" w:space="0" w:color="auto"/>
+          </w:tblBorders>
+        </w:tblPrEx>
         <w:trPr>
           <w:trHeight w:val="432"/>
         </w:trPr>
@@ -364,6 +439,7 @@
           </w:p>
         </w:tc>
       </w:tr>
+      <w:bookmarkEnd w:id="1"/>
     </w:tbl>
     <w:p>
       <w:pPr>
@@ -375,48 +451,21 @@
     </w:p>
     <w:p>
       <w:pPr>
-        <w:jc w:val="center"/>
-        <w:rPr>
-          <w:rFonts w:ascii="Arial Rounded MT Bold" w:hAnsi="Arial Rounded MT Bold"/>
-          <w:b/>
-          <w:bCs/>
-          <w:sz w:val="40"/>
-          <w:szCs w:val="40"/>
-          <w:u w:val="single"/>
-        </w:rPr>
-      </w:pPr>
-      <w:r>
-        <w:rPr>
-          <w:rFonts w:ascii="Arial Rounded MT Bold" w:hAnsi="Arial Rounded MT Bold"/>
-          <w:b/>
-          <w:bCs/>
-          <w:sz w:val="40"/>
-          <w:szCs w:val="40"/>
-          <w:u w:val="single"/>
-        </w:rPr>
-        <w:t>{Section “</w:t>
-      </w:r>
-      <w:r>
-        <w:rPr>
-          <w:rFonts w:ascii="Arial Rounded MT Bold" w:hAnsi="Arial Rounded MT Bold"/>
-          <w:b/>
-          <w:bCs/>
-          <w:sz w:val="40"/>
-          <w:szCs w:val="40"/>
-          <w:u w:val="single"/>
-        </w:rPr>
-        <w:t>A</w:t>
-      </w:r>
-      <w:r>
-        <w:rPr>
-          <w:rFonts w:ascii="Arial Rounded MT Bold" w:hAnsi="Arial Rounded MT Bold"/>
-          <w:b/>
-          <w:bCs/>
-          <w:sz w:val="40"/>
-          <w:szCs w:val="40"/>
-          <w:u w:val="single"/>
-        </w:rPr>
-        <w:t>”}</w:t>
+        <w:rPr>
+          <w:rFonts w:ascii="Algerian" w:hAnsi="Algerian"/>
+          <w:sz w:val="36"/>
+          <w:szCs w:val="36"/>
+          <w:u w:val="double"/>
+        </w:rPr>
+      </w:pPr>
+      <w:r>
+        <w:rPr>
+          <w:rFonts w:ascii="Algerian" w:hAnsi="Algerian"/>
+          <w:sz w:val="56"/>
+          <w:szCs w:val="56"/>
+          <w:u w:val="double"/>
+        </w:rPr>
+        <w:t>Section “A”</w:t>
       </w:r>
     </w:p>
     <w:p>
@@ -437,501 +486,479 @@
         </w:rPr>
         <w:t>Q1: Multiple Choice Questions:</w:t>
       </w:r>
-    </w:p>
-    <w:p>
-      <w:pPr>
-        <w:rPr>
-          <w:sz w:val="28"/>
-          <w:szCs w:val="28"/>
-        </w:rPr>
-      </w:pPr>
-      <w:r>
-        <w:rPr>
-          <w:sz w:val="28"/>
-          <w:szCs w:val="28"/>
-        </w:rPr>
-        <w:t xml:space="preserve">1- </w:t>
-      </w:r>
-      <w:r>
-        <w:rPr>
-          <w:sz w:val="28"/>
-          <w:szCs w:val="28"/>
-        </w:rPr>
-        <w:t>What is the plural of child?</w:t>
-      </w:r>
-    </w:p>
-    <w:p>
-      <w:pPr>
-        <w:rPr>
-          <w:sz w:val="28"/>
-          <w:szCs w:val="28"/>
-        </w:rPr>
-      </w:pPr>
-      <w:r>
-        <w:rPr>
-          <w:sz w:val="28"/>
-          <w:szCs w:val="28"/>
-        </w:rPr>
-        <w:t xml:space="preserve">a) </w:t>
-      </w:r>
-      <w:r>
-        <w:rPr>
-          <w:sz w:val="28"/>
-          <w:szCs w:val="28"/>
-        </w:rPr>
-        <w:t>Child</w:t>
-      </w:r>
-    </w:p>
-    <w:p>
-      <w:pPr>
-        <w:rPr>
-          <w:sz w:val="28"/>
-          <w:szCs w:val="28"/>
-        </w:rPr>
-      </w:pPr>
-      <w:r>
-        <w:rPr>
-          <w:sz w:val="28"/>
-          <w:szCs w:val="28"/>
-        </w:rPr>
-        <w:t xml:space="preserve">b) </w:t>
-      </w:r>
-      <w:r>
-        <w:rPr>
-          <w:sz w:val="28"/>
-          <w:szCs w:val="28"/>
-        </w:rPr>
-        <w:t>Children</w:t>
-      </w:r>
-    </w:p>
-    <w:p>
-      <w:pPr>
-        <w:rPr>
-          <w:sz w:val="28"/>
-          <w:szCs w:val="28"/>
-        </w:rPr>
-      </w:pPr>
-      <w:r>
-        <w:rPr>
-          <w:sz w:val="28"/>
-          <w:szCs w:val="28"/>
-        </w:rPr>
-        <w:t xml:space="preserve">c) </w:t>
-      </w:r>
-      <w:r>
-        <w:rPr>
-          <w:sz w:val="28"/>
-          <w:szCs w:val="28"/>
-        </w:rPr>
-        <w:t>Childrens</w:t>
-      </w:r>
-    </w:p>
-    <w:p>
-      <w:pPr>
-        <w:rPr>
-          <w:sz w:val="28"/>
-          <w:szCs w:val="28"/>
-        </w:rPr>
-      </w:pPr>
-      <w:r>
-        <w:rPr>
-          <w:sz w:val="28"/>
-          <w:szCs w:val="28"/>
-        </w:rPr>
-        <w:t xml:space="preserve">2- </w:t>
-      </w:r>
-      <w:r>
-        <w:rPr>
-          <w:sz w:val="28"/>
-          <w:szCs w:val="28"/>
-        </w:rPr>
-        <w:t>Choose the opposite of big.</w:t>
-      </w:r>
-    </w:p>
-    <w:p>
-      <w:pPr>
-        <w:rPr>
-          <w:sz w:val="28"/>
-          <w:szCs w:val="28"/>
-        </w:rPr>
-      </w:pPr>
-      <w:r>
-        <w:rPr>
-          <w:sz w:val="28"/>
-          <w:szCs w:val="28"/>
-        </w:rPr>
-        <w:t xml:space="preserve">a) </w:t>
-      </w:r>
-      <w:r>
-        <w:rPr>
-          <w:sz w:val="28"/>
-          <w:szCs w:val="28"/>
-        </w:rPr>
-        <w:t>Small</w:t>
-      </w:r>
-    </w:p>
-    <w:p>
-      <w:pPr>
-        <w:rPr>
-          <w:sz w:val="28"/>
-          <w:szCs w:val="28"/>
-        </w:rPr>
-      </w:pPr>
-      <w:r>
-        <w:rPr>
-          <w:sz w:val="28"/>
-          <w:szCs w:val="28"/>
-        </w:rPr>
-        <w:t xml:space="preserve">b) </w:t>
-      </w:r>
-      <w:r>
-        <w:rPr>
-          <w:sz w:val="28"/>
-          <w:szCs w:val="28"/>
-        </w:rPr>
-        <w:t>Tall</w:t>
-      </w:r>
-    </w:p>
-    <w:p>
-      <w:pPr>
-        <w:rPr>
-          <w:sz w:val="28"/>
-          <w:szCs w:val="28"/>
-        </w:rPr>
-      </w:pPr>
-      <w:r>
-        <w:rPr>
-          <w:sz w:val="28"/>
-          <w:szCs w:val="28"/>
-        </w:rPr>
-        <w:t xml:space="preserve">c) </w:t>
-      </w:r>
-      <w:r>
-        <w:rPr>
-          <w:sz w:val="28"/>
-          <w:szCs w:val="28"/>
-        </w:rPr>
-        <w:t>Large</w:t>
-      </w:r>
-    </w:p>
-    <w:p>
-      <w:pPr>
-        <w:rPr>
-          <w:sz w:val="28"/>
-          <w:szCs w:val="28"/>
-        </w:rPr>
-      </w:pPr>
-      <w:r>
-        <w:rPr>
-          <w:sz w:val="28"/>
-          <w:szCs w:val="28"/>
-        </w:rPr>
-        <w:t xml:space="preserve">3- </w:t>
-      </w:r>
-      <w:r>
-        <w:rPr>
-          <w:sz w:val="28"/>
-          <w:szCs w:val="28"/>
-        </w:rPr>
-        <w:t>Identify the correc</w:t>
-      </w:r>
-      <w:r>
-        <w:rPr>
-          <w:sz w:val="28"/>
-          <w:szCs w:val="28"/>
-        </w:rPr>
-        <w:t>t</w:t>
-      </w:r>
-      <w:r>
-        <w:rPr>
-          <w:sz w:val="28"/>
-          <w:szCs w:val="28"/>
-        </w:rPr>
-        <w:t xml:space="preserve"> spelling.</w:t>
-      </w:r>
-    </w:p>
-    <w:p>
-      <w:pPr>
-        <w:rPr>
-          <w:sz w:val="28"/>
-          <w:szCs w:val="28"/>
-        </w:rPr>
-      </w:pPr>
-      <w:r>
-        <w:rPr>
-          <w:sz w:val="28"/>
-          <w:szCs w:val="28"/>
-        </w:rPr>
-        <w:t xml:space="preserve">a) </w:t>
-      </w:r>
-      <w:r>
-        <w:rPr>
-          <w:sz w:val="28"/>
-          <w:szCs w:val="28"/>
-        </w:rPr>
-        <w:t>Rainbwo</w:t>
-      </w:r>
-    </w:p>
-    <w:p>
-      <w:pPr>
-        <w:rPr>
-          <w:sz w:val="28"/>
-          <w:szCs w:val="28"/>
-        </w:rPr>
-      </w:pPr>
-      <w:r>
-        <w:rPr>
-          <w:sz w:val="28"/>
-          <w:szCs w:val="28"/>
-        </w:rPr>
-        <w:t xml:space="preserve">b) </w:t>
-      </w:r>
-      <w:r>
-        <w:rPr>
-          <w:sz w:val="28"/>
-          <w:szCs w:val="28"/>
-        </w:rPr>
-        <w:t>Rainbow</w:t>
-      </w:r>
-    </w:p>
-    <w:p>
-      <w:pPr>
-        <w:rPr>
-          <w:sz w:val="28"/>
-          <w:szCs w:val="28"/>
-        </w:rPr>
-      </w:pPr>
-      <w:r>
-        <w:rPr>
-          <w:sz w:val="28"/>
-          <w:szCs w:val="28"/>
-        </w:rPr>
-        <w:t xml:space="preserve">c) </w:t>
-      </w:r>
-      <w:r>
-        <w:rPr>
-          <w:sz w:val="28"/>
-          <w:szCs w:val="28"/>
-        </w:rPr>
-        <w:t>Rianbow</w:t>
-      </w:r>
-    </w:p>
-    <w:p>
-      <w:pPr>
-        <w:rPr>
-          <w:sz w:val="28"/>
-          <w:szCs w:val="28"/>
-        </w:rPr>
-      </w:pPr>
-      <w:r>
-        <w:rPr>
-          <w:sz w:val="28"/>
-          <w:szCs w:val="28"/>
-        </w:rPr>
-        <w:t>*</w:t>
-      </w:r>
-      <w:r>
-        <w:rPr>
-          <w:sz w:val="28"/>
-          <w:szCs w:val="28"/>
-        </w:rPr>
-        <w:t>Word Association.</w:t>
-      </w:r>
-    </w:p>
-    <w:p>
-      <w:pPr>
-        <w:rPr>
-          <w:sz w:val="28"/>
-          <w:szCs w:val="28"/>
-        </w:rPr>
-      </w:pPr>
-      <w:r>
-        <w:rPr>
-          <w:sz w:val="28"/>
-          <w:szCs w:val="28"/>
-        </w:rPr>
-        <w:t xml:space="preserve">4- </w:t>
-      </w:r>
-      <w:r>
-        <w:rPr>
-          <w:sz w:val="28"/>
-          <w:szCs w:val="28"/>
-        </w:rPr>
-        <w:t>Which word is related to school?</w:t>
-      </w:r>
-    </w:p>
-    <w:p>
-      <w:pPr>
-        <w:rPr>
-          <w:sz w:val="28"/>
-          <w:szCs w:val="28"/>
-        </w:rPr>
-      </w:pPr>
-      <w:r>
-        <w:rPr>
-          <w:sz w:val="28"/>
-          <w:szCs w:val="28"/>
-        </w:rPr>
-        <w:t xml:space="preserve">a) </w:t>
-      </w:r>
-      <w:r>
-        <w:rPr>
-          <w:sz w:val="28"/>
-          <w:szCs w:val="28"/>
-        </w:rPr>
-        <w:t>Doctor</w:t>
-      </w:r>
-    </w:p>
-    <w:p>
-      <w:pPr>
-        <w:rPr>
-          <w:sz w:val="28"/>
-          <w:szCs w:val="28"/>
-        </w:rPr>
-      </w:pPr>
-      <w:r>
-        <w:rPr>
-          <w:sz w:val="28"/>
-          <w:szCs w:val="28"/>
-        </w:rPr>
-        <w:lastRenderedPageBreak/>
-        <w:t xml:space="preserve">b) </w:t>
-      </w:r>
-      <w:r>
-        <w:rPr>
-          <w:sz w:val="28"/>
-          <w:szCs w:val="28"/>
-        </w:rPr>
-        <w:t>Teacher</w:t>
-      </w:r>
-    </w:p>
-    <w:p>
-      <w:pPr>
-        <w:rPr>
-          <w:sz w:val="28"/>
-          <w:szCs w:val="28"/>
-        </w:rPr>
-      </w:pPr>
-      <w:r>
-        <w:rPr>
-          <w:sz w:val="28"/>
-          <w:szCs w:val="28"/>
-        </w:rPr>
-        <w:t xml:space="preserve">c) </w:t>
-      </w:r>
-      <w:r>
-        <w:rPr>
-          <w:sz w:val="28"/>
-          <w:szCs w:val="28"/>
-        </w:rPr>
-        <w:t>Pilot</w:t>
-      </w:r>
-    </w:p>
-    <w:p>
-      <w:pPr>
-        <w:rPr>
-          <w:sz w:val="28"/>
-          <w:szCs w:val="28"/>
-        </w:rPr>
-      </w:pPr>
-      <w:r>
-        <w:rPr>
-          <w:sz w:val="28"/>
-          <w:szCs w:val="28"/>
-        </w:rPr>
-        <w:t xml:space="preserve">5- </w:t>
-      </w:r>
-      <w:r>
-        <w:rPr>
-          <w:sz w:val="28"/>
-          <w:szCs w:val="28"/>
-        </w:rPr>
-        <w:t>What is the masculine of lion?</w:t>
-      </w:r>
-    </w:p>
-    <w:p>
-      <w:pPr>
-        <w:rPr>
-          <w:sz w:val="28"/>
-          <w:szCs w:val="28"/>
-        </w:rPr>
-      </w:pPr>
-      <w:r>
-        <w:rPr>
-          <w:sz w:val="28"/>
-          <w:szCs w:val="28"/>
-        </w:rPr>
-        <w:t xml:space="preserve">a) </w:t>
-      </w:r>
-      <w:r>
-        <w:rPr>
-          <w:sz w:val="28"/>
-          <w:szCs w:val="28"/>
-        </w:rPr>
-        <w:t>Lioness</w:t>
-      </w:r>
-    </w:p>
-    <w:p>
-      <w:pPr>
-        <w:rPr>
-          <w:sz w:val="28"/>
-          <w:szCs w:val="28"/>
-        </w:rPr>
-      </w:pPr>
-      <w:r>
-        <w:rPr>
-          <w:sz w:val="28"/>
-          <w:szCs w:val="28"/>
-        </w:rPr>
-        <w:t xml:space="preserve">b) </w:t>
-      </w:r>
-      <w:r>
-        <w:rPr>
-          <w:sz w:val="28"/>
-          <w:szCs w:val="28"/>
-        </w:rPr>
-        <w:t>Mare</w:t>
-      </w:r>
-    </w:p>
-    <w:p>
-      <w:pPr>
-        <w:rPr>
-          <w:sz w:val="28"/>
-          <w:szCs w:val="28"/>
-        </w:rPr>
-      </w:pPr>
-      <w:r>
-        <w:rPr>
-          <w:sz w:val="28"/>
-          <w:szCs w:val="28"/>
-        </w:rPr>
-        <w:t xml:space="preserve">c) </w:t>
-      </w:r>
-      <w:r>
-        <w:rPr>
-          <w:sz w:val="28"/>
-          <w:szCs w:val="28"/>
-        </w:rPr>
-        <w:t>Tigress</w:t>
-      </w:r>
-    </w:p>
-    <w:p>
-      <w:pPr>
+      <w:r>
         <w:rPr>
           <w:b/>
           <w:bCs/>
           <w:sz w:val="32"/>
           <w:szCs w:val="32"/>
         </w:rPr>
-      </w:pPr>
-      <w:r>
+        <w:tab/>
+        <w:t>(5)</w:t>
+      </w:r>
+    </w:p>
+    <w:p>
+      <w:pPr>
+        <w:pStyle w:val="ListParagraph"/>
+        <w:numPr>
+          <w:ilvl w:val="0"/>
+          <w:numId w:val="9"/>
+        </w:numPr>
+        <w:rPr>
+          <w:sz w:val="28"/>
+          <w:szCs w:val="28"/>
+        </w:rPr>
+      </w:pPr>
+      <w:r>
+        <w:rPr>
+          <w:sz w:val="28"/>
+          <w:szCs w:val="28"/>
+        </w:rPr>
+        <w:t>What is the plural of child?</w:t>
+      </w:r>
+    </w:p>
+    <w:p>
+      <w:pPr>
+        <w:pStyle w:val="ListParagraph"/>
+        <w:numPr>
+          <w:ilvl w:val="1"/>
+          <w:numId w:val="9"/>
+        </w:numPr>
+        <w:rPr>
+          <w:sz w:val="28"/>
+          <w:szCs w:val="28"/>
+        </w:rPr>
+      </w:pPr>
+      <w:r>
+        <w:rPr>
+          <w:sz w:val="28"/>
+          <w:szCs w:val="28"/>
+        </w:rPr>
+        <w:t>Child</w:t>
+      </w:r>
+    </w:p>
+    <w:p>
+      <w:pPr>
+        <w:pStyle w:val="ListParagraph"/>
+        <w:numPr>
+          <w:ilvl w:val="1"/>
+          <w:numId w:val="9"/>
+        </w:numPr>
+        <w:rPr>
+          <w:sz w:val="28"/>
+          <w:szCs w:val="28"/>
+        </w:rPr>
+      </w:pPr>
+      <w:r>
+        <w:rPr>
+          <w:sz w:val="28"/>
+          <w:szCs w:val="28"/>
+        </w:rPr>
+        <w:t>Children</w:t>
+      </w:r>
+    </w:p>
+    <w:p>
+      <w:pPr>
+        <w:pStyle w:val="ListParagraph"/>
+        <w:numPr>
+          <w:ilvl w:val="1"/>
+          <w:numId w:val="9"/>
+        </w:numPr>
+        <w:rPr>
+          <w:sz w:val="28"/>
+          <w:szCs w:val="28"/>
+        </w:rPr>
+      </w:pPr>
+      <w:r>
+        <w:rPr>
+          <w:sz w:val="28"/>
+          <w:szCs w:val="28"/>
+        </w:rPr>
+        <w:t>Childrens</w:t>
+      </w:r>
+    </w:p>
+    <w:p>
+      <w:pPr>
+        <w:pStyle w:val="ListParagraph"/>
+        <w:numPr>
+          <w:ilvl w:val="0"/>
+          <w:numId w:val="9"/>
+        </w:numPr>
+        <w:rPr>
+          <w:sz w:val="28"/>
+          <w:szCs w:val="28"/>
+        </w:rPr>
+      </w:pPr>
+      <w:r>
+        <w:rPr>
+          <w:sz w:val="28"/>
+          <w:szCs w:val="28"/>
+        </w:rPr>
+        <w:t>Choose the opposite of big.</w:t>
+      </w:r>
+    </w:p>
+    <w:p>
+      <w:pPr>
+        <w:pStyle w:val="ListParagraph"/>
+        <w:numPr>
+          <w:ilvl w:val="1"/>
+          <w:numId w:val="9"/>
+        </w:numPr>
+        <w:rPr>
+          <w:sz w:val="28"/>
+          <w:szCs w:val="28"/>
+        </w:rPr>
+      </w:pPr>
+      <w:r>
+        <w:rPr>
+          <w:sz w:val="28"/>
+          <w:szCs w:val="28"/>
+        </w:rPr>
+        <w:t>Small</w:t>
+      </w:r>
+    </w:p>
+    <w:p>
+      <w:pPr>
+        <w:pStyle w:val="ListParagraph"/>
+        <w:numPr>
+          <w:ilvl w:val="1"/>
+          <w:numId w:val="9"/>
+        </w:numPr>
+        <w:rPr>
+          <w:sz w:val="28"/>
+          <w:szCs w:val="28"/>
+        </w:rPr>
+      </w:pPr>
+      <w:r>
+        <w:rPr>
+          <w:sz w:val="28"/>
+          <w:szCs w:val="28"/>
+        </w:rPr>
+        <w:t>Tall</w:t>
+      </w:r>
+    </w:p>
+    <w:p>
+      <w:pPr>
+        <w:pStyle w:val="ListParagraph"/>
+        <w:numPr>
+          <w:ilvl w:val="1"/>
+          <w:numId w:val="9"/>
+        </w:numPr>
+        <w:rPr>
+          <w:sz w:val="28"/>
+          <w:szCs w:val="28"/>
+        </w:rPr>
+      </w:pPr>
+      <w:r>
+        <w:rPr>
+          <w:sz w:val="28"/>
+          <w:szCs w:val="28"/>
+        </w:rPr>
+        <w:t>Large</w:t>
+      </w:r>
+    </w:p>
+    <w:p>
+      <w:pPr>
+        <w:pStyle w:val="ListParagraph"/>
+        <w:numPr>
+          <w:ilvl w:val="0"/>
+          <w:numId w:val="9"/>
+        </w:numPr>
+        <w:rPr>
+          <w:sz w:val="28"/>
+          <w:szCs w:val="28"/>
+        </w:rPr>
+      </w:pPr>
+      <w:r>
+        <w:rPr>
+          <w:sz w:val="28"/>
+          <w:szCs w:val="28"/>
+        </w:rPr>
+        <w:t>Identify the correc</w:t>
+      </w:r>
+      <w:r>
+        <w:rPr>
+          <w:sz w:val="28"/>
+          <w:szCs w:val="28"/>
+        </w:rPr>
+        <w:t>t</w:t>
+      </w:r>
+      <w:r>
+        <w:rPr>
+          <w:sz w:val="28"/>
+          <w:szCs w:val="28"/>
+        </w:rPr>
+        <w:t xml:space="preserve"> spelling.</w:t>
+      </w:r>
+    </w:p>
+    <w:p>
+      <w:pPr>
+        <w:pStyle w:val="ListParagraph"/>
+        <w:numPr>
+          <w:ilvl w:val="1"/>
+          <w:numId w:val="9"/>
+        </w:numPr>
+        <w:rPr>
+          <w:sz w:val="28"/>
+          <w:szCs w:val="28"/>
+        </w:rPr>
+      </w:pPr>
+      <w:r>
+        <w:rPr>
+          <w:sz w:val="28"/>
+          <w:szCs w:val="28"/>
+        </w:rPr>
+        <w:t>Rainbwo</w:t>
+      </w:r>
+    </w:p>
+    <w:p>
+      <w:pPr>
+        <w:pStyle w:val="ListParagraph"/>
+        <w:numPr>
+          <w:ilvl w:val="1"/>
+          <w:numId w:val="9"/>
+        </w:numPr>
+        <w:rPr>
+          <w:sz w:val="28"/>
+          <w:szCs w:val="28"/>
+        </w:rPr>
+      </w:pPr>
+      <w:r>
+        <w:rPr>
+          <w:sz w:val="28"/>
+          <w:szCs w:val="28"/>
+        </w:rPr>
+        <w:t>Rainbow</w:t>
+      </w:r>
+    </w:p>
+    <w:p>
+      <w:pPr>
+        <w:pStyle w:val="ListParagraph"/>
+        <w:numPr>
+          <w:ilvl w:val="1"/>
+          <w:numId w:val="9"/>
+        </w:numPr>
+        <w:rPr>
+          <w:sz w:val="28"/>
+          <w:szCs w:val="28"/>
+        </w:rPr>
+      </w:pPr>
+      <w:r>
+        <w:rPr>
+          <w:sz w:val="28"/>
+          <w:szCs w:val="28"/>
+        </w:rPr>
+        <w:t>Rianbow</w:t>
+      </w:r>
+    </w:p>
+    <w:p>
+      <w:pPr>
+        <w:pStyle w:val="ListParagraph"/>
+        <w:numPr>
+          <w:ilvl w:val="0"/>
+          <w:numId w:val="10"/>
+        </w:numPr>
+        <w:rPr>
+          <w:sz w:val="28"/>
+          <w:szCs w:val="28"/>
+        </w:rPr>
+      </w:pPr>
+      <w:r>
+        <w:rPr>
+          <w:sz w:val="28"/>
+          <w:szCs w:val="28"/>
+        </w:rPr>
+        <w:t>Word Association.</w:t>
+      </w:r>
+    </w:p>
+    <w:p>
+      <w:pPr>
+        <w:pStyle w:val="ListParagraph"/>
+        <w:numPr>
+          <w:ilvl w:val="0"/>
+          <w:numId w:val="9"/>
+        </w:numPr>
+        <w:rPr>
+          <w:sz w:val="28"/>
+          <w:szCs w:val="28"/>
+        </w:rPr>
+      </w:pPr>
+      <w:r>
+        <w:rPr>
+          <w:sz w:val="28"/>
+          <w:szCs w:val="28"/>
+        </w:rPr>
+        <w:t>Which word is related to school?</w:t>
+      </w:r>
+    </w:p>
+    <w:p>
+      <w:pPr>
+        <w:pStyle w:val="ListParagraph"/>
+        <w:numPr>
+          <w:ilvl w:val="1"/>
+          <w:numId w:val="9"/>
+        </w:numPr>
+        <w:rPr>
+          <w:sz w:val="28"/>
+          <w:szCs w:val="28"/>
+        </w:rPr>
+      </w:pPr>
+      <w:r>
+        <w:rPr>
+          <w:sz w:val="28"/>
+          <w:szCs w:val="28"/>
+        </w:rPr>
+        <w:t>Doctor</w:t>
+      </w:r>
+    </w:p>
+    <w:p>
+      <w:pPr>
+        <w:pStyle w:val="ListParagraph"/>
+        <w:numPr>
+          <w:ilvl w:val="1"/>
+          <w:numId w:val="9"/>
+        </w:numPr>
+        <w:rPr>
+          <w:sz w:val="28"/>
+          <w:szCs w:val="28"/>
+        </w:rPr>
+      </w:pPr>
+      <w:r>
+        <w:rPr>
+          <w:sz w:val="28"/>
+          <w:szCs w:val="28"/>
+        </w:rPr>
+        <w:t>Teacher</w:t>
+      </w:r>
+    </w:p>
+    <w:p>
+      <w:pPr>
+        <w:pStyle w:val="ListParagraph"/>
+        <w:numPr>
+          <w:ilvl w:val="1"/>
+          <w:numId w:val="9"/>
+        </w:numPr>
+        <w:rPr>
+          <w:sz w:val="28"/>
+          <w:szCs w:val="28"/>
+        </w:rPr>
+      </w:pPr>
+      <w:r>
+        <w:rPr>
+          <w:sz w:val="28"/>
+          <w:szCs w:val="28"/>
+        </w:rPr>
+        <w:t>Pilot</w:t>
+      </w:r>
+    </w:p>
+    <w:p>
+      <w:pPr>
+        <w:pStyle w:val="ListParagraph"/>
+        <w:numPr>
+          <w:ilvl w:val="0"/>
+          <w:numId w:val="9"/>
+        </w:numPr>
+        <w:rPr>
+          <w:sz w:val="28"/>
+          <w:szCs w:val="28"/>
+        </w:rPr>
+      </w:pPr>
+      <w:r>
+        <w:rPr>
+          <w:sz w:val="28"/>
+          <w:szCs w:val="28"/>
+        </w:rPr>
+        <w:t>What is the masculine of lion?</w:t>
+      </w:r>
+    </w:p>
+    <w:p>
+      <w:pPr>
+        <w:pStyle w:val="ListParagraph"/>
+        <w:numPr>
+          <w:ilvl w:val="1"/>
+          <w:numId w:val="9"/>
+        </w:numPr>
+        <w:rPr>
+          <w:sz w:val="28"/>
+          <w:szCs w:val="28"/>
+        </w:rPr>
+      </w:pPr>
+      <w:r>
+        <w:rPr>
+          <w:sz w:val="28"/>
+          <w:szCs w:val="28"/>
+        </w:rPr>
+        <w:t>Lioness</w:t>
+      </w:r>
+    </w:p>
+    <w:p>
+      <w:pPr>
+        <w:pStyle w:val="ListParagraph"/>
+        <w:numPr>
+          <w:ilvl w:val="1"/>
+          <w:numId w:val="9"/>
+        </w:numPr>
+        <w:rPr>
+          <w:sz w:val="28"/>
+          <w:szCs w:val="28"/>
+        </w:rPr>
+      </w:pPr>
+      <w:r>
+        <w:rPr>
+          <w:sz w:val="28"/>
+          <w:szCs w:val="28"/>
+        </w:rPr>
+        <w:t>Mare</w:t>
+      </w:r>
+    </w:p>
+    <w:p>
+      <w:pPr>
+        <w:pStyle w:val="ListParagraph"/>
+        <w:numPr>
+          <w:ilvl w:val="1"/>
+          <w:numId w:val="9"/>
+        </w:numPr>
+        <w:rPr>
+          <w:sz w:val="28"/>
+          <w:szCs w:val="28"/>
+        </w:rPr>
+      </w:pPr>
+      <w:r>
+        <w:rPr>
+          <w:sz w:val="28"/>
+          <w:szCs w:val="28"/>
+        </w:rPr>
+        <w:t>Tigress</w:t>
+      </w:r>
+    </w:p>
+    <w:p>
+      <w:pPr>
         <w:rPr>
           <w:b/>
           <w:bCs/>
           <w:sz w:val="32"/>
           <w:szCs w:val="32"/>
         </w:rPr>
+      </w:pPr>
+      <w:r>
+        <w:rPr>
+          <w:b/>
+          <w:bCs/>
+          <w:sz w:val="32"/>
+          <w:szCs w:val="32"/>
+        </w:rPr>
+        <w:lastRenderedPageBreak/>
         <w:t>Q2: fill in the blanks.</w:t>
+      </w:r>
+      <w:r>
+        <w:rPr>
+          <w:b/>
+          <w:bCs/>
+          <w:sz w:val="32"/>
+          <w:szCs w:val="32"/>
+        </w:rPr>
+        <w:tab/>
+        <w:t>(5)</w:t>
       </w:r>
     </w:p>
     <w:p>
@@ -1065,6 +1092,15 @@
           <w:szCs w:val="32"/>
         </w:rPr>
         <w:t>Q3: match the following.</w:t>
+      </w:r>
+      <w:r>
+        <w:rPr>
+          <w:b/>
+          <w:bCs/>
+          <w:sz w:val="32"/>
+          <w:szCs w:val="32"/>
+        </w:rPr>
+        <w:t xml:space="preserve"> (5)</w:t>
       </w:r>
     </w:p>
     <w:tbl>
@@ -1361,26 +1397,49 @@
     </w:p>
     <w:p>
       <w:pPr>
-        <w:pStyle w:val="ListParagraph"/>
-        <w:numPr>
-          <w:ilvl w:val="0"/>
-          <w:numId w:val="1"/>
-        </w:numPr>
         <w:rPr>
           <w:b/>
           <w:bCs/>
-          <w:sz w:val="28"/>
-          <w:szCs w:val="28"/>
+          <w:sz w:val="32"/>
+          <w:szCs w:val="32"/>
         </w:rPr>
       </w:pPr>
       <w:r>
         <w:rPr>
           <w:b/>
           <w:bCs/>
-          <w:sz w:val="28"/>
-          <w:szCs w:val="28"/>
-        </w:rPr>
-        <w:t>Three in a row:</w:t>
+          <w:sz w:val="32"/>
+          <w:szCs w:val="32"/>
+        </w:rPr>
+        <w:t>Q4.</w:t>
+      </w:r>
+      <w:r>
+        <w:rPr>
+          <w:b/>
+          <w:bCs/>
+          <w:sz w:val="32"/>
+          <w:szCs w:val="32"/>
+        </w:rPr>
+        <w:t xml:space="preserve"> Three</w:t>
+      </w:r>
+      <w:r>
+        <w:rPr>
+          <w:b/>
+          <w:bCs/>
+          <w:sz w:val="32"/>
+          <w:szCs w:val="32"/>
+        </w:rPr>
+        <w:t xml:space="preserve"> in a row:</w:t>
+      </w:r>
+      <w:r>
+        <w:rPr>
+          <w:b/>
+          <w:bCs/>
+          <w:sz w:val="32"/>
+          <w:szCs w:val="32"/>
+        </w:rPr>
+        <w:tab/>
+        <w:t>(2)</w:t>
       </w:r>
     </w:p>
     <w:p>
@@ -1406,7 +1465,7 @@
       <w:tblPr>
         <w:tblStyle w:val="TableGrid"/>
         <w:tblW w:w="0" w:type="auto"/>
-        <w:tblInd w:w="625" w:type="dxa"/>
+        <w:tblInd w:w="-5" w:type="dxa"/>
         <w:tblLook w:val="04A0" w:firstRow="1" w:lastRow="0" w:firstColumn="1" w:lastColumn="0" w:noHBand="0" w:noVBand="1"/>
       </w:tblPr>
       <w:tblGrid>
@@ -1420,7 +1479,7 @@
         </w:trPr>
         <w:tc>
           <w:tcPr>
-            <w:tcW w:w="1017" w:type="dxa"/>
+            <w:tcW w:w="236" w:type="dxa"/>
           </w:tcPr>
           <w:p>
             <w:pPr>
@@ -1440,7 +1499,7 @@
         </w:tc>
         <w:tc>
           <w:tcPr>
-            <w:tcW w:w="1063" w:type="dxa"/>
+            <w:tcW w:w="236" w:type="dxa"/>
           </w:tcPr>
           <w:p>
             <w:pPr>
@@ -1460,7 +1519,7 @@
         </w:tc>
         <w:tc>
           <w:tcPr>
-            <w:tcW w:w="1065" w:type="dxa"/>
+            <w:tcW w:w="236" w:type="dxa"/>
           </w:tcPr>
           <w:p>
             <w:pPr>
@@ -1485,7 +1544,7 @@
         </w:trPr>
         <w:tc>
           <w:tcPr>
-            <w:tcW w:w="1017" w:type="dxa"/>
+            <w:tcW w:w="236" w:type="dxa"/>
           </w:tcPr>
           <w:p>
             <w:pPr>
@@ -1505,7 +1564,7 @@
         </w:tc>
         <w:tc>
           <w:tcPr>
-            <w:tcW w:w="1063" w:type="dxa"/>
+            <w:tcW w:w="236" w:type="dxa"/>
           </w:tcPr>
           <w:p>
             <w:pPr>
@@ -1525,7 +1584,7 @@
         </w:tc>
         <w:tc>
           <w:tcPr>
-            <w:tcW w:w="1065" w:type="dxa"/>
+            <w:tcW w:w="236" w:type="dxa"/>
           </w:tcPr>
           <w:p>
             <w:pPr>
@@ -1550,7 +1609,7 @@
         </w:trPr>
         <w:tc>
           <w:tcPr>
-            <w:tcW w:w="1017" w:type="dxa"/>
+            <w:tcW w:w="236" w:type="dxa"/>
           </w:tcPr>
           <w:p>
             <w:pPr>
@@ -1570,7 +1629,7 @@
         </w:tc>
         <w:tc>
           <w:tcPr>
-            <w:tcW w:w="1063" w:type="dxa"/>
+            <w:tcW w:w="236" w:type="dxa"/>
           </w:tcPr>
           <w:p>
             <w:pPr>
@@ -1590,7 +1649,7 @@
         </w:tc>
         <w:tc>
           <w:tcPr>
-            <w:tcW w:w="1065" w:type="dxa"/>
+            <w:tcW w:w="236" w:type="dxa"/>
           </w:tcPr>
           <w:p>
             <w:pPr>
@@ -1821,6 +1880,7 @@
     </w:tbl>
     <w:p>
       <w:pPr>
+        <w:spacing w:after="0"/>
         <w:rPr>
           <w:sz w:val="24"/>
           <w:szCs w:val="24"/>
@@ -1844,6 +1904,16 @@
           <w:szCs w:val="28"/>
         </w:rPr>
         <w:t>Q5: make new words by rearranging the letters of the underlined words:</w:t>
+      </w:r>
+      <w:r>
+        <w:rPr>
+          <w:b/>
+          <w:bCs/>
+          <w:sz w:val="28"/>
+          <w:szCs w:val="28"/>
+        </w:rPr>
+        <w:tab/>
+        <w:t>(10)</w:t>
       </w:r>
     </w:p>
     <w:p>
@@ -1933,7 +2003,6 @@
           <w:sz w:val="28"/>
           <w:szCs w:val="28"/>
         </w:rPr>
-        <w:lastRenderedPageBreak/>
         <w:t xml:space="preserve">Change </w:t>
       </w:r>
       <w:r>
@@ -2034,196 +2103,1927 @@
         <w:rPr>
           <w:b/>
           <w:bCs/>
-          <w:sz w:val="28"/>
-          <w:szCs w:val="28"/>
+          <w:sz w:val="32"/>
+          <w:szCs w:val="32"/>
         </w:rPr>
       </w:pPr>
       <w:r>
         <w:rPr>
           <w:b/>
           <w:bCs/>
-          <w:sz w:val="28"/>
-          <w:szCs w:val="28"/>
+          <w:sz w:val="32"/>
+          <w:szCs w:val="32"/>
         </w:rPr>
         <w:t>Q6: complete the following words.</w:t>
       </w:r>
-    </w:p>
-    <w:p>
-      <w:pPr>
-        <w:rPr>
-          <w:sz w:val="28"/>
-          <w:szCs w:val="28"/>
-        </w:rPr>
-      </w:pPr>
-      <w:r>
-        <w:rPr>
-          <w:sz w:val="28"/>
-          <w:szCs w:val="28"/>
-        </w:rPr>
-        <w:t xml:space="preserve">1) </w:t>
-      </w:r>
-      <w:r>
-        <w:rPr>
-          <w:sz w:val="28"/>
-          <w:szCs w:val="28"/>
-        </w:rPr>
-        <w:t>_ _ change</w:t>
-      </w:r>
-    </w:p>
-    <w:p>
-      <w:pPr>
-        <w:rPr>
-          <w:sz w:val="28"/>
-          <w:szCs w:val="28"/>
-        </w:rPr>
-      </w:pPr>
-      <w:r>
-        <w:rPr>
-          <w:sz w:val="28"/>
-          <w:szCs w:val="28"/>
-        </w:rPr>
-        <w:t xml:space="preserve">2) </w:t>
-      </w:r>
-      <w:r>
-        <w:rPr>
-          <w:sz w:val="28"/>
-          <w:szCs w:val="28"/>
-        </w:rPr>
-        <w:t>Fes_ _ Val</w:t>
-      </w:r>
-    </w:p>
-    <w:p>
-      <w:pPr>
-        <w:rPr>
-          <w:sz w:val="28"/>
-          <w:szCs w:val="28"/>
-        </w:rPr>
-      </w:pPr>
-      <w:r>
-        <w:rPr>
-          <w:sz w:val="28"/>
-          <w:szCs w:val="28"/>
-        </w:rPr>
-        <w:t xml:space="preserve">3) </w:t>
-      </w:r>
-      <w:r>
-        <w:rPr>
-          <w:sz w:val="28"/>
-          <w:szCs w:val="28"/>
-        </w:rPr>
-        <w:t>H_ r_</w:t>
-      </w:r>
-    </w:p>
-    <w:p>
-      <w:pPr>
-        <w:rPr>
-          <w:sz w:val="28"/>
-          <w:szCs w:val="28"/>
-        </w:rPr>
-      </w:pPr>
-      <w:r>
-        <w:rPr>
-          <w:sz w:val="28"/>
-          <w:szCs w:val="28"/>
-        </w:rPr>
-        <w:t xml:space="preserve">4) </w:t>
-      </w:r>
-      <w:r>
-        <w:rPr>
-          <w:sz w:val="28"/>
-          <w:szCs w:val="28"/>
-        </w:rPr>
-        <w:t xml:space="preserve">Ce_ _ </w:t>
-      </w:r>
-      <w:proofErr w:type="spellStart"/>
-      <w:r>
-        <w:rPr>
-          <w:sz w:val="28"/>
-          <w:szCs w:val="28"/>
-        </w:rPr>
-        <w:t>brate</w:t>
-      </w:r>
-      <w:proofErr w:type="spellEnd"/>
-    </w:p>
-    <w:p>
-      <w:pPr>
-        <w:rPr>
-          <w:sz w:val="28"/>
-          <w:szCs w:val="28"/>
-        </w:rPr>
-      </w:pPr>
-      <w:r>
-        <w:rPr>
-          <w:sz w:val="28"/>
-          <w:szCs w:val="28"/>
-        </w:rPr>
-        <w:t xml:space="preserve">5) </w:t>
-      </w:r>
-      <w:proofErr w:type="spellStart"/>
-      <w:r>
-        <w:rPr>
-          <w:sz w:val="28"/>
-          <w:szCs w:val="28"/>
-        </w:rPr>
-        <w:t>D_co</w:t>
-      </w:r>
-      <w:proofErr w:type="spellEnd"/>
-      <w:r>
-        <w:rPr>
-          <w:sz w:val="28"/>
-          <w:szCs w:val="28"/>
-        </w:rPr>
-        <w:t xml:space="preserve">_ _ </w:t>
-      </w:r>
-      <w:proofErr w:type="spellStart"/>
-      <w:r>
-        <w:rPr>
-          <w:sz w:val="28"/>
-          <w:szCs w:val="28"/>
-        </w:rPr>
-        <w:t>te</w:t>
-      </w:r>
-      <w:proofErr w:type="spellEnd"/>
-    </w:p>
-    <w:p>
-      <w:pPr>
-        <w:rPr>
-          <w:sz w:val="28"/>
-          <w:szCs w:val="28"/>
-        </w:rPr>
-      </w:pPr>
-      <w:r>
-        <w:rPr>
-          <w:sz w:val="28"/>
-          <w:szCs w:val="28"/>
-        </w:rPr>
-        <w:t xml:space="preserve">6) </w:t>
-      </w:r>
-      <w:r>
-        <w:rPr>
-          <w:sz w:val="28"/>
-          <w:szCs w:val="28"/>
-        </w:rPr>
-        <w:t>G_ _ _ ting</w:t>
-      </w:r>
-    </w:p>
-    <w:p>
-      <w:pPr>
+      <w:r>
         <w:rPr>
           <w:b/>
           <w:bCs/>
-          <w:sz w:val="28"/>
-          <w:szCs w:val="28"/>
-        </w:rPr>
-      </w:pPr>
-      <w:r>
+          <w:sz w:val="32"/>
+          <w:szCs w:val="32"/>
+        </w:rPr>
+        <w:tab/>
+        <w:t>(6)</w:t>
+      </w:r>
+    </w:p>
+    <w:tbl>
+      <w:tblPr>
+        <w:tblStyle w:val="TableGrid"/>
+        <w:tblW w:w="9927" w:type="dxa"/>
+        <w:tblBorders>
+          <w:top w:val="none" w:sz="0" w:space="0" w:color="auto"/>
+          <w:left w:val="none" w:sz="0" w:space="0" w:color="auto"/>
+          <w:bottom w:val="none" w:sz="0" w:space="0" w:color="auto"/>
+          <w:right w:val="none" w:sz="0" w:space="0" w:color="auto"/>
+          <w:insideH w:val="none" w:sz="0" w:space="0" w:color="auto"/>
+          <w:insideV w:val="none" w:sz="0" w:space="0" w:color="auto"/>
+        </w:tblBorders>
+        <w:tblLook w:val="04A0" w:firstRow="1" w:lastRow="0" w:firstColumn="1" w:lastColumn="0" w:noHBand="0" w:noVBand="1"/>
+      </w:tblPr>
+      <w:tblGrid>
+        <w:gridCol w:w="443"/>
+        <w:gridCol w:w="560"/>
+        <w:gridCol w:w="557"/>
+        <w:gridCol w:w="367"/>
+        <w:gridCol w:w="65"/>
+        <w:gridCol w:w="325"/>
+        <w:gridCol w:w="107"/>
+        <w:gridCol w:w="267"/>
+        <w:gridCol w:w="165"/>
+        <w:gridCol w:w="230"/>
+        <w:gridCol w:w="165"/>
+        <w:gridCol w:w="230"/>
+        <w:gridCol w:w="165"/>
+        <w:gridCol w:w="227"/>
+        <w:gridCol w:w="163"/>
+        <w:gridCol w:w="187"/>
+        <w:gridCol w:w="165"/>
+        <w:gridCol w:w="277"/>
+        <w:gridCol w:w="165"/>
+        <w:gridCol w:w="190"/>
+        <w:gridCol w:w="165"/>
+        <w:gridCol w:w="277"/>
+        <w:gridCol w:w="165"/>
+        <w:gridCol w:w="222"/>
+        <w:gridCol w:w="165"/>
+        <w:gridCol w:w="109"/>
+        <w:gridCol w:w="220"/>
+        <w:gridCol w:w="140"/>
+        <w:gridCol w:w="227"/>
+        <w:gridCol w:w="235"/>
+        <w:gridCol w:w="165"/>
+        <w:gridCol w:w="209"/>
+        <w:gridCol w:w="165"/>
+        <w:gridCol w:w="183"/>
+        <w:gridCol w:w="162"/>
+        <w:gridCol w:w="187"/>
+        <w:gridCol w:w="165"/>
+        <w:gridCol w:w="277"/>
+        <w:gridCol w:w="165"/>
+        <w:gridCol w:w="225"/>
+        <w:gridCol w:w="164"/>
+        <w:gridCol w:w="109"/>
+        <w:gridCol w:w="165"/>
+        <w:gridCol w:w="204"/>
+        <w:gridCol w:w="164"/>
+        <w:gridCol w:w="273"/>
+      </w:tblGrid>
+      <w:tr>
+        <w:trPr>
+          <w:trHeight w:val="432"/>
+        </w:trPr>
+        <w:tc>
+          <w:tcPr>
+            <w:tcW w:w="443" w:type="dxa"/>
+            <w:tcBorders>
+              <w:right w:val="single" w:sz="4" w:space="0" w:color="auto"/>
+            </w:tcBorders>
+          </w:tcPr>
+          <w:p>
+            <w:pPr>
+              <w:rPr>
+                <w:rFonts w:asciiTheme="majorHAnsi" w:hAnsiTheme="majorHAnsi" w:cstheme="majorHAnsi"/>
+                <w:b/>
+                <w:bCs/>
+                <w:sz w:val="28"/>
+                <w:szCs w:val="28"/>
+              </w:rPr>
+            </w:pPr>
+            <w:r>
+              <w:rPr>
+                <w:rFonts w:asciiTheme="majorHAnsi" w:hAnsiTheme="majorHAnsi" w:cstheme="majorHAnsi"/>
+                <w:b/>
+                <w:bCs/>
+                <w:sz w:val="28"/>
+                <w:szCs w:val="28"/>
+              </w:rPr>
+              <w:t>1)</w:t>
+            </w:r>
+          </w:p>
+        </w:tc>
+        <w:tc>
+          <w:tcPr>
+            <w:tcW w:w="560" w:type="dxa"/>
+            <w:tcBorders>
+              <w:top w:val="single" w:sz="4" w:space="0" w:color="auto"/>
+              <w:left w:val="single" w:sz="4" w:space="0" w:color="auto"/>
+              <w:bottom w:val="single" w:sz="4" w:space="0" w:color="auto"/>
+              <w:right w:val="single" w:sz="4" w:space="0" w:color="auto"/>
+            </w:tcBorders>
+          </w:tcPr>
+          <w:p>
+            <w:pPr>
+              <w:rPr>
+                <w:rFonts w:asciiTheme="majorHAnsi" w:hAnsiTheme="majorHAnsi" w:cstheme="majorHAnsi"/>
+                <w:b/>
+                <w:bCs/>
+                <w:sz w:val="28"/>
+                <w:szCs w:val="28"/>
+              </w:rPr>
+            </w:pPr>
+          </w:p>
+        </w:tc>
+        <w:tc>
+          <w:tcPr>
+            <w:tcW w:w="557" w:type="dxa"/>
+            <w:tcBorders>
+              <w:top w:val="single" w:sz="4" w:space="0" w:color="auto"/>
+              <w:left w:val="single" w:sz="4" w:space="0" w:color="auto"/>
+              <w:bottom w:val="single" w:sz="4" w:space="0" w:color="auto"/>
+              <w:right w:val="single" w:sz="4" w:space="0" w:color="auto"/>
+            </w:tcBorders>
+          </w:tcPr>
+          <w:p>
+            <w:pPr>
+              <w:rPr>
+                <w:rFonts w:asciiTheme="majorHAnsi" w:hAnsiTheme="majorHAnsi" w:cstheme="majorHAnsi"/>
+                <w:b/>
+                <w:bCs/>
+                <w:sz w:val="28"/>
+                <w:szCs w:val="28"/>
+              </w:rPr>
+            </w:pPr>
+          </w:p>
+        </w:tc>
+        <w:tc>
+          <w:tcPr>
+            <w:tcW w:w="367" w:type="dxa"/>
+            <w:tcBorders>
+              <w:left w:val="single" w:sz="4" w:space="0" w:color="auto"/>
+              <w:bottom w:val="single" w:sz="4" w:space="0" w:color="auto"/>
+            </w:tcBorders>
+          </w:tcPr>
+          <w:p>
+            <w:pPr>
+              <w:rPr>
+                <w:rFonts w:asciiTheme="majorHAnsi" w:hAnsiTheme="majorHAnsi" w:cstheme="majorHAnsi"/>
+                <w:b/>
+                <w:bCs/>
+                <w:sz w:val="28"/>
+                <w:szCs w:val="28"/>
+              </w:rPr>
+            </w:pPr>
+            <w:r>
+              <w:rPr>
+                <w:rFonts w:asciiTheme="majorHAnsi" w:hAnsiTheme="majorHAnsi" w:cstheme="majorHAnsi"/>
+                <w:b/>
+                <w:bCs/>
+                <w:sz w:val="28"/>
+                <w:szCs w:val="28"/>
+              </w:rPr>
+              <w:t>C</w:t>
+            </w:r>
+          </w:p>
+        </w:tc>
+        <w:tc>
+          <w:tcPr>
+            <w:tcW w:w="390" w:type="dxa"/>
+            <w:gridSpan w:val="2"/>
+            <w:tcBorders>
+              <w:bottom w:val="single" w:sz="4" w:space="0" w:color="auto"/>
+            </w:tcBorders>
+          </w:tcPr>
+          <w:p>
+            <w:pPr>
+              <w:rPr>
+                <w:rFonts w:asciiTheme="majorHAnsi" w:hAnsiTheme="majorHAnsi" w:cstheme="majorHAnsi"/>
+                <w:b/>
+                <w:bCs/>
+                <w:sz w:val="28"/>
+                <w:szCs w:val="28"/>
+              </w:rPr>
+            </w:pPr>
+            <w:r>
+              <w:rPr>
+                <w:rFonts w:asciiTheme="majorHAnsi" w:hAnsiTheme="majorHAnsi" w:cstheme="majorHAnsi"/>
+                <w:b/>
+                <w:bCs/>
+                <w:sz w:val="28"/>
+                <w:szCs w:val="28"/>
+              </w:rPr>
+              <w:t>H</w:t>
+            </w:r>
+          </w:p>
+        </w:tc>
+        <w:tc>
+          <w:tcPr>
+            <w:tcW w:w="374" w:type="dxa"/>
+            <w:gridSpan w:val="2"/>
+            <w:tcBorders>
+              <w:bottom w:val="single" w:sz="4" w:space="0" w:color="auto"/>
+            </w:tcBorders>
+          </w:tcPr>
+          <w:p>
+            <w:pPr>
+              <w:rPr>
+                <w:rFonts w:asciiTheme="majorHAnsi" w:hAnsiTheme="majorHAnsi" w:cstheme="majorHAnsi"/>
+                <w:b/>
+                <w:bCs/>
+                <w:sz w:val="28"/>
+                <w:szCs w:val="28"/>
+              </w:rPr>
+            </w:pPr>
+            <w:r>
+              <w:rPr>
+                <w:rFonts w:asciiTheme="majorHAnsi" w:hAnsiTheme="majorHAnsi" w:cstheme="majorHAnsi"/>
+                <w:b/>
+                <w:bCs/>
+                <w:sz w:val="28"/>
+                <w:szCs w:val="28"/>
+              </w:rPr>
+              <w:t>A</w:t>
+            </w:r>
+          </w:p>
+        </w:tc>
+        <w:tc>
+          <w:tcPr>
+            <w:tcW w:w="395" w:type="dxa"/>
+            <w:gridSpan w:val="2"/>
+          </w:tcPr>
+          <w:p>
+            <w:pPr>
+              <w:rPr>
+                <w:rFonts w:asciiTheme="majorHAnsi" w:hAnsiTheme="majorHAnsi" w:cstheme="majorHAnsi"/>
+                <w:b/>
+                <w:bCs/>
+                <w:sz w:val="28"/>
+                <w:szCs w:val="28"/>
+              </w:rPr>
+            </w:pPr>
+            <w:r>
+              <w:rPr>
+                <w:rFonts w:asciiTheme="majorHAnsi" w:hAnsiTheme="majorHAnsi" w:cstheme="majorHAnsi"/>
+                <w:b/>
+                <w:bCs/>
+                <w:sz w:val="28"/>
+                <w:szCs w:val="28"/>
+              </w:rPr>
+              <w:t>N</w:t>
+            </w:r>
+          </w:p>
+        </w:tc>
+        <w:tc>
+          <w:tcPr>
+            <w:tcW w:w="395" w:type="dxa"/>
+            <w:gridSpan w:val="2"/>
+          </w:tcPr>
+          <w:p>
+            <w:pPr>
+              <w:rPr>
+                <w:rFonts w:asciiTheme="majorHAnsi" w:hAnsiTheme="majorHAnsi" w:cstheme="majorHAnsi"/>
+                <w:b/>
+                <w:bCs/>
+                <w:sz w:val="28"/>
+                <w:szCs w:val="28"/>
+              </w:rPr>
+            </w:pPr>
+            <w:r>
+              <w:rPr>
+                <w:rFonts w:asciiTheme="majorHAnsi" w:hAnsiTheme="majorHAnsi" w:cstheme="majorHAnsi"/>
+                <w:b/>
+                <w:bCs/>
+                <w:sz w:val="28"/>
+                <w:szCs w:val="28"/>
+              </w:rPr>
+              <w:t>G</w:t>
+            </w:r>
+          </w:p>
+        </w:tc>
+        <w:tc>
+          <w:tcPr>
+            <w:tcW w:w="392" w:type="dxa"/>
+            <w:gridSpan w:val="2"/>
+          </w:tcPr>
+          <w:p>
+            <w:pPr>
+              <w:rPr>
+                <w:rFonts w:asciiTheme="majorHAnsi" w:hAnsiTheme="majorHAnsi" w:cstheme="majorHAnsi"/>
+                <w:b/>
+                <w:bCs/>
+                <w:sz w:val="28"/>
+                <w:szCs w:val="28"/>
+              </w:rPr>
+            </w:pPr>
+            <w:r>
+              <w:rPr>
+                <w:rFonts w:asciiTheme="majorHAnsi" w:hAnsiTheme="majorHAnsi" w:cstheme="majorHAnsi"/>
+                <w:b/>
+                <w:bCs/>
+                <w:sz w:val="28"/>
+                <w:szCs w:val="28"/>
+              </w:rPr>
+              <w:t>E</w:t>
+            </w:r>
+          </w:p>
+        </w:tc>
+        <w:tc>
+          <w:tcPr>
+            <w:tcW w:w="350" w:type="dxa"/>
+            <w:gridSpan w:val="2"/>
+          </w:tcPr>
+          <w:p>
+            <w:pPr>
+              <w:rPr>
+                <w:rFonts w:asciiTheme="majorHAnsi" w:hAnsiTheme="majorHAnsi" w:cstheme="majorHAnsi"/>
+                <w:b/>
+                <w:bCs/>
+                <w:sz w:val="28"/>
+                <w:szCs w:val="28"/>
+              </w:rPr>
+            </w:pPr>
+          </w:p>
+        </w:tc>
+        <w:tc>
+          <w:tcPr>
+            <w:tcW w:w="442" w:type="dxa"/>
+            <w:gridSpan w:val="2"/>
+          </w:tcPr>
+          <w:p>
+            <w:pPr>
+              <w:rPr>
+                <w:rFonts w:asciiTheme="majorHAnsi" w:hAnsiTheme="majorHAnsi" w:cstheme="majorHAnsi"/>
+                <w:b/>
+                <w:bCs/>
+                <w:sz w:val="28"/>
+                <w:szCs w:val="28"/>
+              </w:rPr>
+            </w:pPr>
+            <w:r>
+              <w:rPr>
+                <w:rFonts w:asciiTheme="majorHAnsi" w:hAnsiTheme="majorHAnsi" w:cstheme="majorHAnsi"/>
+                <w:b/>
+                <w:bCs/>
+                <w:sz w:val="28"/>
+                <w:szCs w:val="28"/>
+              </w:rPr>
+              <w:t>2)</w:t>
+            </w:r>
+          </w:p>
+        </w:tc>
+        <w:tc>
+          <w:tcPr>
+            <w:tcW w:w="355" w:type="dxa"/>
+            <w:gridSpan w:val="2"/>
+          </w:tcPr>
+          <w:p>
+            <w:pPr>
+              <w:rPr>
+                <w:rFonts w:asciiTheme="majorHAnsi" w:hAnsiTheme="majorHAnsi" w:cstheme="majorHAnsi"/>
+                <w:b/>
+                <w:bCs/>
+                <w:sz w:val="28"/>
+                <w:szCs w:val="28"/>
+              </w:rPr>
+            </w:pPr>
+            <w:r>
+              <w:rPr>
+                <w:rFonts w:asciiTheme="majorHAnsi" w:hAnsiTheme="majorHAnsi" w:cstheme="majorHAnsi"/>
+                <w:b/>
+                <w:bCs/>
+                <w:sz w:val="28"/>
+                <w:szCs w:val="28"/>
+              </w:rPr>
+              <w:t>F</w:t>
+            </w:r>
+          </w:p>
+        </w:tc>
+        <w:tc>
+          <w:tcPr>
+            <w:tcW w:w="442" w:type="dxa"/>
+            <w:gridSpan w:val="2"/>
+          </w:tcPr>
+          <w:p>
+            <w:pPr>
+              <w:rPr>
+                <w:rFonts w:asciiTheme="majorHAnsi" w:hAnsiTheme="majorHAnsi" w:cstheme="majorHAnsi"/>
+                <w:b/>
+                <w:bCs/>
+                <w:sz w:val="28"/>
+                <w:szCs w:val="28"/>
+              </w:rPr>
+            </w:pPr>
+            <w:r>
+              <w:rPr>
+                <w:rFonts w:asciiTheme="majorHAnsi" w:hAnsiTheme="majorHAnsi" w:cstheme="majorHAnsi"/>
+                <w:b/>
+                <w:bCs/>
+                <w:sz w:val="28"/>
+                <w:szCs w:val="28"/>
+              </w:rPr>
+              <w:t>E</w:t>
+            </w:r>
+          </w:p>
+        </w:tc>
+        <w:tc>
+          <w:tcPr>
+            <w:tcW w:w="387" w:type="dxa"/>
+            <w:gridSpan w:val="2"/>
+            <w:tcBorders>
+              <w:right w:val="single" w:sz="4" w:space="0" w:color="auto"/>
+            </w:tcBorders>
+          </w:tcPr>
+          <w:p>
+            <w:pPr>
+              <w:rPr>
+                <w:rFonts w:asciiTheme="majorHAnsi" w:hAnsiTheme="majorHAnsi" w:cstheme="majorHAnsi"/>
+                <w:b/>
+                <w:bCs/>
+                <w:sz w:val="28"/>
+                <w:szCs w:val="28"/>
+              </w:rPr>
+            </w:pPr>
+            <w:r>
+              <w:rPr>
+                <w:rFonts w:asciiTheme="majorHAnsi" w:hAnsiTheme="majorHAnsi" w:cstheme="majorHAnsi"/>
+                <w:b/>
+                <w:bCs/>
+                <w:sz w:val="28"/>
+                <w:szCs w:val="28"/>
+              </w:rPr>
+              <w:t>S</w:t>
+            </w:r>
+          </w:p>
+        </w:tc>
+        <w:tc>
+          <w:tcPr>
+            <w:tcW w:w="274" w:type="dxa"/>
+            <w:gridSpan w:val="2"/>
+            <w:tcBorders>
+              <w:top w:val="single" w:sz="4" w:space="0" w:color="auto"/>
+              <w:left w:val="single" w:sz="4" w:space="0" w:color="auto"/>
+              <w:bottom w:val="single" w:sz="4" w:space="0" w:color="auto"/>
+              <w:right w:val="single" w:sz="4" w:space="0" w:color="auto"/>
+            </w:tcBorders>
+          </w:tcPr>
+          <w:p>
+            <w:pPr>
+              <w:rPr>
+                <w:rFonts w:asciiTheme="majorHAnsi" w:hAnsiTheme="majorHAnsi" w:cstheme="majorHAnsi"/>
+                <w:b/>
+                <w:bCs/>
+                <w:sz w:val="28"/>
+                <w:szCs w:val="28"/>
+              </w:rPr>
+            </w:pPr>
+          </w:p>
+        </w:tc>
+        <w:tc>
+          <w:tcPr>
+            <w:tcW w:w="360" w:type="dxa"/>
+            <w:gridSpan w:val="2"/>
+            <w:tcBorders>
+              <w:top w:val="single" w:sz="4" w:space="0" w:color="auto"/>
+              <w:left w:val="single" w:sz="4" w:space="0" w:color="auto"/>
+              <w:bottom w:val="single" w:sz="4" w:space="0" w:color="auto"/>
+              <w:right w:val="single" w:sz="4" w:space="0" w:color="auto"/>
+            </w:tcBorders>
+          </w:tcPr>
+          <w:p>
+            <w:pPr>
+              <w:rPr>
+                <w:rFonts w:asciiTheme="majorHAnsi" w:hAnsiTheme="majorHAnsi" w:cstheme="majorHAnsi"/>
+                <w:b/>
+                <w:bCs/>
+                <w:sz w:val="28"/>
+                <w:szCs w:val="28"/>
+              </w:rPr>
+            </w:pPr>
+          </w:p>
+        </w:tc>
+        <w:tc>
+          <w:tcPr>
+            <w:tcW w:w="462" w:type="dxa"/>
+            <w:gridSpan w:val="2"/>
+            <w:tcBorders>
+              <w:left w:val="single" w:sz="4" w:space="0" w:color="auto"/>
+            </w:tcBorders>
+          </w:tcPr>
+          <w:p>
+            <w:pPr>
+              <w:rPr>
+                <w:rFonts w:asciiTheme="majorHAnsi" w:hAnsiTheme="majorHAnsi" w:cstheme="majorHAnsi"/>
+                <w:b/>
+                <w:bCs/>
+                <w:sz w:val="28"/>
+                <w:szCs w:val="28"/>
+              </w:rPr>
+            </w:pPr>
+            <w:r>
+              <w:rPr>
+                <w:rFonts w:asciiTheme="majorHAnsi" w:hAnsiTheme="majorHAnsi" w:cstheme="majorHAnsi"/>
+                <w:b/>
+                <w:bCs/>
+                <w:sz w:val="28"/>
+                <w:szCs w:val="28"/>
+              </w:rPr>
+              <w:t>V</w:t>
+            </w:r>
+          </w:p>
+        </w:tc>
+        <w:tc>
+          <w:tcPr>
+            <w:tcW w:w="374" w:type="dxa"/>
+            <w:gridSpan w:val="2"/>
+            <w:tcBorders>
+              <w:bottom w:val="single" w:sz="4" w:space="0" w:color="auto"/>
+            </w:tcBorders>
+          </w:tcPr>
+          <w:p>
+            <w:pPr>
+              <w:rPr>
+                <w:rFonts w:asciiTheme="majorHAnsi" w:hAnsiTheme="majorHAnsi" w:cstheme="majorHAnsi"/>
+                <w:b/>
+                <w:bCs/>
+                <w:sz w:val="28"/>
+                <w:szCs w:val="28"/>
+              </w:rPr>
+            </w:pPr>
+            <w:r>
+              <w:rPr>
+                <w:rFonts w:asciiTheme="majorHAnsi" w:hAnsiTheme="majorHAnsi" w:cstheme="majorHAnsi"/>
+                <w:b/>
+                <w:bCs/>
+                <w:sz w:val="28"/>
+                <w:szCs w:val="28"/>
+              </w:rPr>
+              <w:t>A</w:t>
+            </w:r>
+          </w:p>
+        </w:tc>
+        <w:tc>
+          <w:tcPr>
+            <w:tcW w:w="348" w:type="dxa"/>
+            <w:gridSpan w:val="2"/>
+            <w:tcBorders>
+              <w:bottom w:val="single" w:sz="4" w:space="0" w:color="auto"/>
+            </w:tcBorders>
+          </w:tcPr>
+          <w:p>
+            <w:pPr>
+              <w:rPr>
+                <w:rFonts w:asciiTheme="majorHAnsi" w:hAnsiTheme="majorHAnsi" w:cstheme="majorHAnsi"/>
+                <w:b/>
+                <w:bCs/>
+                <w:sz w:val="28"/>
+                <w:szCs w:val="28"/>
+              </w:rPr>
+            </w:pPr>
+            <w:r>
+              <w:rPr>
+                <w:rFonts w:asciiTheme="majorHAnsi" w:hAnsiTheme="majorHAnsi" w:cstheme="majorHAnsi"/>
+                <w:b/>
+                <w:bCs/>
+                <w:sz w:val="28"/>
+                <w:szCs w:val="28"/>
+              </w:rPr>
+              <w:t>L</w:t>
+            </w:r>
+          </w:p>
+        </w:tc>
+        <w:tc>
+          <w:tcPr>
+            <w:tcW w:w="349" w:type="dxa"/>
+            <w:gridSpan w:val="2"/>
+          </w:tcPr>
+          <w:p>
+            <w:pPr>
+              <w:rPr>
+                <w:rFonts w:asciiTheme="majorHAnsi" w:hAnsiTheme="majorHAnsi" w:cstheme="majorHAnsi"/>
+                <w:b/>
+                <w:bCs/>
+                <w:sz w:val="28"/>
+                <w:szCs w:val="28"/>
+              </w:rPr>
+            </w:pPr>
+          </w:p>
+        </w:tc>
+        <w:tc>
+          <w:tcPr>
+            <w:tcW w:w="442" w:type="dxa"/>
+            <w:gridSpan w:val="2"/>
+          </w:tcPr>
+          <w:p>
+            <w:pPr>
+              <w:rPr>
+                <w:rFonts w:asciiTheme="majorHAnsi" w:hAnsiTheme="majorHAnsi" w:cstheme="majorHAnsi"/>
+                <w:b/>
+                <w:bCs/>
+                <w:sz w:val="28"/>
+                <w:szCs w:val="28"/>
+              </w:rPr>
+            </w:pPr>
+            <w:r>
+              <w:rPr>
+                <w:rFonts w:asciiTheme="majorHAnsi" w:hAnsiTheme="majorHAnsi" w:cstheme="majorHAnsi"/>
+                <w:b/>
+                <w:bCs/>
+                <w:sz w:val="28"/>
+                <w:szCs w:val="28"/>
+              </w:rPr>
+              <w:t>3)</w:t>
+            </w:r>
+          </w:p>
+        </w:tc>
+        <w:tc>
+          <w:tcPr>
+            <w:tcW w:w="390" w:type="dxa"/>
+            <w:gridSpan w:val="2"/>
+            <w:tcBorders>
+              <w:right w:val="single" w:sz="4" w:space="0" w:color="auto"/>
+            </w:tcBorders>
+          </w:tcPr>
+          <w:p>
+            <w:pPr>
+              <w:rPr>
+                <w:rFonts w:asciiTheme="majorHAnsi" w:hAnsiTheme="majorHAnsi" w:cstheme="majorHAnsi"/>
+                <w:b/>
+                <w:bCs/>
+                <w:sz w:val="28"/>
+                <w:szCs w:val="28"/>
+              </w:rPr>
+            </w:pPr>
+            <w:r>
+              <w:rPr>
+                <w:rFonts w:asciiTheme="majorHAnsi" w:hAnsiTheme="majorHAnsi" w:cstheme="majorHAnsi"/>
+                <w:b/>
+                <w:bCs/>
+                <w:sz w:val="28"/>
+                <w:szCs w:val="28"/>
+              </w:rPr>
+              <w:t>H</w:t>
+            </w:r>
+          </w:p>
+        </w:tc>
+        <w:tc>
+          <w:tcPr>
+            <w:tcW w:w="273" w:type="dxa"/>
+            <w:gridSpan w:val="2"/>
+            <w:tcBorders>
+              <w:top w:val="single" w:sz="4" w:space="0" w:color="auto"/>
+              <w:left w:val="single" w:sz="4" w:space="0" w:color="auto"/>
+              <w:bottom w:val="single" w:sz="4" w:space="0" w:color="auto"/>
+              <w:right w:val="single" w:sz="4" w:space="0" w:color="auto"/>
+            </w:tcBorders>
+          </w:tcPr>
+          <w:p>
+            <w:pPr>
+              <w:rPr>
+                <w:rFonts w:asciiTheme="majorHAnsi" w:hAnsiTheme="majorHAnsi" w:cstheme="majorHAnsi"/>
+                <w:b/>
+                <w:bCs/>
+                <w:sz w:val="28"/>
+                <w:szCs w:val="28"/>
+              </w:rPr>
+            </w:pPr>
+          </w:p>
+        </w:tc>
+        <w:tc>
+          <w:tcPr>
+            <w:tcW w:w="369" w:type="dxa"/>
+            <w:gridSpan w:val="2"/>
+            <w:tcBorders>
+              <w:left w:val="single" w:sz="4" w:space="0" w:color="auto"/>
+              <w:right w:val="single" w:sz="4" w:space="0" w:color="auto"/>
+            </w:tcBorders>
+          </w:tcPr>
+          <w:p>
+            <w:pPr>
+              <w:rPr>
+                <w:rFonts w:asciiTheme="majorHAnsi" w:hAnsiTheme="majorHAnsi" w:cstheme="majorHAnsi"/>
+                <w:b/>
+                <w:bCs/>
+                <w:sz w:val="28"/>
+                <w:szCs w:val="28"/>
+              </w:rPr>
+            </w:pPr>
+            <w:r>
+              <w:rPr>
+                <w:rFonts w:asciiTheme="majorHAnsi" w:hAnsiTheme="majorHAnsi" w:cstheme="majorHAnsi"/>
+                <w:b/>
+                <w:bCs/>
+                <w:sz w:val="28"/>
+                <w:szCs w:val="28"/>
+              </w:rPr>
+              <w:t>R</w:t>
+            </w:r>
+          </w:p>
+        </w:tc>
+        <w:tc>
+          <w:tcPr>
+            <w:tcW w:w="437" w:type="dxa"/>
+            <w:gridSpan w:val="2"/>
+            <w:tcBorders>
+              <w:top w:val="single" w:sz="4" w:space="0" w:color="auto"/>
+              <w:left w:val="single" w:sz="4" w:space="0" w:color="auto"/>
+              <w:bottom w:val="single" w:sz="4" w:space="0" w:color="auto"/>
+              <w:right w:val="single" w:sz="4" w:space="0" w:color="auto"/>
+            </w:tcBorders>
+          </w:tcPr>
+          <w:p>
+            <w:pPr>
+              <w:rPr>
+                <w:rFonts w:asciiTheme="majorHAnsi" w:hAnsiTheme="majorHAnsi" w:cstheme="majorHAnsi"/>
+                <w:b/>
+                <w:bCs/>
+                <w:sz w:val="28"/>
+                <w:szCs w:val="28"/>
+              </w:rPr>
+            </w:pPr>
+          </w:p>
+        </w:tc>
+      </w:tr>
+      <w:tr>
+        <w:trPr>
+          <w:trHeight w:val="432"/>
+        </w:trPr>
+        <w:tc>
+          <w:tcPr>
+            <w:tcW w:w="443" w:type="dxa"/>
+          </w:tcPr>
+          <w:p>
+            <w:pPr>
+              <w:rPr>
+                <w:rFonts w:asciiTheme="majorHAnsi" w:hAnsiTheme="majorHAnsi" w:cstheme="majorHAnsi"/>
+                <w:b/>
+                <w:bCs/>
+                <w:sz w:val="28"/>
+                <w:szCs w:val="28"/>
+              </w:rPr>
+            </w:pPr>
+            <w:r>
+              <w:rPr>
+                <w:rFonts w:asciiTheme="majorHAnsi" w:hAnsiTheme="majorHAnsi" w:cstheme="majorHAnsi"/>
+                <w:b/>
+                <w:bCs/>
+                <w:sz w:val="28"/>
+                <w:szCs w:val="28"/>
+              </w:rPr>
+              <w:t>3)</w:t>
+            </w:r>
+          </w:p>
+        </w:tc>
+        <w:tc>
+          <w:tcPr>
+            <w:tcW w:w="560" w:type="dxa"/>
+            <w:tcBorders>
+              <w:top w:val="single" w:sz="4" w:space="0" w:color="auto"/>
+            </w:tcBorders>
+          </w:tcPr>
+          <w:p>
+            <w:pPr>
+              <w:rPr>
+                <w:rFonts w:asciiTheme="majorHAnsi" w:hAnsiTheme="majorHAnsi" w:cstheme="majorHAnsi"/>
+                <w:b/>
+                <w:bCs/>
+                <w:sz w:val="28"/>
+                <w:szCs w:val="28"/>
+              </w:rPr>
+            </w:pPr>
+            <w:r>
+              <w:rPr>
+                <w:rFonts w:asciiTheme="majorHAnsi" w:hAnsiTheme="majorHAnsi" w:cstheme="majorHAnsi"/>
+                <w:b/>
+                <w:bCs/>
+                <w:sz w:val="28"/>
+                <w:szCs w:val="28"/>
+              </w:rPr>
+              <w:t>C</w:t>
+            </w:r>
+          </w:p>
+        </w:tc>
+        <w:tc>
+          <w:tcPr>
+            <w:tcW w:w="557" w:type="dxa"/>
+            <w:tcBorders>
+              <w:top w:val="single" w:sz="4" w:space="0" w:color="auto"/>
+              <w:bottom w:val="single" w:sz="4" w:space="0" w:color="auto"/>
+              <w:right w:val="single" w:sz="4" w:space="0" w:color="auto"/>
+            </w:tcBorders>
+          </w:tcPr>
+          <w:p>
+            <w:pPr>
+              <w:rPr>
+                <w:rFonts w:asciiTheme="majorHAnsi" w:hAnsiTheme="majorHAnsi" w:cstheme="majorHAnsi"/>
+                <w:b/>
+                <w:bCs/>
+                <w:sz w:val="28"/>
+                <w:szCs w:val="28"/>
+              </w:rPr>
+            </w:pPr>
+            <w:r>
+              <w:rPr>
+                <w:rFonts w:asciiTheme="majorHAnsi" w:hAnsiTheme="majorHAnsi" w:cstheme="majorHAnsi"/>
+                <w:b/>
+                <w:bCs/>
+                <w:sz w:val="28"/>
+                <w:szCs w:val="28"/>
+              </w:rPr>
+              <w:t>E</w:t>
+            </w:r>
+          </w:p>
+        </w:tc>
+        <w:tc>
+          <w:tcPr>
+            <w:tcW w:w="432" w:type="dxa"/>
+            <w:gridSpan w:val="2"/>
+            <w:tcBorders>
+              <w:top w:val="single" w:sz="4" w:space="0" w:color="auto"/>
+              <w:left w:val="single" w:sz="4" w:space="0" w:color="auto"/>
+              <w:bottom w:val="single" w:sz="4" w:space="0" w:color="auto"/>
+              <w:right w:val="single" w:sz="4" w:space="0" w:color="auto"/>
+            </w:tcBorders>
+          </w:tcPr>
+          <w:p>
+            <w:pPr>
+              <w:rPr>
+                <w:rFonts w:asciiTheme="majorHAnsi" w:hAnsiTheme="majorHAnsi" w:cstheme="majorHAnsi"/>
+                <w:b/>
+                <w:bCs/>
+                <w:sz w:val="28"/>
+                <w:szCs w:val="28"/>
+              </w:rPr>
+            </w:pPr>
+          </w:p>
+        </w:tc>
+        <w:tc>
+          <w:tcPr>
+            <w:tcW w:w="432" w:type="dxa"/>
+            <w:gridSpan w:val="2"/>
+            <w:tcBorders>
+              <w:top w:val="single" w:sz="4" w:space="0" w:color="auto"/>
+              <w:left w:val="single" w:sz="4" w:space="0" w:color="auto"/>
+              <w:bottom w:val="single" w:sz="4" w:space="0" w:color="auto"/>
+              <w:right w:val="single" w:sz="4" w:space="0" w:color="auto"/>
+            </w:tcBorders>
+          </w:tcPr>
+          <w:p>
+            <w:pPr>
+              <w:rPr>
+                <w:rFonts w:asciiTheme="majorHAnsi" w:hAnsiTheme="majorHAnsi" w:cstheme="majorHAnsi"/>
+                <w:b/>
+                <w:bCs/>
+                <w:sz w:val="28"/>
+                <w:szCs w:val="28"/>
+              </w:rPr>
+            </w:pPr>
+          </w:p>
+        </w:tc>
+        <w:tc>
+          <w:tcPr>
+            <w:tcW w:w="432" w:type="dxa"/>
+            <w:gridSpan w:val="2"/>
+            <w:tcBorders>
+              <w:top w:val="single" w:sz="4" w:space="0" w:color="auto"/>
+              <w:left w:val="single" w:sz="4" w:space="0" w:color="auto"/>
+              <w:bottom w:val="single" w:sz="4" w:space="0" w:color="auto"/>
+              <w:right w:val="single" w:sz="4" w:space="0" w:color="auto"/>
+            </w:tcBorders>
+          </w:tcPr>
+          <w:p>
+            <w:pPr>
+              <w:rPr>
+                <w:rFonts w:asciiTheme="majorHAnsi" w:hAnsiTheme="majorHAnsi" w:cstheme="majorHAnsi"/>
+                <w:b/>
+                <w:bCs/>
+                <w:sz w:val="28"/>
+                <w:szCs w:val="28"/>
+              </w:rPr>
+            </w:pPr>
+          </w:p>
+        </w:tc>
+        <w:tc>
+          <w:tcPr>
+            <w:tcW w:w="395" w:type="dxa"/>
+            <w:gridSpan w:val="2"/>
+            <w:tcBorders>
+              <w:left w:val="single" w:sz="4" w:space="0" w:color="auto"/>
+            </w:tcBorders>
+          </w:tcPr>
+          <w:p>
+            <w:pPr>
+              <w:rPr>
+                <w:rFonts w:asciiTheme="majorHAnsi" w:hAnsiTheme="majorHAnsi" w:cstheme="majorHAnsi"/>
+                <w:b/>
+                <w:bCs/>
+                <w:sz w:val="28"/>
+                <w:szCs w:val="28"/>
+              </w:rPr>
+            </w:pPr>
+            <w:r>
+              <w:rPr>
+                <w:rFonts w:asciiTheme="majorHAnsi" w:hAnsiTheme="majorHAnsi" w:cstheme="majorHAnsi"/>
+                <w:b/>
+                <w:bCs/>
+                <w:sz w:val="28"/>
+                <w:szCs w:val="28"/>
+              </w:rPr>
+              <w:t>B</w:t>
+            </w:r>
+          </w:p>
+        </w:tc>
+        <w:tc>
+          <w:tcPr>
+            <w:tcW w:w="395" w:type="dxa"/>
+            <w:gridSpan w:val="2"/>
+          </w:tcPr>
+          <w:p>
+            <w:pPr>
+              <w:rPr>
+                <w:rFonts w:asciiTheme="majorHAnsi" w:hAnsiTheme="majorHAnsi" w:cstheme="majorHAnsi"/>
+                <w:b/>
+                <w:bCs/>
+                <w:sz w:val="28"/>
+                <w:szCs w:val="28"/>
+              </w:rPr>
+            </w:pPr>
+            <w:r>
+              <w:rPr>
+                <w:rFonts w:asciiTheme="majorHAnsi" w:hAnsiTheme="majorHAnsi" w:cstheme="majorHAnsi"/>
+                <w:b/>
+                <w:bCs/>
+                <w:sz w:val="28"/>
+                <w:szCs w:val="28"/>
+              </w:rPr>
+              <w:t>R</w:t>
+            </w:r>
+          </w:p>
+        </w:tc>
+        <w:tc>
+          <w:tcPr>
+            <w:tcW w:w="390" w:type="dxa"/>
+            <w:gridSpan w:val="2"/>
+          </w:tcPr>
+          <w:p>
+            <w:pPr>
+              <w:rPr>
+                <w:rFonts w:asciiTheme="majorHAnsi" w:hAnsiTheme="majorHAnsi" w:cstheme="majorHAnsi"/>
+                <w:b/>
+                <w:bCs/>
+                <w:sz w:val="28"/>
+                <w:szCs w:val="28"/>
+              </w:rPr>
+            </w:pPr>
+            <w:r>
+              <w:rPr>
+                <w:rFonts w:asciiTheme="majorHAnsi" w:hAnsiTheme="majorHAnsi" w:cstheme="majorHAnsi"/>
+                <w:b/>
+                <w:bCs/>
+                <w:sz w:val="28"/>
+                <w:szCs w:val="28"/>
+              </w:rPr>
+              <w:t>A</w:t>
+            </w:r>
+          </w:p>
+        </w:tc>
+        <w:tc>
+          <w:tcPr>
+            <w:tcW w:w="352" w:type="dxa"/>
+            <w:gridSpan w:val="2"/>
+          </w:tcPr>
+          <w:p>
+            <w:pPr>
+              <w:rPr>
+                <w:rFonts w:asciiTheme="majorHAnsi" w:hAnsiTheme="majorHAnsi" w:cstheme="majorHAnsi"/>
+                <w:b/>
+                <w:bCs/>
+                <w:sz w:val="28"/>
+                <w:szCs w:val="28"/>
+              </w:rPr>
+            </w:pPr>
+            <w:r>
+              <w:rPr>
+                <w:rFonts w:asciiTheme="majorHAnsi" w:hAnsiTheme="majorHAnsi" w:cstheme="majorHAnsi"/>
+                <w:b/>
+                <w:bCs/>
+                <w:sz w:val="28"/>
+                <w:szCs w:val="28"/>
+              </w:rPr>
+              <w:t>T</w:t>
+            </w:r>
+          </w:p>
+        </w:tc>
+        <w:tc>
+          <w:tcPr>
+            <w:tcW w:w="442" w:type="dxa"/>
+            <w:gridSpan w:val="2"/>
+          </w:tcPr>
+          <w:p>
+            <w:pPr>
+              <w:rPr>
+                <w:rFonts w:asciiTheme="majorHAnsi" w:hAnsiTheme="majorHAnsi" w:cstheme="majorHAnsi"/>
+                <w:b/>
+                <w:bCs/>
+                <w:sz w:val="28"/>
+                <w:szCs w:val="28"/>
+              </w:rPr>
+            </w:pPr>
+            <w:r>
+              <w:rPr>
+                <w:rFonts w:asciiTheme="majorHAnsi" w:hAnsiTheme="majorHAnsi" w:cstheme="majorHAnsi"/>
+                <w:b/>
+                <w:bCs/>
+                <w:sz w:val="28"/>
+                <w:szCs w:val="28"/>
+              </w:rPr>
+              <w:t>E</w:t>
+            </w:r>
+          </w:p>
+        </w:tc>
+        <w:tc>
+          <w:tcPr>
+            <w:tcW w:w="355" w:type="dxa"/>
+            <w:gridSpan w:val="2"/>
+          </w:tcPr>
+          <w:p>
+            <w:pPr>
+              <w:rPr>
+                <w:rFonts w:asciiTheme="majorHAnsi" w:hAnsiTheme="majorHAnsi" w:cstheme="majorHAnsi"/>
+                <w:b/>
+                <w:bCs/>
+                <w:sz w:val="28"/>
+                <w:szCs w:val="28"/>
+              </w:rPr>
+            </w:pPr>
+          </w:p>
+        </w:tc>
+        <w:tc>
+          <w:tcPr>
+            <w:tcW w:w="442" w:type="dxa"/>
+            <w:gridSpan w:val="2"/>
+          </w:tcPr>
+          <w:p>
+            <w:pPr>
+              <w:rPr>
+                <w:rFonts w:asciiTheme="majorHAnsi" w:hAnsiTheme="majorHAnsi" w:cstheme="majorHAnsi"/>
+                <w:b/>
+                <w:bCs/>
+                <w:sz w:val="28"/>
+                <w:szCs w:val="28"/>
+              </w:rPr>
+            </w:pPr>
+            <w:r>
+              <w:rPr>
+                <w:rFonts w:asciiTheme="majorHAnsi" w:hAnsiTheme="majorHAnsi" w:cstheme="majorHAnsi"/>
+                <w:b/>
+                <w:bCs/>
+                <w:sz w:val="28"/>
+                <w:szCs w:val="28"/>
+              </w:rPr>
+              <w:t>4)</w:t>
+            </w:r>
+          </w:p>
+        </w:tc>
+        <w:tc>
+          <w:tcPr>
+            <w:tcW w:w="387" w:type="dxa"/>
+            <w:gridSpan w:val="2"/>
+            <w:tcBorders>
+              <w:right w:val="single" w:sz="4" w:space="0" w:color="auto"/>
+            </w:tcBorders>
+          </w:tcPr>
+          <w:p>
+            <w:pPr>
+              <w:rPr>
+                <w:rFonts w:asciiTheme="majorHAnsi" w:hAnsiTheme="majorHAnsi" w:cstheme="majorHAnsi"/>
+                <w:b/>
+                <w:bCs/>
+                <w:sz w:val="28"/>
+                <w:szCs w:val="28"/>
+              </w:rPr>
+            </w:pPr>
+            <w:r>
+              <w:rPr>
+                <w:rFonts w:asciiTheme="majorHAnsi" w:hAnsiTheme="majorHAnsi" w:cstheme="majorHAnsi"/>
+                <w:b/>
+                <w:bCs/>
+                <w:sz w:val="28"/>
+                <w:szCs w:val="28"/>
+              </w:rPr>
+              <w:t>D</w:t>
+            </w:r>
+          </w:p>
+        </w:tc>
+        <w:tc>
+          <w:tcPr>
+            <w:tcW w:w="329" w:type="dxa"/>
+            <w:gridSpan w:val="2"/>
+            <w:tcBorders>
+              <w:top w:val="single" w:sz="4" w:space="0" w:color="auto"/>
+              <w:left w:val="single" w:sz="4" w:space="0" w:color="auto"/>
+              <w:bottom w:val="single" w:sz="4" w:space="0" w:color="auto"/>
+              <w:right w:val="single" w:sz="4" w:space="0" w:color="auto"/>
+            </w:tcBorders>
+          </w:tcPr>
+          <w:p>
+            <w:pPr>
+              <w:rPr>
+                <w:rFonts w:asciiTheme="majorHAnsi" w:hAnsiTheme="majorHAnsi" w:cstheme="majorHAnsi"/>
+                <w:b/>
+                <w:bCs/>
+                <w:sz w:val="28"/>
+                <w:szCs w:val="28"/>
+              </w:rPr>
+            </w:pPr>
+          </w:p>
+        </w:tc>
+        <w:tc>
+          <w:tcPr>
+            <w:tcW w:w="367" w:type="dxa"/>
+            <w:gridSpan w:val="2"/>
+            <w:tcBorders>
+              <w:top w:val="single" w:sz="4" w:space="0" w:color="auto"/>
+              <w:left w:val="single" w:sz="4" w:space="0" w:color="auto"/>
+            </w:tcBorders>
+          </w:tcPr>
+          <w:p>
+            <w:pPr>
+              <w:rPr>
+                <w:rFonts w:asciiTheme="majorHAnsi" w:hAnsiTheme="majorHAnsi" w:cstheme="majorHAnsi"/>
+                <w:b/>
+                <w:bCs/>
+                <w:sz w:val="28"/>
+                <w:szCs w:val="28"/>
+              </w:rPr>
+            </w:pPr>
+            <w:r>
+              <w:rPr>
+                <w:rFonts w:asciiTheme="majorHAnsi" w:hAnsiTheme="majorHAnsi" w:cstheme="majorHAnsi"/>
+                <w:b/>
+                <w:bCs/>
+                <w:sz w:val="28"/>
+                <w:szCs w:val="28"/>
+              </w:rPr>
+              <w:t>C</w:t>
+            </w:r>
+          </w:p>
+        </w:tc>
+        <w:tc>
+          <w:tcPr>
+            <w:tcW w:w="400" w:type="dxa"/>
+            <w:gridSpan w:val="2"/>
+            <w:tcBorders>
+              <w:right w:val="single" w:sz="4" w:space="0" w:color="auto"/>
+            </w:tcBorders>
+          </w:tcPr>
+          <w:p>
+            <w:pPr>
+              <w:rPr>
+                <w:rFonts w:asciiTheme="majorHAnsi" w:hAnsiTheme="majorHAnsi" w:cstheme="majorHAnsi"/>
+                <w:b/>
+                <w:bCs/>
+                <w:sz w:val="28"/>
+                <w:szCs w:val="28"/>
+              </w:rPr>
+            </w:pPr>
+            <w:r>
+              <w:rPr>
+                <w:rFonts w:asciiTheme="majorHAnsi" w:hAnsiTheme="majorHAnsi" w:cstheme="majorHAnsi"/>
+                <w:b/>
+                <w:bCs/>
+                <w:sz w:val="28"/>
+                <w:szCs w:val="28"/>
+              </w:rPr>
+              <w:t>O</w:t>
+            </w:r>
+          </w:p>
+        </w:tc>
+        <w:tc>
+          <w:tcPr>
+            <w:tcW w:w="374" w:type="dxa"/>
+            <w:gridSpan w:val="2"/>
+            <w:tcBorders>
+              <w:top w:val="single" w:sz="4" w:space="0" w:color="auto"/>
+              <w:left w:val="single" w:sz="4" w:space="0" w:color="auto"/>
+              <w:bottom w:val="single" w:sz="4" w:space="0" w:color="auto"/>
+              <w:right w:val="single" w:sz="4" w:space="0" w:color="auto"/>
+            </w:tcBorders>
+          </w:tcPr>
+          <w:p>
+            <w:pPr>
+              <w:rPr>
+                <w:rFonts w:asciiTheme="majorHAnsi" w:hAnsiTheme="majorHAnsi" w:cstheme="majorHAnsi"/>
+                <w:b/>
+                <w:bCs/>
+                <w:sz w:val="28"/>
+                <w:szCs w:val="28"/>
+              </w:rPr>
+            </w:pPr>
+          </w:p>
+        </w:tc>
+        <w:tc>
+          <w:tcPr>
+            <w:tcW w:w="345" w:type="dxa"/>
+            <w:gridSpan w:val="2"/>
+            <w:tcBorders>
+              <w:top w:val="single" w:sz="4" w:space="0" w:color="auto"/>
+              <w:left w:val="single" w:sz="4" w:space="0" w:color="auto"/>
+              <w:bottom w:val="single" w:sz="4" w:space="0" w:color="auto"/>
+              <w:right w:val="single" w:sz="4" w:space="0" w:color="auto"/>
+            </w:tcBorders>
+          </w:tcPr>
+          <w:p>
+            <w:pPr>
+              <w:rPr>
+                <w:rFonts w:asciiTheme="majorHAnsi" w:hAnsiTheme="majorHAnsi" w:cstheme="majorHAnsi"/>
+                <w:b/>
+                <w:bCs/>
+                <w:sz w:val="28"/>
+                <w:szCs w:val="28"/>
+              </w:rPr>
+            </w:pPr>
+          </w:p>
+        </w:tc>
+        <w:tc>
+          <w:tcPr>
+            <w:tcW w:w="352" w:type="dxa"/>
+            <w:gridSpan w:val="2"/>
+            <w:tcBorders>
+              <w:left w:val="single" w:sz="4" w:space="0" w:color="auto"/>
+            </w:tcBorders>
+          </w:tcPr>
+          <w:p>
+            <w:pPr>
+              <w:rPr>
+                <w:rFonts w:asciiTheme="majorHAnsi" w:hAnsiTheme="majorHAnsi" w:cstheme="majorHAnsi"/>
+                <w:b/>
+                <w:bCs/>
+                <w:sz w:val="28"/>
+                <w:szCs w:val="28"/>
+              </w:rPr>
+            </w:pPr>
+            <w:r>
+              <w:rPr>
+                <w:rFonts w:asciiTheme="majorHAnsi" w:hAnsiTheme="majorHAnsi" w:cstheme="majorHAnsi"/>
+                <w:b/>
+                <w:bCs/>
+                <w:sz w:val="28"/>
+                <w:szCs w:val="28"/>
+              </w:rPr>
+              <w:t>T</w:t>
+            </w:r>
+          </w:p>
+        </w:tc>
+        <w:tc>
+          <w:tcPr>
+            <w:tcW w:w="442" w:type="dxa"/>
+            <w:gridSpan w:val="2"/>
+          </w:tcPr>
+          <w:p>
+            <w:pPr>
+              <w:rPr>
+                <w:rFonts w:asciiTheme="majorHAnsi" w:hAnsiTheme="majorHAnsi" w:cstheme="majorHAnsi"/>
+                <w:b/>
+                <w:bCs/>
+                <w:sz w:val="28"/>
+                <w:szCs w:val="28"/>
+              </w:rPr>
+            </w:pPr>
+            <w:r>
+              <w:rPr>
+                <w:rFonts w:asciiTheme="majorHAnsi" w:hAnsiTheme="majorHAnsi" w:cstheme="majorHAnsi"/>
+                <w:b/>
+                <w:bCs/>
+                <w:sz w:val="28"/>
+                <w:szCs w:val="28"/>
+              </w:rPr>
+              <w:t>E</w:t>
+            </w:r>
+          </w:p>
+        </w:tc>
+        <w:tc>
+          <w:tcPr>
+            <w:tcW w:w="389" w:type="dxa"/>
+            <w:gridSpan w:val="2"/>
+          </w:tcPr>
+          <w:p>
+            <w:pPr>
+              <w:rPr>
+                <w:rFonts w:asciiTheme="majorHAnsi" w:hAnsiTheme="majorHAnsi" w:cstheme="majorHAnsi"/>
+                <w:b/>
+                <w:bCs/>
+                <w:sz w:val="28"/>
+                <w:szCs w:val="28"/>
+              </w:rPr>
+            </w:pPr>
+          </w:p>
+        </w:tc>
+        <w:tc>
+          <w:tcPr>
+            <w:tcW w:w="274" w:type="dxa"/>
+            <w:gridSpan w:val="2"/>
+          </w:tcPr>
+          <w:p>
+            <w:pPr>
+              <w:rPr>
+                <w:rFonts w:asciiTheme="majorHAnsi" w:hAnsiTheme="majorHAnsi" w:cstheme="majorHAnsi"/>
+                <w:b/>
+                <w:bCs/>
+                <w:sz w:val="28"/>
+                <w:szCs w:val="28"/>
+              </w:rPr>
+            </w:pPr>
+          </w:p>
+        </w:tc>
+        <w:tc>
+          <w:tcPr>
+            <w:tcW w:w="368" w:type="dxa"/>
+            <w:gridSpan w:val="2"/>
+          </w:tcPr>
+          <w:p>
+            <w:pPr>
+              <w:rPr>
+                <w:rFonts w:asciiTheme="majorHAnsi" w:hAnsiTheme="majorHAnsi" w:cstheme="majorHAnsi"/>
+                <w:b/>
+                <w:bCs/>
+                <w:sz w:val="28"/>
+                <w:szCs w:val="28"/>
+              </w:rPr>
+            </w:pPr>
+          </w:p>
+        </w:tc>
+        <w:tc>
+          <w:tcPr>
+            <w:tcW w:w="273" w:type="dxa"/>
+            <w:tcBorders>
+              <w:top w:val="single" w:sz="4" w:space="0" w:color="auto"/>
+            </w:tcBorders>
+          </w:tcPr>
+          <w:p>
+            <w:pPr>
+              <w:rPr>
+                <w:rFonts w:asciiTheme="majorHAnsi" w:hAnsiTheme="majorHAnsi" w:cstheme="majorHAnsi"/>
+                <w:b/>
+                <w:bCs/>
+                <w:sz w:val="28"/>
+                <w:szCs w:val="28"/>
+              </w:rPr>
+            </w:pPr>
+          </w:p>
+        </w:tc>
+      </w:tr>
+      <w:tr>
+        <w:trPr>
+          <w:trHeight w:val="432"/>
+        </w:trPr>
+        <w:tc>
+          <w:tcPr>
+            <w:tcW w:w="443" w:type="dxa"/>
+          </w:tcPr>
+          <w:p>
+            <w:pPr>
+              <w:rPr>
+                <w:rFonts w:asciiTheme="majorHAnsi" w:hAnsiTheme="majorHAnsi" w:cstheme="majorHAnsi"/>
+                <w:b/>
+                <w:bCs/>
+                <w:sz w:val="28"/>
+                <w:szCs w:val="28"/>
+              </w:rPr>
+            </w:pPr>
+            <w:r>
+              <w:rPr>
+                <w:rFonts w:asciiTheme="majorHAnsi" w:hAnsiTheme="majorHAnsi" w:cstheme="majorHAnsi"/>
+                <w:b/>
+                <w:bCs/>
+                <w:sz w:val="28"/>
+                <w:szCs w:val="28"/>
+              </w:rPr>
+              <w:t>5)</w:t>
+            </w:r>
+          </w:p>
+        </w:tc>
+        <w:tc>
+          <w:tcPr>
+            <w:tcW w:w="560" w:type="dxa"/>
+            <w:tcBorders>
+              <w:right w:val="single" w:sz="4" w:space="0" w:color="auto"/>
+            </w:tcBorders>
+          </w:tcPr>
+          <w:p>
+            <w:pPr>
+              <w:rPr>
+                <w:rFonts w:asciiTheme="majorHAnsi" w:hAnsiTheme="majorHAnsi" w:cstheme="majorHAnsi"/>
+                <w:b/>
+                <w:bCs/>
+                <w:sz w:val="28"/>
+                <w:szCs w:val="28"/>
+              </w:rPr>
+            </w:pPr>
+            <w:r>
+              <w:rPr>
+                <w:rFonts w:asciiTheme="majorHAnsi" w:hAnsiTheme="majorHAnsi" w:cstheme="majorHAnsi"/>
+                <w:b/>
+                <w:bCs/>
+                <w:sz w:val="28"/>
+                <w:szCs w:val="28"/>
+              </w:rPr>
+              <w:t>G</w:t>
+            </w:r>
+          </w:p>
+        </w:tc>
+        <w:tc>
+          <w:tcPr>
+            <w:tcW w:w="557" w:type="dxa"/>
+            <w:tcBorders>
+              <w:top w:val="single" w:sz="4" w:space="0" w:color="auto"/>
+              <w:left w:val="single" w:sz="4" w:space="0" w:color="auto"/>
+              <w:bottom w:val="single" w:sz="4" w:space="0" w:color="auto"/>
+              <w:right w:val="single" w:sz="4" w:space="0" w:color="auto"/>
+            </w:tcBorders>
+          </w:tcPr>
+          <w:p>
+            <w:pPr>
+              <w:rPr>
+                <w:rFonts w:asciiTheme="majorHAnsi" w:hAnsiTheme="majorHAnsi" w:cstheme="majorHAnsi"/>
+                <w:b/>
+                <w:bCs/>
+                <w:sz w:val="28"/>
+                <w:szCs w:val="28"/>
+              </w:rPr>
+            </w:pPr>
+          </w:p>
+        </w:tc>
+        <w:tc>
+          <w:tcPr>
+            <w:tcW w:w="367" w:type="dxa"/>
+            <w:tcBorders>
+              <w:top w:val="single" w:sz="4" w:space="0" w:color="auto"/>
+              <w:left w:val="single" w:sz="4" w:space="0" w:color="auto"/>
+              <w:bottom w:val="single" w:sz="4" w:space="0" w:color="auto"/>
+              <w:right w:val="single" w:sz="4" w:space="0" w:color="auto"/>
+            </w:tcBorders>
+          </w:tcPr>
+          <w:p>
+            <w:pPr>
+              <w:rPr>
+                <w:rFonts w:asciiTheme="majorHAnsi" w:hAnsiTheme="majorHAnsi" w:cstheme="majorHAnsi"/>
+                <w:b/>
+                <w:bCs/>
+                <w:sz w:val="28"/>
+                <w:szCs w:val="28"/>
+              </w:rPr>
+            </w:pPr>
+          </w:p>
+        </w:tc>
+        <w:tc>
+          <w:tcPr>
+            <w:tcW w:w="390" w:type="dxa"/>
+            <w:gridSpan w:val="2"/>
+            <w:tcBorders>
+              <w:top w:val="single" w:sz="4" w:space="0" w:color="auto"/>
+              <w:left w:val="single" w:sz="4" w:space="0" w:color="auto"/>
+              <w:bottom w:val="single" w:sz="4" w:space="0" w:color="auto"/>
+              <w:right w:val="single" w:sz="4" w:space="0" w:color="auto"/>
+            </w:tcBorders>
+          </w:tcPr>
+          <w:p>
+            <w:pPr>
+              <w:rPr>
+                <w:rFonts w:asciiTheme="majorHAnsi" w:hAnsiTheme="majorHAnsi" w:cstheme="majorHAnsi"/>
+                <w:b/>
+                <w:bCs/>
+                <w:sz w:val="28"/>
+                <w:szCs w:val="28"/>
+              </w:rPr>
+            </w:pPr>
+          </w:p>
+        </w:tc>
+        <w:tc>
+          <w:tcPr>
+            <w:tcW w:w="374" w:type="dxa"/>
+            <w:gridSpan w:val="2"/>
+            <w:tcBorders>
+              <w:top w:val="single" w:sz="4" w:space="0" w:color="auto"/>
+              <w:left w:val="single" w:sz="4" w:space="0" w:color="auto"/>
+            </w:tcBorders>
+          </w:tcPr>
+          <w:p>
+            <w:pPr>
+              <w:rPr>
+                <w:rFonts w:asciiTheme="majorHAnsi" w:hAnsiTheme="majorHAnsi" w:cstheme="majorHAnsi"/>
+                <w:b/>
+                <w:bCs/>
+                <w:sz w:val="28"/>
+                <w:szCs w:val="28"/>
+              </w:rPr>
+            </w:pPr>
+            <w:r>
+              <w:rPr>
+                <w:rFonts w:asciiTheme="majorHAnsi" w:hAnsiTheme="majorHAnsi" w:cstheme="majorHAnsi"/>
+                <w:b/>
+                <w:bCs/>
+                <w:sz w:val="28"/>
+                <w:szCs w:val="28"/>
+              </w:rPr>
+              <w:t>T</w:t>
+            </w:r>
+          </w:p>
+        </w:tc>
+        <w:tc>
+          <w:tcPr>
+            <w:tcW w:w="395" w:type="dxa"/>
+            <w:gridSpan w:val="2"/>
+          </w:tcPr>
+          <w:p>
+            <w:pPr>
+              <w:rPr>
+                <w:rFonts w:asciiTheme="majorHAnsi" w:hAnsiTheme="majorHAnsi" w:cstheme="majorHAnsi"/>
+                <w:b/>
+                <w:bCs/>
+                <w:sz w:val="28"/>
+                <w:szCs w:val="28"/>
+              </w:rPr>
+            </w:pPr>
+            <w:r>
+              <w:rPr>
+                <w:rFonts w:asciiTheme="majorHAnsi" w:hAnsiTheme="majorHAnsi" w:cstheme="majorHAnsi"/>
+                <w:b/>
+                <w:bCs/>
+                <w:sz w:val="28"/>
+                <w:szCs w:val="28"/>
+              </w:rPr>
+              <w:t>I</w:t>
+            </w:r>
+          </w:p>
+        </w:tc>
+        <w:tc>
+          <w:tcPr>
+            <w:tcW w:w="395" w:type="dxa"/>
+            <w:gridSpan w:val="2"/>
+          </w:tcPr>
+          <w:p>
+            <w:pPr>
+              <w:rPr>
+                <w:rFonts w:asciiTheme="majorHAnsi" w:hAnsiTheme="majorHAnsi" w:cstheme="majorHAnsi"/>
+                <w:b/>
+                <w:bCs/>
+                <w:sz w:val="28"/>
+                <w:szCs w:val="28"/>
+              </w:rPr>
+            </w:pPr>
+            <w:r>
+              <w:rPr>
+                <w:rFonts w:asciiTheme="majorHAnsi" w:hAnsiTheme="majorHAnsi" w:cstheme="majorHAnsi"/>
+                <w:b/>
+                <w:bCs/>
+                <w:sz w:val="28"/>
+                <w:szCs w:val="28"/>
+              </w:rPr>
+              <w:t>N</w:t>
+            </w:r>
+          </w:p>
+        </w:tc>
+        <w:tc>
+          <w:tcPr>
+            <w:tcW w:w="392" w:type="dxa"/>
+            <w:gridSpan w:val="2"/>
+          </w:tcPr>
+          <w:p>
+            <w:pPr>
+              <w:rPr>
+                <w:rFonts w:asciiTheme="majorHAnsi" w:hAnsiTheme="majorHAnsi" w:cstheme="majorHAnsi"/>
+                <w:b/>
+                <w:bCs/>
+                <w:sz w:val="28"/>
+                <w:szCs w:val="28"/>
+              </w:rPr>
+            </w:pPr>
+            <w:r>
+              <w:rPr>
+                <w:rFonts w:asciiTheme="majorHAnsi" w:hAnsiTheme="majorHAnsi" w:cstheme="majorHAnsi"/>
+                <w:b/>
+                <w:bCs/>
+                <w:sz w:val="28"/>
+                <w:szCs w:val="28"/>
+              </w:rPr>
+              <w:t>G</w:t>
+            </w:r>
+          </w:p>
+        </w:tc>
+        <w:tc>
+          <w:tcPr>
+            <w:tcW w:w="350" w:type="dxa"/>
+            <w:gridSpan w:val="2"/>
+          </w:tcPr>
+          <w:p>
+            <w:pPr>
+              <w:rPr>
+                <w:rFonts w:asciiTheme="majorHAnsi" w:hAnsiTheme="majorHAnsi" w:cstheme="majorHAnsi"/>
+                <w:b/>
+                <w:bCs/>
+                <w:sz w:val="28"/>
+                <w:szCs w:val="28"/>
+              </w:rPr>
+            </w:pPr>
+          </w:p>
+        </w:tc>
+        <w:tc>
+          <w:tcPr>
+            <w:tcW w:w="442" w:type="dxa"/>
+            <w:gridSpan w:val="2"/>
+          </w:tcPr>
+          <w:p>
+            <w:pPr>
+              <w:rPr>
+                <w:rFonts w:asciiTheme="majorHAnsi" w:hAnsiTheme="majorHAnsi" w:cstheme="majorHAnsi"/>
+                <w:b/>
+                <w:bCs/>
+                <w:sz w:val="28"/>
+                <w:szCs w:val="28"/>
+              </w:rPr>
+            </w:pPr>
+          </w:p>
+        </w:tc>
+        <w:tc>
+          <w:tcPr>
+            <w:tcW w:w="355" w:type="dxa"/>
+            <w:gridSpan w:val="2"/>
+          </w:tcPr>
+          <w:p>
+            <w:pPr>
+              <w:rPr>
+                <w:rFonts w:asciiTheme="majorHAnsi" w:hAnsiTheme="majorHAnsi" w:cstheme="majorHAnsi"/>
+                <w:b/>
+                <w:bCs/>
+                <w:sz w:val="28"/>
+                <w:szCs w:val="28"/>
+              </w:rPr>
+            </w:pPr>
+          </w:p>
+        </w:tc>
+        <w:tc>
+          <w:tcPr>
+            <w:tcW w:w="442" w:type="dxa"/>
+            <w:gridSpan w:val="2"/>
+          </w:tcPr>
+          <w:p>
+            <w:pPr>
+              <w:rPr>
+                <w:rFonts w:asciiTheme="majorHAnsi" w:hAnsiTheme="majorHAnsi" w:cstheme="majorHAnsi"/>
+                <w:b/>
+                <w:bCs/>
+                <w:sz w:val="28"/>
+                <w:szCs w:val="28"/>
+              </w:rPr>
+            </w:pPr>
+          </w:p>
+        </w:tc>
+        <w:tc>
+          <w:tcPr>
+            <w:tcW w:w="387" w:type="dxa"/>
+            <w:gridSpan w:val="2"/>
+          </w:tcPr>
+          <w:p>
+            <w:pPr>
+              <w:rPr>
+                <w:rFonts w:asciiTheme="majorHAnsi" w:hAnsiTheme="majorHAnsi" w:cstheme="majorHAnsi"/>
+                <w:b/>
+                <w:bCs/>
+                <w:sz w:val="28"/>
+                <w:szCs w:val="28"/>
+              </w:rPr>
+            </w:pPr>
+          </w:p>
+        </w:tc>
+        <w:tc>
+          <w:tcPr>
+            <w:tcW w:w="274" w:type="dxa"/>
+            <w:gridSpan w:val="2"/>
+          </w:tcPr>
+          <w:p>
+            <w:pPr>
+              <w:rPr>
+                <w:rFonts w:asciiTheme="majorHAnsi" w:hAnsiTheme="majorHAnsi" w:cstheme="majorHAnsi"/>
+                <w:b/>
+                <w:bCs/>
+                <w:sz w:val="28"/>
+                <w:szCs w:val="28"/>
+              </w:rPr>
+            </w:pPr>
+          </w:p>
+        </w:tc>
+        <w:tc>
+          <w:tcPr>
+            <w:tcW w:w="360" w:type="dxa"/>
+            <w:gridSpan w:val="2"/>
+          </w:tcPr>
+          <w:p>
+            <w:pPr>
+              <w:rPr>
+                <w:rFonts w:asciiTheme="majorHAnsi" w:hAnsiTheme="majorHAnsi" w:cstheme="majorHAnsi"/>
+                <w:b/>
+                <w:bCs/>
+                <w:sz w:val="28"/>
+                <w:szCs w:val="28"/>
+              </w:rPr>
+            </w:pPr>
+          </w:p>
+        </w:tc>
+        <w:tc>
+          <w:tcPr>
+            <w:tcW w:w="462" w:type="dxa"/>
+            <w:gridSpan w:val="2"/>
+          </w:tcPr>
+          <w:p>
+            <w:pPr>
+              <w:rPr>
+                <w:rFonts w:asciiTheme="majorHAnsi" w:hAnsiTheme="majorHAnsi" w:cstheme="majorHAnsi"/>
+                <w:b/>
+                <w:bCs/>
+                <w:sz w:val="28"/>
+                <w:szCs w:val="28"/>
+              </w:rPr>
+            </w:pPr>
+          </w:p>
+        </w:tc>
+        <w:tc>
+          <w:tcPr>
+            <w:tcW w:w="374" w:type="dxa"/>
+            <w:gridSpan w:val="2"/>
+          </w:tcPr>
+          <w:p>
+            <w:pPr>
+              <w:rPr>
+                <w:rFonts w:asciiTheme="majorHAnsi" w:hAnsiTheme="majorHAnsi" w:cstheme="majorHAnsi"/>
+                <w:b/>
+                <w:bCs/>
+                <w:sz w:val="28"/>
+                <w:szCs w:val="28"/>
+              </w:rPr>
+            </w:pPr>
+          </w:p>
+        </w:tc>
+        <w:tc>
+          <w:tcPr>
+            <w:tcW w:w="348" w:type="dxa"/>
+            <w:gridSpan w:val="2"/>
+            <w:tcBorders>
+              <w:top w:val="single" w:sz="4" w:space="0" w:color="auto"/>
+            </w:tcBorders>
+          </w:tcPr>
+          <w:p>
+            <w:pPr>
+              <w:rPr>
+                <w:rFonts w:asciiTheme="majorHAnsi" w:hAnsiTheme="majorHAnsi" w:cstheme="majorHAnsi"/>
+                <w:b/>
+                <w:bCs/>
+                <w:sz w:val="28"/>
+                <w:szCs w:val="28"/>
+              </w:rPr>
+            </w:pPr>
+          </w:p>
+        </w:tc>
+        <w:tc>
+          <w:tcPr>
+            <w:tcW w:w="349" w:type="dxa"/>
+            <w:gridSpan w:val="2"/>
+          </w:tcPr>
+          <w:p>
+            <w:pPr>
+              <w:rPr>
+                <w:rFonts w:asciiTheme="majorHAnsi" w:hAnsiTheme="majorHAnsi" w:cstheme="majorHAnsi"/>
+                <w:b/>
+                <w:bCs/>
+                <w:sz w:val="28"/>
+                <w:szCs w:val="28"/>
+              </w:rPr>
+            </w:pPr>
+          </w:p>
+        </w:tc>
+        <w:tc>
+          <w:tcPr>
+            <w:tcW w:w="442" w:type="dxa"/>
+            <w:gridSpan w:val="2"/>
+          </w:tcPr>
+          <w:p>
+            <w:pPr>
+              <w:rPr>
+                <w:rFonts w:asciiTheme="majorHAnsi" w:hAnsiTheme="majorHAnsi" w:cstheme="majorHAnsi"/>
+                <w:b/>
+                <w:bCs/>
+                <w:sz w:val="28"/>
+                <w:szCs w:val="28"/>
+              </w:rPr>
+            </w:pPr>
+          </w:p>
+        </w:tc>
+        <w:tc>
+          <w:tcPr>
+            <w:tcW w:w="390" w:type="dxa"/>
+            <w:gridSpan w:val="2"/>
+          </w:tcPr>
+          <w:p>
+            <w:pPr>
+              <w:rPr>
+                <w:rFonts w:asciiTheme="majorHAnsi" w:hAnsiTheme="majorHAnsi" w:cstheme="majorHAnsi"/>
+                <w:b/>
+                <w:bCs/>
+                <w:sz w:val="28"/>
+                <w:szCs w:val="28"/>
+              </w:rPr>
+            </w:pPr>
+          </w:p>
+        </w:tc>
+        <w:tc>
+          <w:tcPr>
+            <w:tcW w:w="273" w:type="dxa"/>
+            <w:gridSpan w:val="2"/>
+          </w:tcPr>
+          <w:p>
+            <w:pPr>
+              <w:rPr>
+                <w:rFonts w:asciiTheme="majorHAnsi" w:hAnsiTheme="majorHAnsi" w:cstheme="majorHAnsi"/>
+                <w:b/>
+                <w:bCs/>
+                <w:sz w:val="28"/>
+                <w:szCs w:val="28"/>
+              </w:rPr>
+            </w:pPr>
+          </w:p>
+        </w:tc>
+        <w:tc>
+          <w:tcPr>
+            <w:tcW w:w="369" w:type="dxa"/>
+            <w:gridSpan w:val="2"/>
+          </w:tcPr>
+          <w:p>
+            <w:pPr>
+              <w:rPr>
+                <w:rFonts w:asciiTheme="majorHAnsi" w:hAnsiTheme="majorHAnsi" w:cstheme="majorHAnsi"/>
+                <w:b/>
+                <w:bCs/>
+                <w:sz w:val="28"/>
+                <w:szCs w:val="28"/>
+              </w:rPr>
+            </w:pPr>
+          </w:p>
+        </w:tc>
+        <w:tc>
+          <w:tcPr>
+            <w:tcW w:w="437" w:type="dxa"/>
+            <w:gridSpan w:val="2"/>
+          </w:tcPr>
+          <w:p>
+            <w:pPr>
+              <w:rPr>
+                <w:rFonts w:asciiTheme="majorHAnsi" w:hAnsiTheme="majorHAnsi" w:cstheme="majorHAnsi"/>
+                <w:b/>
+                <w:bCs/>
+                <w:sz w:val="28"/>
+                <w:szCs w:val="28"/>
+              </w:rPr>
+            </w:pPr>
+          </w:p>
+        </w:tc>
+      </w:tr>
+    </w:tbl>
+    <w:p>
+      <w:pPr>
         <w:rPr>
           <w:b/>
           <w:bCs/>
           <w:sz w:val="28"/>
           <w:szCs w:val="28"/>
         </w:rPr>
+      </w:pPr>
+      <w:r>
+        <w:rPr>
+          <w:b/>
+          <w:bCs/>
+          <w:sz w:val="28"/>
+          <w:szCs w:val="28"/>
+        </w:rPr>
         <w:t>Q7: write the meaning of given words.</w:t>
+      </w:r>
+      <w:r>
+        <w:rPr>
+          <w:b/>
+          <w:bCs/>
+          <w:sz w:val="28"/>
+          <w:szCs w:val="28"/>
+        </w:rPr>
+        <w:tab/>
+        <w:t>(4)</w:t>
       </w:r>
     </w:p>
     <w:tbl>
@@ -2488,6 +4288,16 @@
         </w:rPr>
         <w:t>Q8: write the past tense of given words.</w:t>
       </w:r>
+      <w:r>
+        <w:rPr>
+          <w:b/>
+          <w:bCs/>
+          <w:sz w:val="28"/>
+          <w:szCs w:val="28"/>
+        </w:rPr>
+        <w:tab/>
+        <w:t>(4)</w:t>
+      </w:r>
     </w:p>
     <w:tbl>
       <w:tblPr>
@@ -2704,905 +4514,1245 @@
     </w:p>
     <w:p>
       <w:pPr>
-        <w:jc w:val="center"/>
-        <w:rPr>
-          <w:rFonts w:asciiTheme="majorBidi" w:hAnsiTheme="majorBidi" w:cstheme="majorBidi"/>
+        <w:rPr>
+          <w:rFonts w:ascii="Algerian" w:hAnsi="Algerian"/>
+          <w:sz w:val="36"/>
+          <w:szCs w:val="36"/>
+          <w:u w:val="double"/>
+        </w:rPr>
+      </w:pPr>
+      <w:r>
+        <w:rPr>
+          <w:rFonts w:ascii="Algerian" w:hAnsi="Algerian"/>
+          <w:sz w:val="56"/>
+          <w:szCs w:val="56"/>
+          <w:u w:val="double"/>
+        </w:rPr>
+        <w:t>Section “</w:t>
+      </w:r>
+      <w:r>
+        <w:rPr>
+          <w:rFonts w:ascii="Algerian" w:hAnsi="Algerian"/>
+          <w:sz w:val="56"/>
+          <w:szCs w:val="56"/>
+          <w:u w:val="double"/>
+        </w:rPr>
+        <w:t>B</w:t>
+      </w:r>
+      <w:r>
+        <w:rPr>
+          <w:rFonts w:ascii="Algerian" w:hAnsi="Algerian"/>
+          <w:sz w:val="56"/>
+          <w:szCs w:val="56"/>
+          <w:u w:val="double"/>
+        </w:rPr>
+        <w:t>”</w:t>
+      </w:r>
+    </w:p>
+    <w:p>
+      <w:pPr>
+        <w:rPr>
           <w:b/>
           <w:bCs/>
+          <w:sz w:val="28"/>
+          <w:szCs w:val="28"/>
+        </w:rPr>
+      </w:pPr>
+      <w:r>
+        <w:rPr>
+          <w:b/>
+          <w:bCs/>
+          <w:sz w:val="28"/>
+          <w:szCs w:val="28"/>
+        </w:rPr>
+        <w:t>Q</w:t>
+      </w:r>
+      <w:r>
+        <w:rPr>
+          <w:b/>
+          <w:bCs/>
+          <w:sz w:val="28"/>
+          <w:szCs w:val="28"/>
+        </w:rPr>
+        <w:t>1</w:t>
+      </w:r>
+      <w:r>
+        <w:rPr>
+          <w:b/>
+          <w:bCs/>
+          <w:sz w:val="28"/>
+          <w:szCs w:val="28"/>
+        </w:rPr>
+        <w:t>: Read the letter of invitation in the box below:</w:t>
+      </w:r>
+      <w:r>
+        <w:rPr>
+          <w:b/>
+          <w:bCs/>
+          <w:sz w:val="28"/>
+          <w:szCs w:val="28"/>
+        </w:rPr>
+        <w:tab/>
+        <w:t>(14)</w:t>
+      </w:r>
+    </w:p>
+    <w:tbl>
+      <w:tblPr>
+        <w:tblStyle w:val="TableGrid"/>
+        <w:tblW w:w="0" w:type="auto"/>
+        <w:tblBorders>
+          <w:top w:val="none" w:sz="0" w:space="0" w:color="auto"/>
+          <w:left w:val="none" w:sz="0" w:space="0" w:color="auto"/>
+          <w:bottom w:val="none" w:sz="0" w:space="0" w:color="auto"/>
+          <w:right w:val="none" w:sz="0" w:space="0" w:color="auto"/>
+          <w:insideH w:val="none" w:sz="0" w:space="0" w:color="auto"/>
+          <w:insideV w:val="none" w:sz="0" w:space="0" w:color="auto"/>
+        </w:tblBorders>
+        <w:tblLook w:val="04A0" w:firstRow="1" w:lastRow="0" w:firstColumn="1" w:lastColumn="0" w:noHBand="0" w:noVBand="1"/>
+      </w:tblPr>
+      <w:tblGrid>
+        <w:gridCol w:w="9350"/>
+      </w:tblGrid>
+      <w:tr>
+        <w:tc>
+          <w:tcPr>
+            <w:tcW w:w="9350" w:type="dxa"/>
+          </w:tcPr>
+          <w:p>
+            <w:pPr>
+              <w:rPr>
+                <w:rFonts w:asciiTheme="majorBidi" w:hAnsiTheme="majorBidi" w:cstheme="majorBidi"/>
+                <w:sz w:val="28"/>
+                <w:szCs w:val="28"/>
+              </w:rPr>
+            </w:pPr>
+            <w:r>
+              <w:rPr>
+                <w:rFonts w:asciiTheme="majorBidi" w:hAnsiTheme="majorBidi" w:cstheme="majorBidi"/>
+                <w:sz w:val="28"/>
+                <w:szCs w:val="28"/>
+              </w:rPr>
+              <w:t>Dear Sana,</w:t>
+            </w:r>
+            <w:r>
+              <w:rPr>
+                <w:rFonts w:asciiTheme="majorBidi" w:hAnsiTheme="majorBidi" w:cstheme="majorBidi"/>
+                <w:sz w:val="28"/>
+                <w:szCs w:val="28"/>
+              </w:rPr>
+              <w:tab/>
+            </w:r>
+            <w:r>
+              <w:rPr>
+                <w:rFonts w:asciiTheme="majorBidi" w:hAnsiTheme="majorBidi" w:cstheme="majorBidi"/>
+                <w:sz w:val="28"/>
+                <w:szCs w:val="28"/>
+              </w:rPr>
+              <w:tab/>
+            </w:r>
+            <w:r>
+              <w:rPr>
+                <w:rFonts w:asciiTheme="majorBidi" w:hAnsiTheme="majorBidi" w:cstheme="majorBidi"/>
+                <w:sz w:val="28"/>
+                <w:szCs w:val="28"/>
+              </w:rPr>
+              <w:tab/>
+            </w:r>
+            <w:r>
+              <w:rPr>
+                <w:rFonts w:asciiTheme="majorBidi" w:hAnsiTheme="majorBidi" w:cstheme="majorBidi"/>
+                <w:sz w:val="28"/>
+                <w:szCs w:val="28"/>
+              </w:rPr>
+              <w:tab/>
+            </w:r>
+            <w:r>
+              <w:rPr>
+                <w:rFonts w:asciiTheme="majorBidi" w:hAnsiTheme="majorBidi" w:cstheme="majorBidi"/>
+                <w:sz w:val="28"/>
+                <w:szCs w:val="28"/>
+              </w:rPr>
+              <w:tab/>
+            </w:r>
+            <w:r>
+              <w:rPr>
+                <w:rFonts w:asciiTheme="majorBidi" w:hAnsiTheme="majorBidi" w:cstheme="majorBidi"/>
+                <w:sz w:val="28"/>
+                <w:szCs w:val="28"/>
+              </w:rPr>
+              <w:tab/>
+            </w:r>
+            <w:r>
+              <w:rPr>
+                <w:rFonts w:asciiTheme="majorBidi" w:hAnsiTheme="majorBidi" w:cstheme="majorBidi"/>
+                <w:sz w:val="28"/>
+                <w:szCs w:val="28"/>
+              </w:rPr>
+              <w:tab/>
+            </w:r>
+            <w:r>
+              <w:rPr>
+                <w:rFonts w:asciiTheme="majorBidi" w:hAnsiTheme="majorBidi" w:cstheme="majorBidi"/>
+                <w:sz w:val="28"/>
+                <w:szCs w:val="28"/>
+              </w:rPr>
+              <w:tab/>
+              <w:t xml:space="preserve">                House No.25,</w:t>
+            </w:r>
+          </w:p>
+        </w:tc>
+      </w:tr>
+      <w:tr>
+        <w:tc>
+          <w:tcPr>
+            <w:tcW w:w="9350" w:type="dxa"/>
+          </w:tcPr>
+          <w:p>
+            <w:pPr>
+              <w:jc w:val="right"/>
+              <w:rPr>
+                <w:rFonts w:asciiTheme="majorBidi" w:hAnsiTheme="majorBidi" w:cstheme="majorBidi"/>
+                <w:sz w:val="28"/>
+                <w:szCs w:val="28"/>
+              </w:rPr>
+            </w:pPr>
+            <w:r>
+              <w:rPr>
+                <w:rFonts w:asciiTheme="majorBidi" w:hAnsiTheme="majorBidi" w:cstheme="majorBidi"/>
+                <w:sz w:val="28"/>
+                <w:szCs w:val="28"/>
+              </w:rPr>
+              <w:tab/>
+            </w:r>
+            <w:r>
+              <w:rPr>
+                <w:rFonts w:asciiTheme="majorBidi" w:hAnsiTheme="majorBidi" w:cstheme="majorBidi"/>
+                <w:sz w:val="28"/>
+                <w:szCs w:val="28"/>
+              </w:rPr>
+              <w:tab/>
+            </w:r>
+            <w:r>
+              <w:rPr>
+                <w:rFonts w:asciiTheme="majorBidi" w:hAnsiTheme="majorBidi" w:cstheme="majorBidi"/>
+                <w:sz w:val="28"/>
+                <w:szCs w:val="28"/>
+              </w:rPr>
+              <w:tab/>
+            </w:r>
+            <w:r>
+              <w:rPr>
+                <w:rFonts w:asciiTheme="majorBidi" w:hAnsiTheme="majorBidi" w:cstheme="majorBidi"/>
+                <w:sz w:val="28"/>
+                <w:szCs w:val="28"/>
+              </w:rPr>
+              <w:tab/>
+            </w:r>
+            <w:r>
+              <w:rPr>
+                <w:rFonts w:asciiTheme="majorBidi" w:hAnsiTheme="majorBidi" w:cstheme="majorBidi"/>
+                <w:sz w:val="28"/>
+                <w:szCs w:val="28"/>
+              </w:rPr>
+              <w:tab/>
+            </w:r>
+            <w:r>
+              <w:rPr>
+                <w:rFonts w:asciiTheme="majorBidi" w:hAnsiTheme="majorBidi" w:cstheme="majorBidi"/>
+                <w:sz w:val="28"/>
+                <w:szCs w:val="28"/>
+              </w:rPr>
+              <w:tab/>
+            </w:r>
+            <w:r>
+              <w:rPr>
+                <w:rFonts w:asciiTheme="majorBidi" w:hAnsiTheme="majorBidi" w:cstheme="majorBidi"/>
+                <w:sz w:val="28"/>
+                <w:szCs w:val="28"/>
+              </w:rPr>
+              <w:tab/>
+            </w:r>
+            <w:r>
+              <w:rPr>
+                <w:rFonts w:asciiTheme="majorBidi" w:hAnsiTheme="majorBidi" w:cstheme="majorBidi"/>
+                <w:sz w:val="28"/>
+                <w:szCs w:val="28"/>
+              </w:rPr>
+              <w:tab/>
+              <w:t>High street Karachi.</w:t>
+            </w:r>
+          </w:p>
+        </w:tc>
+      </w:tr>
+      <w:tr>
+        <w:tc>
+          <w:tcPr>
+            <w:tcW w:w="9350" w:type="dxa"/>
+          </w:tcPr>
+          <w:p>
+            <w:pPr>
+              <w:jc w:val="right"/>
+              <w:rPr>
+                <w:rFonts w:asciiTheme="majorBidi" w:hAnsiTheme="majorBidi" w:cstheme="majorBidi"/>
+                <w:sz w:val="28"/>
+                <w:szCs w:val="28"/>
+              </w:rPr>
+            </w:pPr>
+            <w:r>
+              <w:rPr>
+                <w:rFonts w:asciiTheme="majorBidi" w:hAnsiTheme="majorBidi" w:cstheme="majorBidi"/>
+                <w:sz w:val="24"/>
+                <w:szCs w:val="24"/>
+              </w:rPr>
+              <w:tab/>
+            </w:r>
+            <w:r>
+              <w:rPr>
+                <w:rFonts w:asciiTheme="majorBidi" w:hAnsiTheme="majorBidi" w:cstheme="majorBidi"/>
+                <w:sz w:val="24"/>
+                <w:szCs w:val="24"/>
+              </w:rPr>
+              <w:tab/>
+            </w:r>
+            <w:r>
+              <w:rPr>
+                <w:rFonts w:asciiTheme="majorBidi" w:hAnsiTheme="majorBidi" w:cstheme="majorBidi"/>
+                <w:sz w:val="24"/>
+                <w:szCs w:val="24"/>
+              </w:rPr>
+              <w:tab/>
+            </w:r>
+            <w:r>
+              <w:rPr>
+                <w:rFonts w:asciiTheme="majorBidi" w:hAnsiTheme="majorBidi" w:cstheme="majorBidi"/>
+                <w:sz w:val="24"/>
+                <w:szCs w:val="24"/>
+              </w:rPr>
+              <w:tab/>
+            </w:r>
+            <w:r>
+              <w:rPr>
+                <w:rFonts w:asciiTheme="majorBidi" w:hAnsiTheme="majorBidi" w:cstheme="majorBidi"/>
+                <w:sz w:val="28"/>
+                <w:szCs w:val="28"/>
+              </w:rPr>
+              <w:t>5</w:t>
+            </w:r>
+            <w:r>
+              <w:rPr>
+                <w:rFonts w:asciiTheme="majorBidi" w:hAnsiTheme="majorBidi" w:cstheme="majorBidi"/>
+                <w:sz w:val="28"/>
+                <w:szCs w:val="28"/>
+                <w:vertAlign w:val="superscript"/>
+              </w:rPr>
+              <w:t>th</w:t>
+            </w:r>
+            <w:r>
+              <w:rPr>
+                <w:rFonts w:asciiTheme="majorBidi" w:hAnsiTheme="majorBidi" w:cstheme="majorBidi"/>
+                <w:sz w:val="28"/>
+                <w:szCs w:val="28"/>
+              </w:rPr>
+              <w:t xml:space="preserve"> August 2017.</w:t>
+            </w:r>
+          </w:p>
+        </w:tc>
+      </w:tr>
+      <w:tr>
+        <w:tc>
+          <w:tcPr>
+            <w:tcW w:w="9350" w:type="dxa"/>
+          </w:tcPr>
+          <w:p>
+            <w:pPr>
+              <w:rPr>
+                <w:rFonts w:asciiTheme="majorBidi" w:hAnsiTheme="majorBidi" w:cstheme="majorBidi"/>
+                <w:sz w:val="28"/>
+                <w:szCs w:val="28"/>
+              </w:rPr>
+            </w:pPr>
+            <w:r>
+              <w:rPr>
+                <w:rFonts w:asciiTheme="majorBidi" w:hAnsiTheme="majorBidi" w:cstheme="majorBidi"/>
+                <w:sz w:val="28"/>
+                <w:szCs w:val="28"/>
+              </w:rPr>
+              <w:t>Please come to an Eid party at my house on 10</w:t>
+            </w:r>
+            <w:r>
+              <w:rPr>
+                <w:rFonts w:asciiTheme="majorBidi" w:hAnsiTheme="majorBidi" w:cstheme="majorBidi"/>
+                <w:sz w:val="28"/>
+                <w:szCs w:val="28"/>
+                <w:vertAlign w:val="superscript"/>
+              </w:rPr>
+              <w:t>th</w:t>
+            </w:r>
+            <w:r>
+              <w:rPr>
+                <w:rFonts w:asciiTheme="majorBidi" w:hAnsiTheme="majorBidi" w:cstheme="majorBidi"/>
+                <w:sz w:val="28"/>
+                <w:szCs w:val="28"/>
+              </w:rPr>
+              <w:t xml:space="preserve"> august. It will be from 4o’ clock to 6o’ clock.</w:t>
+            </w:r>
+          </w:p>
+        </w:tc>
+      </w:tr>
+      <w:tr>
+        <w:tc>
+          <w:tcPr>
+            <w:tcW w:w="9350" w:type="dxa"/>
+          </w:tcPr>
+          <w:p>
+            <w:pPr>
+              <w:rPr>
+                <w:rFonts w:asciiTheme="majorBidi" w:hAnsiTheme="majorBidi" w:cstheme="majorBidi"/>
+                <w:sz w:val="28"/>
+                <w:szCs w:val="28"/>
+              </w:rPr>
+            </w:pPr>
+            <w:r>
+              <w:rPr>
+                <w:rFonts w:asciiTheme="majorBidi" w:hAnsiTheme="majorBidi" w:cstheme="majorBidi"/>
+                <w:sz w:val="28"/>
+                <w:szCs w:val="28"/>
+              </w:rPr>
+              <w:t>It will be very if you can come.</w:t>
+            </w:r>
+          </w:p>
+        </w:tc>
+      </w:tr>
+      <w:tr>
+        <w:tc>
+          <w:tcPr>
+            <w:tcW w:w="9350" w:type="dxa"/>
+          </w:tcPr>
+          <w:p>
+            <w:pPr>
+              <w:jc w:val="right"/>
+              <w:rPr>
+                <w:rFonts w:asciiTheme="majorBidi" w:hAnsiTheme="majorBidi" w:cstheme="majorBidi"/>
+                <w:sz w:val="28"/>
+                <w:szCs w:val="28"/>
+              </w:rPr>
+            </w:pPr>
+            <w:r>
+              <w:rPr>
+                <w:rFonts w:asciiTheme="majorBidi" w:hAnsiTheme="majorBidi" w:cstheme="majorBidi"/>
+                <w:sz w:val="28"/>
+                <w:szCs w:val="28"/>
+              </w:rPr>
+              <w:t>Your Friend,</w:t>
+            </w:r>
+          </w:p>
+        </w:tc>
+      </w:tr>
+      <w:tr>
+        <w:tc>
+          <w:tcPr>
+            <w:tcW w:w="9350" w:type="dxa"/>
+          </w:tcPr>
+          <w:p>
+            <w:pPr>
+              <w:jc w:val="right"/>
+              <w:rPr>
+                <w:rFonts w:asciiTheme="majorBidi" w:hAnsiTheme="majorBidi" w:cstheme="majorBidi"/>
+                <w:sz w:val="28"/>
+                <w:szCs w:val="28"/>
+              </w:rPr>
+            </w:pPr>
+            <w:r>
+              <w:rPr>
+                <w:rFonts w:asciiTheme="majorBidi" w:hAnsiTheme="majorBidi" w:cstheme="majorBidi"/>
+                <w:sz w:val="28"/>
+                <w:szCs w:val="28"/>
+              </w:rPr>
+              <w:t>Sana</w:t>
+            </w:r>
+          </w:p>
+        </w:tc>
+      </w:tr>
+    </w:tbl>
+    <w:p>
+      <w:pPr>
+        <w:rPr>
+          <w:b/>
+          <w:bCs/>
+          <w:sz w:val="28"/>
+          <w:szCs w:val="28"/>
+        </w:rPr>
+      </w:pPr>
+      <w:r>
+        <w:rPr>
+          <w:b/>
+          <w:bCs/>
+          <w:sz w:val="28"/>
+          <w:szCs w:val="28"/>
+        </w:rPr>
+        <w:t xml:space="preserve">Answer the following questions. </w:t>
+      </w:r>
+      <w:r>
+        <w:rPr>
+          <w:b/>
+          <w:bCs/>
+          <w:sz w:val="28"/>
+          <w:szCs w:val="28"/>
+        </w:rPr>
+        <w:t>(4)</w:t>
+      </w:r>
+    </w:p>
+    <w:tbl>
+      <w:tblPr>
+        <w:tblStyle w:val="TableGrid"/>
+        <w:tblW w:w="0" w:type="auto"/>
+        <w:tblInd w:w="-5" w:type="dxa"/>
+        <w:tblLook w:val="04A0" w:firstRow="1" w:lastRow="0" w:firstColumn="1" w:lastColumn="0" w:noHBand="0" w:noVBand="1"/>
+      </w:tblPr>
+      <w:tblGrid>
+        <w:gridCol w:w="9355"/>
+      </w:tblGrid>
+      <w:tr>
+        <w:tc>
+          <w:tcPr>
+            <w:tcW w:w="9355" w:type="dxa"/>
+          </w:tcPr>
+          <w:p>
+            <w:pPr>
+              <w:pStyle w:val="ListParagraph"/>
+              <w:numPr>
+                <w:ilvl w:val="0"/>
+                <w:numId w:val="6"/>
+              </w:numPr>
+              <w:rPr>
+                <w:rFonts w:asciiTheme="majorBidi" w:hAnsiTheme="majorBidi" w:cstheme="majorBidi"/>
+                <w:sz w:val="28"/>
+                <w:szCs w:val="28"/>
+              </w:rPr>
+            </w:pPr>
+            <w:r>
+              <w:rPr>
+                <w:rFonts w:asciiTheme="majorBidi" w:hAnsiTheme="majorBidi" w:cstheme="majorBidi"/>
+                <w:sz w:val="28"/>
+                <w:szCs w:val="28"/>
+              </w:rPr>
+              <w:t>Who wrote this letter?</w:t>
+            </w:r>
+          </w:p>
+        </w:tc>
+      </w:tr>
+      <w:tr>
+        <w:tc>
+          <w:tcPr>
+            <w:tcW w:w="9355" w:type="dxa"/>
+          </w:tcPr>
+          <w:p>
+            <w:pPr>
+              <w:rPr>
+                <w:rFonts w:asciiTheme="majorBidi" w:hAnsiTheme="majorBidi" w:cstheme="majorBidi"/>
+                <w:sz w:val="28"/>
+                <w:szCs w:val="28"/>
+              </w:rPr>
+            </w:pPr>
+            <w:r>
+              <w:rPr>
+                <w:rFonts w:asciiTheme="majorBidi" w:hAnsiTheme="majorBidi" w:cstheme="majorBidi"/>
+                <w:sz w:val="28"/>
+                <w:szCs w:val="28"/>
+              </w:rPr>
+              <w:t xml:space="preserve">A- </w:t>
+            </w:r>
+          </w:p>
+        </w:tc>
+      </w:tr>
+      <w:tr>
+        <w:tc>
+          <w:tcPr>
+            <w:tcW w:w="9355" w:type="dxa"/>
+          </w:tcPr>
+          <w:p>
+            <w:pPr>
+              <w:rPr>
+                <w:rFonts w:asciiTheme="majorBidi" w:hAnsiTheme="majorBidi" w:cstheme="majorBidi"/>
+                <w:sz w:val="28"/>
+                <w:szCs w:val="28"/>
+              </w:rPr>
+            </w:pPr>
+          </w:p>
+        </w:tc>
+      </w:tr>
+      <w:tr>
+        <w:tc>
+          <w:tcPr>
+            <w:tcW w:w="9355" w:type="dxa"/>
+          </w:tcPr>
+          <w:p>
+            <w:pPr>
+              <w:pStyle w:val="ListParagraph"/>
+              <w:numPr>
+                <w:ilvl w:val="0"/>
+                <w:numId w:val="6"/>
+              </w:numPr>
+              <w:rPr>
+                <w:rFonts w:asciiTheme="majorBidi" w:hAnsiTheme="majorBidi" w:cstheme="majorBidi"/>
+                <w:sz w:val="28"/>
+                <w:szCs w:val="28"/>
+              </w:rPr>
+            </w:pPr>
+            <w:r>
+              <w:rPr>
+                <w:rFonts w:asciiTheme="majorBidi" w:hAnsiTheme="majorBidi" w:cstheme="majorBidi"/>
+                <w:sz w:val="28"/>
+                <w:szCs w:val="28"/>
+              </w:rPr>
+              <w:t>Why did she write this letter?</w:t>
+            </w:r>
+          </w:p>
+        </w:tc>
+      </w:tr>
+      <w:tr>
+        <w:tc>
+          <w:tcPr>
+            <w:tcW w:w="9355" w:type="dxa"/>
+          </w:tcPr>
+          <w:p>
+            <w:pPr>
+              <w:rPr>
+                <w:rFonts w:asciiTheme="majorBidi" w:hAnsiTheme="majorBidi" w:cstheme="majorBidi"/>
+                <w:sz w:val="28"/>
+                <w:szCs w:val="28"/>
+              </w:rPr>
+            </w:pPr>
+            <w:r>
+              <w:rPr>
+                <w:rFonts w:asciiTheme="majorBidi" w:hAnsiTheme="majorBidi" w:cstheme="majorBidi"/>
+                <w:sz w:val="28"/>
+                <w:szCs w:val="28"/>
+              </w:rPr>
+              <w:t xml:space="preserve">A- </w:t>
+            </w:r>
+          </w:p>
+        </w:tc>
+      </w:tr>
+      <w:tr>
+        <w:tc>
+          <w:tcPr>
+            <w:tcW w:w="9355" w:type="dxa"/>
+          </w:tcPr>
+          <w:p>
+            <w:pPr>
+              <w:rPr>
+                <w:rFonts w:asciiTheme="majorBidi" w:hAnsiTheme="majorBidi" w:cstheme="majorBidi"/>
+                <w:sz w:val="28"/>
+                <w:szCs w:val="28"/>
+              </w:rPr>
+            </w:pPr>
+          </w:p>
+        </w:tc>
+      </w:tr>
+      <w:tr>
+        <w:tc>
+          <w:tcPr>
+            <w:tcW w:w="9355" w:type="dxa"/>
+          </w:tcPr>
+          <w:p>
+            <w:pPr>
+              <w:pStyle w:val="ListParagraph"/>
+              <w:numPr>
+                <w:ilvl w:val="0"/>
+                <w:numId w:val="6"/>
+              </w:numPr>
+              <w:rPr>
+                <w:rFonts w:asciiTheme="majorBidi" w:hAnsiTheme="majorBidi" w:cstheme="majorBidi"/>
+                <w:sz w:val="28"/>
+                <w:szCs w:val="28"/>
+              </w:rPr>
+            </w:pPr>
+            <w:r>
+              <w:rPr>
+                <w:rFonts w:asciiTheme="majorBidi" w:hAnsiTheme="majorBidi" w:cstheme="majorBidi"/>
+                <w:sz w:val="28"/>
+                <w:szCs w:val="28"/>
+              </w:rPr>
+              <w:t>Where is the party going to be?</w:t>
+            </w:r>
+          </w:p>
+        </w:tc>
+      </w:tr>
+      <w:tr>
+        <w:tc>
+          <w:tcPr>
+            <w:tcW w:w="9355" w:type="dxa"/>
+          </w:tcPr>
+          <w:p>
+            <w:pPr>
+              <w:rPr>
+                <w:rFonts w:asciiTheme="majorBidi" w:hAnsiTheme="majorBidi" w:cstheme="majorBidi"/>
+                <w:sz w:val="28"/>
+                <w:szCs w:val="28"/>
+              </w:rPr>
+            </w:pPr>
+            <w:r>
+              <w:rPr>
+                <w:rFonts w:asciiTheme="majorBidi" w:hAnsiTheme="majorBidi" w:cstheme="majorBidi"/>
+                <w:sz w:val="28"/>
+                <w:szCs w:val="28"/>
+              </w:rPr>
+              <w:t xml:space="preserve">A- </w:t>
+            </w:r>
+          </w:p>
+        </w:tc>
+      </w:tr>
+      <w:tr>
+        <w:tc>
+          <w:tcPr>
+            <w:tcW w:w="9355" w:type="dxa"/>
+          </w:tcPr>
+          <w:p>
+            <w:pPr>
+              <w:rPr>
+                <w:rFonts w:asciiTheme="majorBidi" w:hAnsiTheme="majorBidi" w:cstheme="majorBidi"/>
+                <w:sz w:val="28"/>
+                <w:szCs w:val="28"/>
+              </w:rPr>
+            </w:pPr>
+          </w:p>
+        </w:tc>
+      </w:tr>
+      <w:tr>
+        <w:tc>
+          <w:tcPr>
+            <w:tcW w:w="9355" w:type="dxa"/>
+          </w:tcPr>
+          <w:p>
+            <w:pPr>
+              <w:pStyle w:val="ListParagraph"/>
+              <w:numPr>
+                <w:ilvl w:val="0"/>
+                <w:numId w:val="6"/>
+              </w:numPr>
+              <w:rPr>
+                <w:rFonts w:asciiTheme="majorBidi" w:hAnsiTheme="majorBidi" w:cstheme="majorBidi"/>
+                <w:sz w:val="28"/>
+                <w:szCs w:val="28"/>
+              </w:rPr>
+            </w:pPr>
+            <w:r>
+              <w:rPr>
+                <w:rFonts w:asciiTheme="majorBidi" w:hAnsiTheme="majorBidi" w:cstheme="majorBidi"/>
+                <w:sz w:val="28"/>
+                <w:szCs w:val="28"/>
+              </w:rPr>
+              <w:t>At what time it will start?</w:t>
+            </w:r>
+          </w:p>
+        </w:tc>
+      </w:tr>
+      <w:tr>
+        <w:tc>
+          <w:tcPr>
+            <w:tcW w:w="9355" w:type="dxa"/>
+          </w:tcPr>
+          <w:p>
+            <w:pPr>
+              <w:rPr>
+                <w:rFonts w:asciiTheme="majorBidi" w:hAnsiTheme="majorBidi" w:cstheme="majorBidi"/>
+                <w:sz w:val="28"/>
+                <w:szCs w:val="28"/>
+              </w:rPr>
+            </w:pPr>
+            <w:r>
+              <w:rPr>
+                <w:rFonts w:asciiTheme="majorBidi" w:hAnsiTheme="majorBidi" w:cstheme="majorBidi"/>
+                <w:sz w:val="28"/>
+                <w:szCs w:val="28"/>
+              </w:rPr>
+              <w:t xml:space="preserve">A- </w:t>
+            </w:r>
+          </w:p>
+        </w:tc>
+      </w:tr>
+      <w:tr>
+        <w:tc>
+          <w:tcPr>
+            <w:tcW w:w="9355" w:type="dxa"/>
+          </w:tcPr>
+          <w:p>
+            <w:pPr>
+              <w:rPr>
+                <w:rFonts w:asciiTheme="majorBidi" w:hAnsiTheme="majorBidi" w:cstheme="majorBidi"/>
+                <w:sz w:val="28"/>
+                <w:szCs w:val="28"/>
+              </w:rPr>
+            </w:pPr>
+          </w:p>
+        </w:tc>
+      </w:tr>
+      <w:tr>
+        <w:tc>
+          <w:tcPr>
+            <w:tcW w:w="9355" w:type="dxa"/>
+          </w:tcPr>
+          <w:p>
+            <w:pPr>
+              <w:pStyle w:val="ListParagraph"/>
+              <w:numPr>
+                <w:ilvl w:val="0"/>
+                <w:numId w:val="6"/>
+              </w:numPr>
+              <w:rPr>
+                <w:rFonts w:asciiTheme="majorBidi" w:hAnsiTheme="majorBidi" w:cstheme="majorBidi"/>
+                <w:sz w:val="28"/>
+                <w:szCs w:val="28"/>
+              </w:rPr>
+            </w:pPr>
+            <w:r>
+              <w:rPr>
+                <w:rFonts w:asciiTheme="majorBidi" w:hAnsiTheme="majorBidi" w:cstheme="majorBidi"/>
+                <w:sz w:val="28"/>
+                <w:szCs w:val="28"/>
+              </w:rPr>
+              <w:t>At what time it will end?</w:t>
+            </w:r>
+          </w:p>
+        </w:tc>
+      </w:tr>
+      <w:tr>
+        <w:tc>
+          <w:tcPr>
+            <w:tcW w:w="9355" w:type="dxa"/>
+          </w:tcPr>
+          <w:p>
+            <w:pPr>
+              <w:rPr>
+                <w:rFonts w:asciiTheme="majorBidi" w:hAnsiTheme="majorBidi" w:cstheme="majorBidi"/>
+                <w:sz w:val="28"/>
+                <w:szCs w:val="28"/>
+              </w:rPr>
+            </w:pPr>
+            <w:r>
+              <w:rPr>
+                <w:rFonts w:asciiTheme="majorBidi" w:hAnsiTheme="majorBidi" w:cstheme="majorBidi"/>
+                <w:sz w:val="28"/>
+                <w:szCs w:val="28"/>
+              </w:rPr>
+              <w:t xml:space="preserve">A- </w:t>
+            </w:r>
+          </w:p>
+        </w:tc>
+      </w:tr>
+      <w:tr>
+        <w:tc>
+          <w:tcPr>
+            <w:tcW w:w="9355" w:type="dxa"/>
+          </w:tcPr>
+          <w:p>
+            <w:pPr>
+              <w:rPr>
+                <w:rFonts w:asciiTheme="majorBidi" w:hAnsiTheme="majorBidi" w:cstheme="majorBidi"/>
+                <w:sz w:val="28"/>
+                <w:szCs w:val="28"/>
+              </w:rPr>
+            </w:pPr>
+          </w:p>
+        </w:tc>
+      </w:tr>
+    </w:tbl>
+    <w:p>
+      <w:pPr>
+        <w:rPr>
+          <w:b/>
+          <w:bCs/>
+          <w:sz w:val="28"/>
+          <w:szCs w:val="28"/>
+        </w:rPr>
+      </w:pPr>
+      <w:r>
+        <w:rPr>
+          <w:b/>
+          <w:bCs/>
+          <w:sz w:val="28"/>
+          <w:szCs w:val="28"/>
+        </w:rPr>
+        <w:t>Q10: Answer the questions.</w:t>
+      </w:r>
+      <w:r>
+        <w:rPr>
+          <w:b/>
+          <w:bCs/>
+          <w:sz w:val="28"/>
+          <w:szCs w:val="28"/>
+        </w:rPr>
+        <w:tab/>
+        <w:t>(9)</w:t>
+      </w:r>
+    </w:p>
+    <w:tbl>
+      <w:tblPr>
+        <w:tblStyle w:val="TableGrid"/>
+        <w:tblW w:w="0" w:type="auto"/>
+        <w:tblInd w:w="-5" w:type="dxa"/>
+        <w:tblLook w:val="04A0" w:firstRow="1" w:lastRow="0" w:firstColumn="1" w:lastColumn="0" w:noHBand="0" w:noVBand="1"/>
+      </w:tblPr>
+      <w:tblGrid>
+        <w:gridCol w:w="9355"/>
+      </w:tblGrid>
+      <w:tr>
+        <w:tc>
+          <w:tcPr>
+            <w:tcW w:w="9355" w:type="dxa"/>
+          </w:tcPr>
+          <w:p>
+            <w:pPr>
+              <w:pStyle w:val="ListParagraph"/>
+              <w:numPr>
+                <w:ilvl w:val="0"/>
+                <w:numId w:val="7"/>
+              </w:numPr>
+              <w:rPr>
+                <w:rFonts w:asciiTheme="majorBidi" w:hAnsiTheme="majorBidi" w:cstheme="majorBidi"/>
+                <w:sz w:val="28"/>
+                <w:szCs w:val="28"/>
+              </w:rPr>
+            </w:pPr>
+            <w:r>
+              <w:rPr>
+                <w:rFonts w:asciiTheme="majorBidi" w:hAnsiTheme="majorBidi" w:cstheme="majorBidi"/>
+                <w:sz w:val="28"/>
+                <w:szCs w:val="28"/>
+              </w:rPr>
+              <w:t>who is the youngest hero of Pakistan?</w:t>
+            </w:r>
+          </w:p>
+        </w:tc>
+      </w:tr>
+      <w:tr>
+        <w:tc>
+          <w:tcPr>
+            <w:tcW w:w="9355" w:type="dxa"/>
+          </w:tcPr>
+          <w:p>
+            <w:pPr>
+              <w:rPr>
+                <w:rFonts w:asciiTheme="majorBidi" w:hAnsiTheme="majorBidi" w:cstheme="majorBidi"/>
+                <w:sz w:val="28"/>
+                <w:szCs w:val="28"/>
+              </w:rPr>
+            </w:pPr>
+            <w:r>
+              <w:rPr>
+                <w:rFonts w:asciiTheme="majorBidi" w:hAnsiTheme="majorBidi" w:cstheme="majorBidi"/>
+                <w:sz w:val="28"/>
+                <w:szCs w:val="28"/>
+              </w:rPr>
+              <w:t xml:space="preserve">A- </w:t>
+            </w:r>
+          </w:p>
+        </w:tc>
+      </w:tr>
+      <w:tr>
+        <w:tc>
+          <w:tcPr>
+            <w:tcW w:w="9355" w:type="dxa"/>
+          </w:tcPr>
+          <w:p>
+            <w:pPr>
+              <w:rPr>
+                <w:rFonts w:asciiTheme="majorBidi" w:hAnsiTheme="majorBidi" w:cstheme="majorBidi"/>
+                <w:sz w:val="28"/>
+                <w:szCs w:val="28"/>
+              </w:rPr>
+            </w:pPr>
+          </w:p>
+        </w:tc>
+      </w:tr>
+      <w:tr>
+        <w:tc>
+          <w:tcPr>
+            <w:tcW w:w="9355" w:type="dxa"/>
+          </w:tcPr>
+          <w:p>
+            <w:pPr>
+              <w:pStyle w:val="ListParagraph"/>
+              <w:numPr>
+                <w:ilvl w:val="0"/>
+                <w:numId w:val="7"/>
+              </w:numPr>
+              <w:rPr>
+                <w:rFonts w:asciiTheme="majorBidi" w:hAnsiTheme="majorBidi" w:cstheme="majorBidi"/>
+                <w:sz w:val="28"/>
+                <w:szCs w:val="28"/>
+              </w:rPr>
+            </w:pPr>
+            <w:r>
+              <w:rPr>
+                <w:rFonts w:asciiTheme="majorBidi" w:hAnsiTheme="majorBidi" w:cstheme="majorBidi"/>
+                <w:sz w:val="28"/>
+                <w:szCs w:val="28"/>
+              </w:rPr>
+              <w:t>How do Pakistanis do greet on Eid festival?</w:t>
+            </w:r>
+          </w:p>
+        </w:tc>
+      </w:tr>
+      <w:tr>
+        <w:tc>
+          <w:tcPr>
+            <w:tcW w:w="9355" w:type="dxa"/>
+          </w:tcPr>
+          <w:p>
+            <w:pPr>
+              <w:rPr>
+                <w:rFonts w:asciiTheme="majorBidi" w:hAnsiTheme="majorBidi" w:cstheme="majorBidi"/>
+                <w:sz w:val="28"/>
+                <w:szCs w:val="28"/>
+              </w:rPr>
+            </w:pPr>
+            <w:r>
+              <w:rPr>
+                <w:rFonts w:asciiTheme="majorBidi" w:hAnsiTheme="majorBidi" w:cstheme="majorBidi"/>
+                <w:sz w:val="28"/>
+                <w:szCs w:val="28"/>
+              </w:rPr>
+              <w:t xml:space="preserve">A- </w:t>
+            </w:r>
+          </w:p>
+        </w:tc>
+      </w:tr>
+      <w:tr>
+        <w:tc>
+          <w:tcPr>
+            <w:tcW w:w="9355" w:type="dxa"/>
+          </w:tcPr>
+          <w:p>
+            <w:pPr>
+              <w:rPr>
+                <w:rFonts w:asciiTheme="majorBidi" w:hAnsiTheme="majorBidi" w:cstheme="majorBidi"/>
+                <w:sz w:val="28"/>
+                <w:szCs w:val="28"/>
+              </w:rPr>
+            </w:pPr>
+          </w:p>
+        </w:tc>
+      </w:tr>
+      <w:tr>
+        <w:tc>
+          <w:tcPr>
+            <w:tcW w:w="9355" w:type="dxa"/>
+          </w:tcPr>
+          <w:p>
+            <w:pPr>
+              <w:pStyle w:val="ListParagraph"/>
+              <w:numPr>
+                <w:ilvl w:val="0"/>
+                <w:numId w:val="7"/>
+              </w:numPr>
+              <w:rPr>
+                <w:rFonts w:asciiTheme="majorBidi" w:hAnsiTheme="majorBidi" w:cstheme="majorBidi"/>
+                <w:sz w:val="28"/>
+                <w:szCs w:val="28"/>
+              </w:rPr>
+            </w:pPr>
+            <w:r>
+              <w:rPr>
+                <w:rFonts w:asciiTheme="majorBidi" w:hAnsiTheme="majorBidi" w:cstheme="majorBidi"/>
+                <w:sz w:val="28"/>
+                <w:szCs w:val="28"/>
+              </w:rPr>
+              <w:t>When do Christians celebrate Christmas?</w:t>
+            </w:r>
+          </w:p>
+        </w:tc>
+      </w:tr>
+      <w:tr>
+        <w:tc>
+          <w:tcPr>
+            <w:tcW w:w="9355" w:type="dxa"/>
+          </w:tcPr>
+          <w:p>
+            <w:pPr>
+              <w:rPr>
+                <w:rFonts w:asciiTheme="majorBidi" w:hAnsiTheme="majorBidi" w:cstheme="majorBidi"/>
+                <w:sz w:val="28"/>
+                <w:szCs w:val="28"/>
+              </w:rPr>
+            </w:pPr>
+            <w:r>
+              <w:rPr>
+                <w:rFonts w:asciiTheme="majorBidi" w:hAnsiTheme="majorBidi" w:cstheme="majorBidi"/>
+                <w:sz w:val="28"/>
+                <w:szCs w:val="28"/>
+              </w:rPr>
+              <w:t>A-</w:t>
+            </w:r>
+          </w:p>
+        </w:tc>
+      </w:tr>
+      <w:tr>
+        <w:tc>
+          <w:tcPr>
+            <w:tcW w:w="9355" w:type="dxa"/>
+          </w:tcPr>
+          <w:p>
+            <w:pPr>
+              <w:rPr>
+                <w:rFonts w:asciiTheme="majorBidi" w:hAnsiTheme="majorBidi" w:cstheme="majorBidi"/>
+                <w:sz w:val="28"/>
+                <w:szCs w:val="28"/>
+              </w:rPr>
+            </w:pPr>
+          </w:p>
+        </w:tc>
+      </w:tr>
+    </w:tbl>
+    <w:p>
+      <w:pPr>
+        <w:rPr>
+          <w:rFonts w:ascii="Algerian" w:hAnsi="Algerian"/>
           <w:sz w:val="36"/>
           <w:szCs w:val="36"/>
-          <w:u w:val="single"/>
-        </w:rPr>
-      </w:pPr>
+          <w:u w:val="double"/>
+        </w:rPr>
+      </w:pPr>
+      <w:r>
+        <w:rPr>
+          <w:rFonts w:ascii="Algerian" w:hAnsi="Algerian"/>
+          <w:sz w:val="56"/>
+          <w:szCs w:val="56"/>
+          <w:u w:val="double"/>
+        </w:rPr>
+        <w:t>Section “</w:t>
+      </w:r>
+      <w:r>
+        <w:rPr>
+          <w:rFonts w:ascii="Algerian" w:hAnsi="Algerian"/>
+          <w:sz w:val="56"/>
+          <w:szCs w:val="56"/>
+          <w:u w:val="double"/>
+        </w:rPr>
+        <w:t>C</w:t>
+      </w:r>
+      <w:r>
+        <w:rPr>
+          <w:rFonts w:ascii="Algerian" w:hAnsi="Algerian"/>
+          <w:sz w:val="56"/>
+          <w:szCs w:val="56"/>
+          <w:u w:val="double"/>
+        </w:rPr>
+        <w:t>”</w:t>
+      </w:r>
     </w:p>
     <w:p>
       <w:pPr>
-        <w:jc w:val="center"/>
-        <w:rPr>
-          <w:rFonts w:asciiTheme="majorBidi" w:hAnsiTheme="majorBidi" w:cstheme="majorBidi"/>
+        <w:rPr>
           <w:b/>
           <w:bCs/>
-          <w:sz w:val="36"/>
-          <w:szCs w:val="36"/>
+          <w:sz w:val="32"/>
+          <w:szCs w:val="32"/>
           <w:u w:val="single"/>
         </w:rPr>
       </w:pPr>
+      <w:r>
+        <w:rPr>
+          <w:b/>
+          <w:bCs/>
+          <w:sz w:val="32"/>
+          <w:szCs w:val="32"/>
+          <w:u w:val="single"/>
+        </w:rPr>
+        <w:t>Creative Writing.</w:t>
+      </w:r>
+      <w:r>
+        <w:rPr>
+          <w:b/>
+          <w:bCs/>
+          <w:sz w:val="32"/>
+          <w:szCs w:val="32"/>
+          <w:u w:val="single"/>
+        </w:rPr>
+        <w:tab/>
+        <w:t>(10)</w:t>
+      </w:r>
     </w:p>
     <w:p>
       <w:pPr>
-        <w:jc w:val="center"/>
-        <w:rPr>
-          <w:rFonts w:asciiTheme="majorBidi" w:hAnsiTheme="majorBidi" w:cstheme="majorBidi"/>
+        <w:rPr>
           <w:b/>
           <w:bCs/>
-          <w:sz w:val="36"/>
-          <w:szCs w:val="36"/>
-          <w:u w:val="single"/>
-        </w:rPr>
-      </w:pPr>
+          <w:sz w:val="28"/>
+          <w:szCs w:val="28"/>
+        </w:rPr>
+      </w:pPr>
+      <w:r>
+        <w:rPr>
+          <w:b/>
+          <w:bCs/>
+          <w:sz w:val="28"/>
+          <w:szCs w:val="28"/>
+        </w:rPr>
+        <w:t>Write short paragraph. {5-6</w:t>
+      </w:r>
+      <w:r>
+        <w:rPr>
+          <w:b/>
+          <w:bCs/>
+          <w:sz w:val="28"/>
+          <w:szCs w:val="28"/>
+        </w:rPr>
+        <w:t xml:space="preserve"> Sentences </w:t>
+      </w:r>
+      <w:r>
+        <w:rPr>
+          <w:b/>
+          <w:bCs/>
+          <w:sz w:val="28"/>
+          <w:szCs w:val="28"/>
+        </w:rPr>
+        <w:t>}</w:t>
+      </w:r>
     </w:p>
     <w:p>
       <w:pPr>
-        <w:jc w:val="center"/>
+        <w:ind w:left="360"/>
         <w:rPr>
           <w:rFonts w:asciiTheme="majorBidi" w:hAnsiTheme="majorBidi" w:cstheme="majorBidi"/>
-          <w:b/>
-          <w:bCs/>
-          <w:sz w:val="36"/>
-          <w:szCs w:val="36"/>
+          <w:sz w:val="28"/>
+          <w:szCs w:val="28"/>
+        </w:rPr>
+      </w:pPr>
+      <w:r>
+        <w:rPr>
+          <w:rFonts w:asciiTheme="majorBidi" w:hAnsiTheme="majorBidi" w:cstheme="majorBidi"/>
+          <w:sz w:val="28"/>
+          <w:szCs w:val="28"/>
+        </w:rPr>
+        <w:t>“My best friend”</w:t>
+      </w:r>
+      <w:r>
+        <w:rPr>
+          <w:rFonts w:asciiTheme="majorBidi" w:hAnsiTheme="majorBidi" w:cstheme="majorBidi"/>
+          <w:sz w:val="28"/>
+          <w:szCs w:val="28"/>
+        </w:rPr>
+        <w:t xml:space="preserve"> </w:t>
+      </w:r>
+      <w:r>
+        <w:rPr>
+          <w:rFonts w:asciiTheme="majorBidi" w:hAnsiTheme="majorBidi" w:cstheme="majorBidi"/>
+          <w:sz w:val="28"/>
+          <w:szCs w:val="28"/>
           <w:u w:val="single"/>
         </w:rPr>
-      </w:pPr>
+        <w:t>OR</w:t>
+      </w:r>
       <w:r>
         <w:rPr>
           <w:rFonts w:asciiTheme="majorBidi" w:hAnsiTheme="majorBidi" w:cstheme="majorBidi"/>
-          <w:b/>
-          <w:bCs/>
-          <w:sz w:val="36"/>
-          <w:szCs w:val="36"/>
-          <w:u w:val="single"/>
-        </w:rPr>
-        <w:lastRenderedPageBreak/>
-        <w:t>{Section “B”}</w:t>
-      </w:r>
-    </w:p>
-    <w:p>
-      <w:pPr>
-        <w:rPr>
-          <w:b/>
-          <w:bCs/>
-          <w:sz w:val="28"/>
-          <w:szCs w:val="28"/>
-        </w:rPr>
-      </w:pPr>
-      <w:r>
-        <w:rPr>
-          <w:b/>
-          <w:bCs/>
-          <w:sz w:val="28"/>
-          <w:szCs w:val="28"/>
-        </w:rPr>
-        <w:t>Q9: Read the letter of invitation in the box below:</w:t>
-      </w:r>
-    </w:p>
-    <w:p>
-      <w:pPr>
-        <w:rPr>
-          <w:rFonts w:asciiTheme="majorBidi" w:hAnsiTheme="majorBidi" w:cstheme="majorBidi"/>
-          <w:sz w:val="28"/>
-          <w:szCs w:val="28"/>
-        </w:rPr>
-      </w:pPr>
-      <w:r>
-        <w:rPr>
-          <w:rFonts w:asciiTheme="majorBidi" w:hAnsiTheme="majorBidi" w:cstheme="majorBidi"/>
-          <w:sz w:val="28"/>
-          <w:szCs w:val="28"/>
-        </w:rPr>
-        <w:t>Dear Sana,</w:t>
-      </w:r>
-      <w:r>
-        <w:rPr>
-          <w:rFonts w:asciiTheme="majorBidi" w:hAnsiTheme="majorBidi" w:cstheme="majorBidi"/>
-          <w:sz w:val="28"/>
-          <w:szCs w:val="28"/>
-        </w:rPr>
-        <w:tab/>
-      </w:r>
-      <w:r>
-        <w:rPr>
-          <w:rFonts w:asciiTheme="majorBidi" w:hAnsiTheme="majorBidi" w:cstheme="majorBidi"/>
-          <w:sz w:val="28"/>
-          <w:szCs w:val="28"/>
-        </w:rPr>
-        <w:tab/>
-      </w:r>
-      <w:r>
-        <w:rPr>
-          <w:rFonts w:asciiTheme="majorBidi" w:hAnsiTheme="majorBidi" w:cstheme="majorBidi"/>
-          <w:sz w:val="28"/>
-          <w:szCs w:val="28"/>
-        </w:rPr>
-        <w:tab/>
-      </w:r>
-      <w:r>
-        <w:rPr>
-          <w:rFonts w:asciiTheme="majorBidi" w:hAnsiTheme="majorBidi" w:cstheme="majorBidi"/>
-          <w:sz w:val="28"/>
-          <w:szCs w:val="28"/>
-        </w:rPr>
-        <w:tab/>
-      </w:r>
-      <w:r>
-        <w:rPr>
-          <w:rFonts w:asciiTheme="majorBidi" w:hAnsiTheme="majorBidi" w:cstheme="majorBidi"/>
-          <w:sz w:val="28"/>
-          <w:szCs w:val="28"/>
-        </w:rPr>
-        <w:tab/>
-      </w:r>
-      <w:r>
-        <w:rPr>
-          <w:rFonts w:asciiTheme="majorBidi" w:hAnsiTheme="majorBidi" w:cstheme="majorBidi"/>
-          <w:sz w:val="28"/>
-          <w:szCs w:val="28"/>
-        </w:rPr>
-        <w:tab/>
-      </w:r>
-      <w:r>
-        <w:rPr>
-          <w:rFonts w:asciiTheme="majorBidi" w:hAnsiTheme="majorBidi" w:cstheme="majorBidi"/>
-          <w:sz w:val="28"/>
-          <w:szCs w:val="28"/>
-        </w:rPr>
-        <w:tab/>
-      </w:r>
-      <w:r>
-        <w:rPr>
-          <w:rFonts w:asciiTheme="majorBidi" w:hAnsiTheme="majorBidi" w:cstheme="majorBidi"/>
-          <w:sz w:val="28"/>
-          <w:szCs w:val="28"/>
-        </w:rPr>
-        <w:tab/>
-        <w:t xml:space="preserve">                House No.25,</w:t>
-      </w:r>
-    </w:p>
-    <w:p>
-      <w:pPr>
-        <w:jc w:val="right"/>
-        <w:rPr>
-          <w:rFonts w:asciiTheme="majorBidi" w:hAnsiTheme="majorBidi" w:cstheme="majorBidi"/>
-          <w:sz w:val="28"/>
-          <w:szCs w:val="28"/>
-        </w:rPr>
-      </w:pPr>
-      <w:r>
-        <w:rPr>
-          <w:rFonts w:asciiTheme="majorBidi" w:hAnsiTheme="majorBidi" w:cstheme="majorBidi"/>
-          <w:sz w:val="28"/>
-          <w:szCs w:val="28"/>
-        </w:rPr>
-        <w:tab/>
-      </w:r>
-      <w:r>
-        <w:rPr>
-          <w:rFonts w:asciiTheme="majorBidi" w:hAnsiTheme="majorBidi" w:cstheme="majorBidi"/>
-          <w:sz w:val="28"/>
-          <w:szCs w:val="28"/>
-        </w:rPr>
-        <w:tab/>
-      </w:r>
-      <w:r>
-        <w:rPr>
-          <w:rFonts w:asciiTheme="majorBidi" w:hAnsiTheme="majorBidi" w:cstheme="majorBidi"/>
-          <w:sz w:val="28"/>
-          <w:szCs w:val="28"/>
-        </w:rPr>
-        <w:tab/>
-      </w:r>
-      <w:r>
-        <w:rPr>
-          <w:rFonts w:asciiTheme="majorBidi" w:hAnsiTheme="majorBidi" w:cstheme="majorBidi"/>
-          <w:sz w:val="28"/>
-          <w:szCs w:val="28"/>
-        </w:rPr>
-        <w:tab/>
-      </w:r>
-      <w:r>
-        <w:rPr>
-          <w:rFonts w:asciiTheme="majorBidi" w:hAnsiTheme="majorBidi" w:cstheme="majorBidi"/>
-          <w:sz w:val="28"/>
-          <w:szCs w:val="28"/>
-        </w:rPr>
-        <w:tab/>
-      </w:r>
-      <w:r>
-        <w:rPr>
-          <w:rFonts w:asciiTheme="majorBidi" w:hAnsiTheme="majorBidi" w:cstheme="majorBidi"/>
-          <w:sz w:val="28"/>
-          <w:szCs w:val="28"/>
-        </w:rPr>
-        <w:tab/>
-      </w:r>
-      <w:r>
-        <w:rPr>
-          <w:rFonts w:asciiTheme="majorBidi" w:hAnsiTheme="majorBidi" w:cstheme="majorBidi"/>
-          <w:sz w:val="28"/>
-          <w:szCs w:val="28"/>
-        </w:rPr>
-        <w:tab/>
-      </w:r>
-      <w:r>
-        <w:rPr>
-          <w:rFonts w:asciiTheme="majorBidi" w:hAnsiTheme="majorBidi" w:cstheme="majorBidi"/>
-          <w:sz w:val="28"/>
-          <w:szCs w:val="28"/>
-        </w:rPr>
-        <w:tab/>
-        <w:t>High street Karachi.</w:t>
-      </w:r>
-    </w:p>
-    <w:p>
-      <w:pPr>
-        <w:jc w:val="right"/>
-        <w:rPr>
-          <w:rFonts w:asciiTheme="majorBidi" w:hAnsiTheme="majorBidi" w:cstheme="majorBidi"/>
-          <w:sz w:val="28"/>
-          <w:szCs w:val="28"/>
-        </w:rPr>
-      </w:pPr>
-      <w:r>
-        <w:rPr>
-          <w:rFonts w:asciiTheme="majorBidi" w:hAnsiTheme="majorBidi" w:cstheme="majorBidi"/>
-          <w:sz w:val="24"/>
-          <w:szCs w:val="24"/>
-        </w:rPr>
-        <w:tab/>
-      </w:r>
-      <w:r>
-        <w:rPr>
-          <w:rFonts w:asciiTheme="majorBidi" w:hAnsiTheme="majorBidi" w:cstheme="majorBidi"/>
-          <w:sz w:val="24"/>
-          <w:szCs w:val="24"/>
-        </w:rPr>
-        <w:tab/>
-      </w:r>
-      <w:r>
-        <w:rPr>
-          <w:rFonts w:asciiTheme="majorBidi" w:hAnsiTheme="majorBidi" w:cstheme="majorBidi"/>
-          <w:sz w:val="24"/>
-          <w:szCs w:val="24"/>
-        </w:rPr>
-        <w:tab/>
-      </w:r>
-      <w:r>
-        <w:rPr>
-          <w:rFonts w:asciiTheme="majorBidi" w:hAnsiTheme="majorBidi" w:cstheme="majorBidi"/>
-          <w:sz w:val="24"/>
-          <w:szCs w:val="24"/>
-        </w:rPr>
-        <w:tab/>
-      </w:r>
-      <w:r>
-        <w:rPr>
-          <w:rFonts w:asciiTheme="majorBidi" w:hAnsiTheme="majorBidi" w:cstheme="majorBidi"/>
-          <w:sz w:val="28"/>
-          <w:szCs w:val="28"/>
-        </w:rPr>
-        <w:t>5</w:t>
-      </w:r>
-      <w:r>
-        <w:rPr>
-          <w:rFonts w:asciiTheme="majorBidi" w:hAnsiTheme="majorBidi" w:cstheme="majorBidi"/>
-          <w:sz w:val="28"/>
-          <w:szCs w:val="28"/>
-          <w:vertAlign w:val="superscript"/>
-        </w:rPr>
-        <w:t>th</w:t>
-      </w:r>
-      <w:r>
-        <w:rPr>
-          <w:rFonts w:asciiTheme="majorBidi" w:hAnsiTheme="majorBidi" w:cstheme="majorBidi"/>
-          <w:sz w:val="28"/>
-          <w:szCs w:val="28"/>
-        </w:rPr>
-        <w:t xml:space="preserve"> August 2017.</w:t>
-      </w:r>
-    </w:p>
-    <w:p>
-      <w:pPr>
-        <w:rPr>
-          <w:rFonts w:asciiTheme="majorBidi" w:hAnsiTheme="majorBidi" w:cstheme="majorBidi"/>
-          <w:sz w:val="28"/>
-          <w:szCs w:val="28"/>
-        </w:rPr>
-      </w:pPr>
-      <w:r>
-        <w:rPr>
-          <w:rFonts w:asciiTheme="majorBidi" w:hAnsiTheme="majorBidi" w:cstheme="majorBidi"/>
-          <w:sz w:val="28"/>
-          <w:szCs w:val="28"/>
-        </w:rPr>
-        <w:t>Please come to an Eid party at my house on 10</w:t>
-      </w:r>
-      <w:r>
-        <w:rPr>
-          <w:rFonts w:asciiTheme="majorBidi" w:hAnsiTheme="majorBidi" w:cstheme="majorBidi"/>
-          <w:sz w:val="28"/>
-          <w:szCs w:val="28"/>
-          <w:vertAlign w:val="superscript"/>
-        </w:rPr>
-        <w:t>th</w:t>
-      </w:r>
-      <w:r>
-        <w:rPr>
-          <w:rFonts w:asciiTheme="majorBidi" w:hAnsiTheme="majorBidi" w:cstheme="majorBidi"/>
-          <w:sz w:val="28"/>
-          <w:szCs w:val="28"/>
-        </w:rPr>
-        <w:t xml:space="preserve"> august. It will be from 4o’ clock to 6o’ clock.</w:t>
-      </w:r>
-    </w:p>
-    <w:p>
-      <w:pPr>
-        <w:rPr>
-          <w:rFonts w:asciiTheme="majorBidi" w:hAnsiTheme="majorBidi" w:cstheme="majorBidi"/>
-          <w:sz w:val="28"/>
-          <w:szCs w:val="28"/>
-        </w:rPr>
-      </w:pPr>
-      <w:r>
-        <w:rPr>
-          <w:rFonts w:asciiTheme="majorBidi" w:hAnsiTheme="majorBidi" w:cstheme="majorBidi"/>
-          <w:sz w:val="28"/>
-          <w:szCs w:val="28"/>
-        </w:rPr>
-        <w:t>It will be very if you can come.</w:t>
-      </w:r>
-    </w:p>
-    <w:p>
-      <w:pPr>
-        <w:jc w:val="right"/>
-        <w:rPr>
-          <w:rFonts w:asciiTheme="majorBidi" w:hAnsiTheme="majorBidi" w:cstheme="majorBidi"/>
-          <w:sz w:val="28"/>
-          <w:szCs w:val="28"/>
-        </w:rPr>
-      </w:pPr>
-      <w:r>
-        <w:rPr>
-          <w:rFonts w:asciiTheme="majorBidi" w:hAnsiTheme="majorBidi" w:cstheme="majorBidi"/>
-          <w:sz w:val="28"/>
-          <w:szCs w:val="28"/>
-        </w:rPr>
-        <w:t>Your Friend,</w:t>
-      </w:r>
-    </w:p>
-    <w:p>
-      <w:pPr>
-        <w:jc w:val="right"/>
-        <w:rPr>
-          <w:rFonts w:asciiTheme="majorBidi" w:hAnsiTheme="majorBidi" w:cstheme="majorBidi"/>
-          <w:sz w:val="28"/>
-          <w:szCs w:val="28"/>
-        </w:rPr>
-      </w:pPr>
-      <w:r>
-        <w:rPr>
-          <w:rFonts w:asciiTheme="majorBidi" w:hAnsiTheme="majorBidi" w:cstheme="majorBidi"/>
-          <w:sz w:val="28"/>
-          <w:szCs w:val="28"/>
-        </w:rPr>
-        <w:t>Sana</w:t>
-      </w:r>
-    </w:p>
-    <w:p>
-      <w:pPr>
-        <w:rPr>
-          <w:b/>
-          <w:bCs/>
-          <w:sz w:val="28"/>
-          <w:szCs w:val="28"/>
-        </w:rPr>
-      </w:pPr>
-      <w:r>
-        <w:rPr>
-          <w:b/>
-          <w:bCs/>
-          <w:sz w:val="28"/>
-          <w:szCs w:val="28"/>
-        </w:rPr>
-        <w:t>Answer the following questions. {4}</w:t>
-      </w:r>
-    </w:p>
-    <w:p>
-      <w:pPr>
-        <w:pStyle w:val="ListParagraph"/>
-        <w:numPr>
-          <w:ilvl w:val="0"/>
-          <w:numId w:val="6"/>
-        </w:numPr>
-        <w:rPr>
-          <w:rFonts w:asciiTheme="majorBidi" w:hAnsiTheme="majorBidi" w:cstheme="majorBidi"/>
-          <w:sz w:val="28"/>
-          <w:szCs w:val="28"/>
-        </w:rPr>
-      </w:pPr>
-      <w:r>
-        <w:rPr>
-          <w:rFonts w:asciiTheme="majorBidi" w:hAnsiTheme="majorBidi" w:cstheme="majorBidi"/>
-          <w:sz w:val="28"/>
-          <w:szCs w:val="28"/>
-        </w:rPr>
-        <w:t>Who wrote this letter?</w:t>
-      </w:r>
-    </w:p>
-    <w:p>
-      <w:pPr>
-        <w:ind w:left="360"/>
-        <w:rPr>
-          <w:rFonts w:asciiTheme="majorBidi" w:hAnsiTheme="majorBidi" w:cstheme="majorBidi"/>
-          <w:sz w:val="28"/>
-          <w:szCs w:val="28"/>
-        </w:rPr>
-      </w:pPr>
-      <w:r>
-        <w:rPr>
-          <w:rFonts w:asciiTheme="majorBidi" w:hAnsiTheme="majorBidi" w:cstheme="majorBidi"/>
-          <w:sz w:val="28"/>
-          <w:szCs w:val="28"/>
-        </w:rPr>
-        <w:t xml:space="preserve">A- </w:t>
-      </w:r>
-    </w:p>
-    <w:p>
-      <w:pPr>
-        <w:pStyle w:val="ListParagraph"/>
-        <w:numPr>
-          <w:ilvl w:val="0"/>
-          <w:numId w:val="6"/>
-        </w:numPr>
-        <w:rPr>
-          <w:rFonts w:asciiTheme="majorBidi" w:hAnsiTheme="majorBidi" w:cstheme="majorBidi"/>
-          <w:sz w:val="28"/>
-          <w:szCs w:val="28"/>
-        </w:rPr>
-      </w:pPr>
-      <w:r>
-        <w:rPr>
-          <w:rFonts w:asciiTheme="majorBidi" w:hAnsiTheme="majorBidi" w:cstheme="majorBidi"/>
-          <w:sz w:val="28"/>
-          <w:szCs w:val="28"/>
-        </w:rPr>
-        <w:t>Why did she write this letter?</w:t>
-      </w:r>
-    </w:p>
-    <w:p>
-      <w:pPr>
-        <w:ind w:left="360"/>
-        <w:rPr>
-          <w:rFonts w:asciiTheme="majorBidi" w:hAnsiTheme="majorBidi" w:cstheme="majorBidi"/>
-          <w:sz w:val="28"/>
-          <w:szCs w:val="28"/>
-        </w:rPr>
-      </w:pPr>
-      <w:r>
-        <w:rPr>
-          <w:rFonts w:asciiTheme="majorBidi" w:hAnsiTheme="majorBidi" w:cstheme="majorBidi"/>
-          <w:sz w:val="28"/>
-          <w:szCs w:val="28"/>
-        </w:rPr>
-        <w:t xml:space="preserve">A- </w:t>
-      </w:r>
-    </w:p>
-    <w:p>
-      <w:pPr>
-        <w:pStyle w:val="ListParagraph"/>
-        <w:numPr>
-          <w:ilvl w:val="0"/>
-          <w:numId w:val="6"/>
-        </w:numPr>
-        <w:rPr>
-          <w:rFonts w:asciiTheme="majorBidi" w:hAnsiTheme="majorBidi" w:cstheme="majorBidi"/>
-          <w:sz w:val="28"/>
-          <w:szCs w:val="28"/>
-        </w:rPr>
-      </w:pPr>
-      <w:r>
-        <w:rPr>
-          <w:rFonts w:asciiTheme="majorBidi" w:hAnsiTheme="majorBidi" w:cstheme="majorBidi"/>
-          <w:sz w:val="28"/>
-          <w:szCs w:val="28"/>
-        </w:rPr>
-        <w:t>Where is the party going to be?</w:t>
-      </w:r>
-    </w:p>
-    <w:p>
-      <w:pPr>
-        <w:ind w:left="360"/>
-        <w:rPr>
-          <w:rFonts w:asciiTheme="majorBidi" w:hAnsiTheme="majorBidi" w:cstheme="majorBidi"/>
-          <w:sz w:val="28"/>
-          <w:szCs w:val="28"/>
-        </w:rPr>
-      </w:pPr>
-      <w:r>
-        <w:rPr>
-          <w:rFonts w:asciiTheme="majorBidi" w:hAnsiTheme="majorBidi" w:cstheme="majorBidi"/>
-          <w:sz w:val="28"/>
-          <w:szCs w:val="28"/>
-        </w:rPr>
-        <w:t xml:space="preserve">A- </w:t>
-      </w:r>
-    </w:p>
-    <w:p>
-      <w:pPr>
-        <w:pStyle w:val="ListParagraph"/>
-        <w:numPr>
-          <w:ilvl w:val="0"/>
-          <w:numId w:val="6"/>
-        </w:numPr>
-        <w:rPr>
-          <w:rFonts w:asciiTheme="majorBidi" w:hAnsiTheme="majorBidi" w:cstheme="majorBidi"/>
-          <w:sz w:val="28"/>
-          <w:szCs w:val="28"/>
-        </w:rPr>
-      </w:pPr>
-      <w:r>
-        <w:rPr>
-          <w:rFonts w:asciiTheme="majorBidi" w:hAnsiTheme="majorBidi" w:cstheme="majorBidi"/>
-          <w:sz w:val="28"/>
-          <w:szCs w:val="28"/>
-        </w:rPr>
-        <w:t>At what time it will start?</w:t>
-      </w:r>
-    </w:p>
-    <w:p>
-      <w:pPr>
-        <w:ind w:left="360"/>
-        <w:rPr>
-          <w:rFonts w:asciiTheme="majorBidi" w:hAnsiTheme="majorBidi" w:cstheme="majorBidi"/>
-          <w:sz w:val="28"/>
-          <w:szCs w:val="28"/>
-        </w:rPr>
-      </w:pPr>
-      <w:r>
-        <w:rPr>
-          <w:rFonts w:asciiTheme="majorBidi" w:hAnsiTheme="majorBidi" w:cstheme="majorBidi"/>
-          <w:sz w:val="28"/>
-          <w:szCs w:val="28"/>
-        </w:rPr>
-        <w:t xml:space="preserve">A- </w:t>
-      </w:r>
-    </w:p>
-    <w:p>
-      <w:pPr>
-        <w:pStyle w:val="ListParagraph"/>
-        <w:numPr>
-          <w:ilvl w:val="0"/>
-          <w:numId w:val="6"/>
-        </w:numPr>
-        <w:rPr>
-          <w:rFonts w:asciiTheme="majorBidi" w:hAnsiTheme="majorBidi" w:cstheme="majorBidi"/>
-          <w:sz w:val="28"/>
-          <w:szCs w:val="28"/>
-        </w:rPr>
-      </w:pPr>
-      <w:r>
-        <w:rPr>
-          <w:rFonts w:asciiTheme="majorBidi" w:hAnsiTheme="majorBidi" w:cstheme="majorBidi"/>
-          <w:sz w:val="28"/>
-          <w:szCs w:val="28"/>
-        </w:rPr>
-        <w:t>At what time it will end?</w:t>
-      </w:r>
-    </w:p>
-    <w:p>
-      <w:pPr>
-        <w:ind w:left="360"/>
-        <w:rPr>
-          <w:rFonts w:asciiTheme="majorBidi" w:hAnsiTheme="majorBidi" w:cstheme="majorBidi"/>
-          <w:sz w:val="28"/>
-          <w:szCs w:val="28"/>
-        </w:rPr>
-      </w:pPr>
-      <w:r>
-        <w:rPr>
-          <w:rFonts w:asciiTheme="majorBidi" w:hAnsiTheme="majorBidi" w:cstheme="majorBidi"/>
-          <w:sz w:val="28"/>
-          <w:szCs w:val="28"/>
-        </w:rPr>
-        <w:t xml:space="preserve">A- </w:t>
-      </w:r>
-    </w:p>
-    <w:p>
-      <w:pPr>
-        <w:rPr>
-          <w:b/>
-          <w:bCs/>
-          <w:sz w:val="28"/>
-          <w:szCs w:val="28"/>
-        </w:rPr>
-      </w:pPr>
-      <w:r>
-        <w:rPr>
-          <w:b/>
-          <w:bCs/>
-          <w:sz w:val="28"/>
-          <w:szCs w:val="28"/>
-        </w:rPr>
-        <w:t>Q10: Answer the questions.</w:t>
-      </w:r>
-    </w:p>
-    <w:p>
-      <w:pPr>
-        <w:pStyle w:val="ListParagraph"/>
-        <w:numPr>
-          <w:ilvl w:val="0"/>
-          <w:numId w:val="7"/>
-        </w:numPr>
-        <w:rPr>
-          <w:rFonts w:asciiTheme="majorBidi" w:hAnsiTheme="majorBidi" w:cstheme="majorBidi"/>
-          <w:sz w:val="28"/>
-          <w:szCs w:val="28"/>
-        </w:rPr>
-      </w:pPr>
-      <w:r>
-        <w:rPr>
-          <w:rFonts w:asciiTheme="majorBidi" w:hAnsiTheme="majorBidi" w:cstheme="majorBidi"/>
-          <w:sz w:val="28"/>
-          <w:szCs w:val="28"/>
-        </w:rPr>
-        <w:t>who is the youngest hero of Pakistan?</w:t>
-      </w:r>
-    </w:p>
-    <w:p>
-      <w:pPr>
-        <w:ind w:left="360"/>
-        <w:rPr>
-          <w:rFonts w:asciiTheme="majorBidi" w:hAnsiTheme="majorBidi" w:cstheme="majorBidi"/>
-          <w:sz w:val="28"/>
-          <w:szCs w:val="28"/>
-        </w:rPr>
-      </w:pPr>
-      <w:r>
-        <w:rPr>
-          <w:rFonts w:asciiTheme="majorBidi" w:hAnsiTheme="majorBidi" w:cstheme="majorBidi"/>
-          <w:sz w:val="28"/>
-          <w:szCs w:val="28"/>
-        </w:rPr>
-        <w:t xml:space="preserve">A- </w:t>
-      </w:r>
-    </w:p>
-    <w:p>
-      <w:pPr>
-        <w:pStyle w:val="ListParagraph"/>
-        <w:numPr>
-          <w:ilvl w:val="0"/>
-          <w:numId w:val="7"/>
-        </w:numPr>
-        <w:rPr>
-          <w:rFonts w:asciiTheme="majorBidi" w:hAnsiTheme="majorBidi" w:cstheme="majorBidi"/>
-          <w:sz w:val="28"/>
-          <w:szCs w:val="28"/>
-        </w:rPr>
-      </w:pPr>
-      <w:r>
-        <w:rPr>
-          <w:rFonts w:asciiTheme="majorBidi" w:hAnsiTheme="majorBidi" w:cstheme="majorBidi"/>
-          <w:sz w:val="28"/>
-          <w:szCs w:val="28"/>
-        </w:rPr>
-        <w:t xml:space="preserve">How do </w:t>
-      </w:r>
-      <w:r>
-        <w:rPr>
-          <w:rFonts w:asciiTheme="majorBidi" w:hAnsiTheme="majorBidi" w:cstheme="majorBidi"/>
-          <w:sz w:val="28"/>
-          <w:szCs w:val="28"/>
-        </w:rPr>
-        <w:t>Pakistanis</w:t>
-      </w:r>
-      <w:r>
-        <w:rPr>
-          <w:rFonts w:asciiTheme="majorBidi" w:hAnsiTheme="majorBidi" w:cstheme="majorBidi"/>
-          <w:sz w:val="28"/>
-          <w:szCs w:val="28"/>
-        </w:rPr>
-        <w:t xml:space="preserve"> do </w:t>
-      </w:r>
-      <w:r>
-        <w:rPr>
-          <w:rFonts w:asciiTheme="majorBidi" w:hAnsiTheme="majorBidi" w:cstheme="majorBidi"/>
-          <w:sz w:val="28"/>
-          <w:szCs w:val="28"/>
-        </w:rPr>
-        <w:t>greet</w:t>
-      </w:r>
-      <w:r>
-        <w:rPr>
-          <w:rFonts w:asciiTheme="majorBidi" w:hAnsiTheme="majorBidi" w:cstheme="majorBidi"/>
-          <w:sz w:val="28"/>
-          <w:szCs w:val="28"/>
-        </w:rPr>
-        <w:t xml:space="preserve"> on Eid festival?</w:t>
-      </w:r>
-    </w:p>
-    <w:p>
-      <w:pPr>
-        <w:ind w:left="360"/>
-        <w:rPr>
-          <w:rFonts w:asciiTheme="majorBidi" w:hAnsiTheme="majorBidi" w:cstheme="majorBidi"/>
-          <w:sz w:val="28"/>
-          <w:szCs w:val="28"/>
-        </w:rPr>
-      </w:pPr>
-      <w:r>
-        <w:rPr>
-          <w:rFonts w:asciiTheme="majorBidi" w:hAnsiTheme="majorBidi" w:cstheme="majorBidi"/>
-          <w:sz w:val="28"/>
-          <w:szCs w:val="28"/>
-        </w:rPr>
-        <w:lastRenderedPageBreak/>
-        <w:t xml:space="preserve">A- </w:t>
-      </w:r>
-    </w:p>
-    <w:p>
-      <w:pPr>
-        <w:pStyle w:val="ListParagraph"/>
-        <w:numPr>
-          <w:ilvl w:val="0"/>
-          <w:numId w:val="7"/>
-        </w:numPr>
-        <w:rPr>
-          <w:rFonts w:asciiTheme="majorBidi" w:hAnsiTheme="majorBidi" w:cstheme="majorBidi"/>
-          <w:sz w:val="28"/>
-          <w:szCs w:val="28"/>
-        </w:rPr>
-      </w:pPr>
-      <w:r>
-        <w:rPr>
-          <w:rFonts w:asciiTheme="majorBidi" w:hAnsiTheme="majorBidi" w:cstheme="majorBidi"/>
-          <w:sz w:val="28"/>
-          <w:szCs w:val="28"/>
-        </w:rPr>
-        <w:t>When do Christians celebrate Christmas?</w:t>
-      </w:r>
-    </w:p>
-    <w:p>
-      <w:pPr>
-        <w:ind w:left="360"/>
-        <w:rPr>
-          <w:rFonts w:asciiTheme="majorBidi" w:hAnsiTheme="majorBidi" w:cstheme="majorBidi"/>
-          <w:sz w:val="28"/>
-          <w:szCs w:val="28"/>
-        </w:rPr>
-      </w:pPr>
-      <w:r>
-        <w:rPr>
-          <w:rFonts w:asciiTheme="majorBidi" w:hAnsiTheme="majorBidi" w:cstheme="majorBidi"/>
-          <w:sz w:val="28"/>
-          <w:szCs w:val="28"/>
-        </w:rPr>
-        <w:t>A-</w:t>
-      </w:r>
-    </w:p>
-    <w:p>
-      <w:pPr>
-        <w:jc w:val="center"/>
-        <w:rPr>
-          <w:rFonts w:asciiTheme="majorBidi" w:hAnsiTheme="majorBidi" w:cstheme="majorBidi"/>
-          <w:sz w:val="28"/>
-          <w:szCs w:val="28"/>
-        </w:rPr>
-      </w:pPr>
-      <w:r>
-        <w:rPr>
-          <w:rFonts w:asciiTheme="majorBidi" w:hAnsiTheme="majorBidi" w:cstheme="majorBidi"/>
-          <w:b/>
-          <w:bCs/>
-          <w:sz w:val="36"/>
-          <w:szCs w:val="36"/>
-          <w:u w:val="single"/>
-        </w:rPr>
-        <w:t>{Section “C”}</w:t>
-      </w:r>
-    </w:p>
-    <w:p>
-      <w:pPr>
-        <w:rPr>
-          <w:b/>
-          <w:bCs/>
-          <w:sz w:val="28"/>
-          <w:szCs w:val="28"/>
-          <w:u w:val="single"/>
-        </w:rPr>
-      </w:pPr>
-      <w:r>
-        <w:rPr>
-          <w:b/>
-          <w:bCs/>
-          <w:sz w:val="28"/>
-          <w:szCs w:val="28"/>
-          <w:u w:val="single"/>
-        </w:rPr>
-        <w:t>Creative Writing.</w:t>
-      </w:r>
-    </w:p>
-    <w:p>
-      <w:pPr>
-        <w:rPr>
-          <w:b/>
-          <w:bCs/>
-          <w:sz w:val="28"/>
-          <w:szCs w:val="28"/>
-        </w:rPr>
-      </w:pPr>
-      <w:r>
-        <w:rPr>
-          <w:b/>
-          <w:bCs/>
-          <w:sz w:val="28"/>
-          <w:szCs w:val="28"/>
-        </w:rPr>
-        <w:t>Write short paragraph. {5-6}</w:t>
-      </w:r>
-    </w:p>
-    <w:p>
-      <w:pPr>
-        <w:ind w:left="360"/>
-        <w:rPr>
-          <w:rFonts w:asciiTheme="majorBidi" w:hAnsiTheme="majorBidi" w:cstheme="majorBidi"/>
-          <w:sz w:val="28"/>
-          <w:szCs w:val="28"/>
-        </w:rPr>
-      </w:pPr>
-      <w:r>
-        <w:rPr>
-          <w:rFonts w:asciiTheme="majorBidi" w:hAnsiTheme="majorBidi" w:cstheme="majorBidi"/>
-          <w:sz w:val="28"/>
-          <w:szCs w:val="28"/>
-        </w:rPr>
-        <w:t>“My best friend”</w:t>
-      </w:r>
-    </w:p>
-    <w:p>
-      <w:pPr>
-        <w:ind w:left="360"/>
-        <w:rPr>
-          <w:rFonts w:asciiTheme="majorBidi" w:hAnsiTheme="majorBidi" w:cstheme="majorBidi"/>
-          <w:sz w:val="28"/>
-          <w:szCs w:val="28"/>
-          <w:u w:val="single"/>
-        </w:rPr>
-      </w:pPr>
-      <w:r>
-        <w:rPr>
-          <w:rFonts w:asciiTheme="majorBidi" w:hAnsiTheme="majorBidi" w:cstheme="majorBidi"/>
-          <w:sz w:val="28"/>
-          <w:szCs w:val="28"/>
-        </w:rPr>
-        <w:t xml:space="preserve">         </w:t>
-      </w:r>
-      <w:r>
-        <w:rPr>
-          <w:rFonts w:asciiTheme="majorBidi" w:hAnsiTheme="majorBidi" w:cstheme="majorBidi"/>
-          <w:sz w:val="28"/>
-          <w:szCs w:val="28"/>
-          <w:u w:val="single"/>
-        </w:rPr>
-        <w:t>OR</w:t>
-      </w:r>
-    </w:p>
-    <w:p>
-      <w:pPr>
-        <w:ind w:left="360"/>
-        <w:rPr>
-          <w:rFonts w:asciiTheme="majorBidi" w:hAnsiTheme="majorBidi" w:cstheme="majorBidi"/>
-          <w:sz w:val="28"/>
-          <w:szCs w:val="28"/>
-        </w:rPr>
-      </w:pPr>
+          <w:sz w:val="28"/>
+          <w:szCs w:val="28"/>
+        </w:rPr>
+        <w:t xml:space="preserve"> </w:t>
+      </w:r>
       <w:r>
         <w:rPr>
           <w:rFonts w:asciiTheme="majorBidi" w:hAnsiTheme="majorBidi" w:cstheme="majorBidi"/>
@@ -3758,9 +5908,7 @@
           <w:u w:val="single"/>
         </w:rPr>
       </w:pPr>
-    </w:p>
-    <w:p>
-      <w:pPr>
+      <w:r>
         <w:rPr>
           <w:b/>
           <w:bCs/>
@@ -3768,10 +5916,9 @@
           <w:szCs w:val="28"/>
           <w:u w:val="single"/>
         </w:rPr>
-      </w:pPr>
-    </w:p>
-    <w:p>
-      <w:pPr>
+        <w:t>Picture composition.</w:t>
+      </w:r>
+      <w:r>
         <w:rPr>
           <w:b/>
           <w:bCs/>
@@ -3779,94 +5926,8 @@
           <w:szCs w:val="28"/>
           <w:u w:val="single"/>
         </w:rPr>
-      </w:pPr>
-    </w:p>
-    <w:p>
-      <w:pPr>
-        <w:rPr>
-          <w:b/>
-          <w:bCs/>
-          <w:sz w:val="28"/>
-          <w:szCs w:val="28"/>
-          <w:u w:val="single"/>
-        </w:rPr>
-      </w:pPr>
-    </w:p>
-    <w:p>
-      <w:pPr>
-        <w:rPr>
-          <w:b/>
-          <w:bCs/>
-          <w:sz w:val="28"/>
-          <w:szCs w:val="28"/>
-          <w:u w:val="single"/>
-        </w:rPr>
-      </w:pPr>
-    </w:p>
-    <w:p>
-      <w:pPr>
-        <w:rPr>
-          <w:b/>
-          <w:bCs/>
-          <w:sz w:val="28"/>
-          <w:szCs w:val="28"/>
-          <w:u w:val="single"/>
-        </w:rPr>
-      </w:pPr>
-    </w:p>
-    <w:p>
-      <w:pPr>
-        <w:rPr>
-          <w:b/>
-          <w:bCs/>
-          <w:sz w:val="28"/>
-          <w:szCs w:val="28"/>
-          <w:u w:val="single"/>
-        </w:rPr>
-      </w:pPr>
-    </w:p>
-    <w:p>
-      <w:pPr>
-        <w:rPr>
-          <w:b/>
-          <w:bCs/>
-          <w:sz w:val="28"/>
-          <w:szCs w:val="28"/>
-          <w:u w:val="single"/>
-        </w:rPr>
-      </w:pPr>
-    </w:p>
-    <w:p>
-      <w:pPr>
-        <w:rPr>
-          <w:b/>
-          <w:bCs/>
-          <w:sz w:val="28"/>
-          <w:szCs w:val="28"/>
-          <w:u w:val="single"/>
-        </w:rPr>
-      </w:pPr>
-    </w:p>
-    <w:p>
-      <w:pPr>
-        <w:rPr>
-          <w:b/>
-          <w:bCs/>
-          <w:sz w:val="28"/>
-          <w:szCs w:val="28"/>
-          <w:u w:val="single"/>
-        </w:rPr>
-      </w:pPr>
-      <w:r>
-        <w:rPr>
-          <w:b/>
-          <w:bCs/>
-          <w:sz w:val="28"/>
-          <w:szCs w:val="28"/>
-          <w:u w:val="single"/>
-        </w:rPr>
-        <w:lastRenderedPageBreak/>
-        <w:t>Picture composition.</w:t>
+        <w:tab/>
+        <w:t>(8)</w:t>
       </w:r>
     </w:p>
     <w:p>
@@ -3948,16 +6009,6 @@
         </w:drawing>
       </w:r>
     </w:p>
-    <w:p>
-      <w:pPr>
-        <w:ind w:left="360"/>
-        <w:rPr>
-          <w:rFonts w:asciiTheme="majorBidi" w:hAnsiTheme="majorBidi" w:cstheme="majorBidi"/>
-          <w:sz w:val="24"/>
-          <w:szCs w:val="24"/>
-        </w:rPr>
-      </w:pPr>
-    </w:p>
     <w:tbl>
       <w:tblPr>
         <w:tblStyle w:val="TableGrid"/>
@@ -3971,7 +6022,7 @@
       </w:tblGrid>
       <w:tr>
         <w:trPr>
-          <w:trHeight w:val="432"/>
+          <w:trHeight w:val="576"/>
         </w:trPr>
         <w:tc>
           <w:tcPr>
@@ -3984,19 +6035,12 @@
                 <w:szCs w:val="28"/>
               </w:rPr>
             </w:pPr>
-            <w:r>
-              <w:rPr>
-                <w:sz w:val="28"/>
-                <w:szCs w:val="28"/>
-              </w:rPr>
-              <w:t>1-</w:t>
-            </w:r>
           </w:p>
         </w:tc>
       </w:tr>
       <w:tr>
         <w:trPr>
-          <w:trHeight w:val="432"/>
+          <w:trHeight w:val="576"/>
         </w:trPr>
         <w:tc>
           <w:tcPr>
@@ -4009,19 +6053,12 @@
                 <w:szCs w:val="28"/>
               </w:rPr>
             </w:pPr>
-            <w:r>
-              <w:rPr>
-                <w:sz w:val="28"/>
-                <w:szCs w:val="28"/>
-              </w:rPr>
-              <w:t>2-</w:t>
-            </w:r>
           </w:p>
         </w:tc>
       </w:tr>
       <w:tr>
         <w:trPr>
-          <w:trHeight w:val="432"/>
+          <w:trHeight w:val="576"/>
         </w:trPr>
         <w:tc>
           <w:tcPr>
@@ -4034,19 +6071,12 @@
                 <w:szCs w:val="28"/>
               </w:rPr>
             </w:pPr>
-            <w:r>
-              <w:rPr>
-                <w:sz w:val="28"/>
-                <w:szCs w:val="28"/>
-              </w:rPr>
-              <w:t>3-</w:t>
-            </w:r>
           </w:p>
         </w:tc>
       </w:tr>
       <w:tr>
         <w:trPr>
-          <w:trHeight w:val="432"/>
+          <w:trHeight w:val="576"/>
         </w:trPr>
         <w:tc>
           <w:tcPr>
@@ -4059,13 +6089,6 @@
                 <w:szCs w:val="28"/>
               </w:rPr>
             </w:pPr>
-            <w:r>
-              <w:rPr>
-                <w:sz w:val="28"/>
-                <w:szCs w:val="28"/>
-              </w:rPr>
-              <w:t>4-</w:t>
-            </w:r>
           </w:p>
         </w:tc>
       </w:tr>
@@ -4147,7 +6170,7 @@
       </w:tblGrid>
       <w:tr>
         <w:trPr>
-          <w:trHeight w:val="432"/>
+          <w:trHeight w:val="576"/>
         </w:trPr>
         <w:tc>
           <w:tcPr>
@@ -4160,19 +6183,12 @@
                 <w:szCs w:val="24"/>
               </w:rPr>
             </w:pPr>
-            <w:r>
-              <w:rPr>
-                <w:sz w:val="24"/>
-                <w:szCs w:val="24"/>
-              </w:rPr>
-              <w:t>1-</w:t>
-            </w:r>
           </w:p>
         </w:tc>
       </w:tr>
       <w:tr>
         <w:trPr>
-          <w:trHeight w:val="432"/>
+          <w:trHeight w:val="576"/>
         </w:trPr>
         <w:tc>
           <w:tcPr>
@@ -4185,19 +6201,12 @@
                 <w:szCs w:val="24"/>
               </w:rPr>
             </w:pPr>
-            <w:r>
-              <w:rPr>
-                <w:sz w:val="24"/>
-                <w:szCs w:val="24"/>
-              </w:rPr>
-              <w:t>2-</w:t>
-            </w:r>
           </w:p>
         </w:tc>
       </w:tr>
       <w:tr>
         <w:trPr>
-          <w:trHeight w:val="432"/>
+          <w:trHeight w:val="576"/>
         </w:trPr>
         <w:tc>
           <w:tcPr>
@@ -4210,19 +6219,12 @@
                 <w:szCs w:val="24"/>
               </w:rPr>
             </w:pPr>
-            <w:r>
-              <w:rPr>
-                <w:sz w:val="24"/>
-                <w:szCs w:val="24"/>
-              </w:rPr>
-              <w:t>3-</w:t>
-            </w:r>
           </w:p>
         </w:tc>
       </w:tr>
       <w:tr>
         <w:trPr>
-          <w:trHeight w:val="432"/>
+          <w:trHeight w:val="576"/>
         </w:trPr>
         <w:tc>
           <w:tcPr>
@@ -4235,357 +6237,10 @@
                 <w:szCs w:val="24"/>
               </w:rPr>
             </w:pPr>
-            <w:r>
-              <w:rPr>
-                <w:sz w:val="24"/>
-                <w:szCs w:val="24"/>
-              </w:rPr>
-              <w:t>4-</w:t>
-            </w:r>
           </w:p>
         </w:tc>
       </w:tr>
     </w:tbl>
-    <w:p>
-      <w:pPr>
-        <w:rPr>
-          <w:sz w:val="24"/>
-          <w:szCs w:val="24"/>
-        </w:rPr>
-      </w:pPr>
-    </w:p>
-    <w:p>
-      <w:pPr>
-        <w:rPr>
-          <w:sz w:val="24"/>
-          <w:szCs w:val="24"/>
-        </w:rPr>
-      </w:pPr>
-    </w:p>
-    <w:p>
-      <w:pPr>
-        <w:rPr>
-          <w:sz w:val="24"/>
-          <w:szCs w:val="24"/>
-        </w:rPr>
-      </w:pPr>
-    </w:p>
-    <w:p>
-      <w:pPr>
-        <w:rPr>
-          <w:sz w:val="24"/>
-          <w:szCs w:val="24"/>
-        </w:rPr>
-      </w:pPr>
-    </w:p>
-    <w:p>
-      <w:pPr>
-        <w:rPr>
-          <w:sz w:val="24"/>
-          <w:szCs w:val="24"/>
-        </w:rPr>
-      </w:pPr>
-    </w:p>
-    <w:p>
-      <w:pPr>
-        <w:rPr>
-          <w:sz w:val="24"/>
-          <w:szCs w:val="24"/>
-        </w:rPr>
-      </w:pPr>
-    </w:p>
-    <w:p>
-      <w:pPr>
-        <w:rPr>
-          <w:sz w:val="24"/>
-          <w:szCs w:val="24"/>
-        </w:rPr>
-      </w:pPr>
-    </w:p>
-    <w:p>
-      <w:pPr>
-        <w:rPr>
-          <w:sz w:val="24"/>
-          <w:szCs w:val="24"/>
-        </w:rPr>
-      </w:pPr>
-    </w:p>
-    <w:p>
-      <w:pPr>
-        <w:rPr>
-          <w:sz w:val="24"/>
-          <w:szCs w:val="24"/>
-        </w:rPr>
-      </w:pPr>
-    </w:p>
-    <w:p>
-      <w:pPr>
-        <w:rPr>
-          <w:sz w:val="24"/>
-          <w:szCs w:val="24"/>
-        </w:rPr>
-      </w:pPr>
-    </w:p>
-    <w:p>
-      <w:pPr>
-        <w:tabs>
-          <w:tab w:val="left" w:pos="2918"/>
-        </w:tabs>
-        <w:rPr>
-          <w:sz w:val="24"/>
-          <w:szCs w:val="24"/>
-        </w:rPr>
-      </w:pPr>
-      <w:r>
-        <w:rPr>
-          <w:sz w:val="24"/>
-          <w:szCs w:val="24"/>
-        </w:rPr>
-        <w:tab/>
-      </w:r>
-    </w:p>
-    <w:p>
-      <w:pPr>
-        <w:tabs>
-          <w:tab w:val="left" w:pos="2918"/>
-        </w:tabs>
-        <w:rPr>
-          <w:sz w:val="24"/>
-          <w:szCs w:val="24"/>
-        </w:rPr>
-      </w:pPr>
-    </w:p>
-    <w:p>
-      <w:pPr>
-        <w:tabs>
-          <w:tab w:val="left" w:pos="2918"/>
-        </w:tabs>
-        <w:rPr>
-          <w:sz w:val="24"/>
-          <w:szCs w:val="24"/>
-        </w:rPr>
-      </w:pPr>
-    </w:p>
-    <w:p>
-      <w:pPr>
-        <w:tabs>
-          <w:tab w:val="left" w:pos="2918"/>
-        </w:tabs>
-        <w:rPr>
-          <w:sz w:val="24"/>
-          <w:szCs w:val="24"/>
-        </w:rPr>
-      </w:pPr>
-    </w:p>
-    <w:p>
-      <w:pPr>
-        <w:tabs>
-          <w:tab w:val="left" w:pos="2918"/>
-        </w:tabs>
-        <w:rPr>
-          <w:sz w:val="24"/>
-          <w:szCs w:val="24"/>
-        </w:rPr>
-      </w:pPr>
-    </w:p>
-    <w:p>
-      <w:pPr>
-        <w:tabs>
-          <w:tab w:val="left" w:pos="2918"/>
-        </w:tabs>
-        <w:rPr>
-          <w:sz w:val="24"/>
-          <w:szCs w:val="24"/>
-        </w:rPr>
-      </w:pPr>
-    </w:p>
-    <w:p>
-      <w:pPr>
-        <w:tabs>
-          <w:tab w:val="left" w:pos="2918"/>
-        </w:tabs>
-        <w:rPr>
-          <w:sz w:val="24"/>
-          <w:szCs w:val="24"/>
-        </w:rPr>
-      </w:pPr>
-    </w:p>
-    <w:p>
-      <w:pPr>
-        <w:tabs>
-          <w:tab w:val="left" w:pos="2918"/>
-        </w:tabs>
-        <w:rPr>
-          <w:sz w:val="24"/>
-          <w:szCs w:val="24"/>
-        </w:rPr>
-      </w:pPr>
-    </w:p>
-    <w:p>
-      <w:pPr>
-        <w:tabs>
-          <w:tab w:val="left" w:pos="2918"/>
-        </w:tabs>
-        <w:rPr>
-          <w:sz w:val="24"/>
-          <w:szCs w:val="24"/>
-        </w:rPr>
-      </w:pPr>
-    </w:p>
-    <w:p>
-      <w:pPr>
-        <w:tabs>
-          <w:tab w:val="left" w:pos="2918"/>
-        </w:tabs>
-        <w:rPr>
-          <w:sz w:val="24"/>
-          <w:szCs w:val="24"/>
-        </w:rPr>
-      </w:pPr>
-    </w:p>
-    <w:p>
-      <w:pPr>
-        <w:tabs>
-          <w:tab w:val="left" w:pos="2918"/>
-        </w:tabs>
-        <w:rPr>
-          <w:sz w:val="24"/>
-          <w:szCs w:val="24"/>
-        </w:rPr>
-      </w:pPr>
-    </w:p>
-    <w:p>
-      <w:pPr>
-        <w:tabs>
-          <w:tab w:val="left" w:pos="2918"/>
-        </w:tabs>
-        <w:rPr>
-          <w:sz w:val="24"/>
-          <w:szCs w:val="24"/>
-        </w:rPr>
-      </w:pPr>
-    </w:p>
-    <w:p>
-      <w:pPr>
-        <w:tabs>
-          <w:tab w:val="left" w:pos="2918"/>
-        </w:tabs>
-        <w:rPr>
-          <w:sz w:val="24"/>
-          <w:szCs w:val="24"/>
-        </w:rPr>
-      </w:pPr>
-    </w:p>
-    <w:p>
-      <w:pPr>
-        <w:tabs>
-          <w:tab w:val="left" w:pos="2918"/>
-        </w:tabs>
-        <w:rPr>
-          <w:sz w:val="24"/>
-          <w:szCs w:val="24"/>
-        </w:rPr>
-      </w:pPr>
-    </w:p>
-    <w:p>
-      <w:pPr>
-        <w:tabs>
-          <w:tab w:val="left" w:pos="2918"/>
-        </w:tabs>
-        <w:rPr>
-          <w:sz w:val="24"/>
-          <w:szCs w:val="24"/>
-        </w:rPr>
-      </w:pPr>
-    </w:p>
-    <w:p>
-      <w:pPr>
-        <w:tabs>
-          <w:tab w:val="left" w:pos="2918"/>
-        </w:tabs>
-        <w:rPr>
-          <w:sz w:val="24"/>
-          <w:szCs w:val="24"/>
-        </w:rPr>
-      </w:pPr>
-    </w:p>
-    <w:p>
-      <w:pPr>
-        <w:tabs>
-          <w:tab w:val="left" w:pos="2918"/>
-        </w:tabs>
-        <w:rPr>
-          <w:sz w:val="24"/>
-          <w:szCs w:val="24"/>
-        </w:rPr>
-      </w:pPr>
-    </w:p>
-    <w:p>
-      <w:pPr>
-        <w:tabs>
-          <w:tab w:val="left" w:pos="2918"/>
-        </w:tabs>
-        <w:rPr>
-          <w:sz w:val="24"/>
-          <w:szCs w:val="24"/>
-        </w:rPr>
-      </w:pPr>
-    </w:p>
-    <w:p>
-      <w:pPr>
-        <w:tabs>
-          <w:tab w:val="left" w:pos="2918"/>
-        </w:tabs>
-        <w:rPr>
-          <w:sz w:val="24"/>
-          <w:szCs w:val="24"/>
-        </w:rPr>
-      </w:pPr>
-    </w:p>
-    <w:p>
-      <w:pPr>
-        <w:tabs>
-          <w:tab w:val="left" w:pos="2918"/>
-        </w:tabs>
-        <w:rPr>
-          <w:sz w:val="24"/>
-          <w:szCs w:val="24"/>
-        </w:rPr>
-      </w:pPr>
-    </w:p>
-    <w:p>
-      <w:pPr>
-        <w:tabs>
-          <w:tab w:val="left" w:pos="2918"/>
-        </w:tabs>
-        <w:rPr>
-          <w:sz w:val="24"/>
-          <w:szCs w:val="24"/>
-        </w:rPr>
-      </w:pPr>
-    </w:p>
-    <w:p>
-      <w:pPr>
-        <w:tabs>
-          <w:tab w:val="left" w:pos="2918"/>
-        </w:tabs>
-        <w:rPr>
-          <w:sz w:val="24"/>
-          <w:szCs w:val="24"/>
-        </w:rPr>
-      </w:pPr>
-    </w:p>
-    <w:p>
-      <w:pPr>
-        <w:tabs>
-          <w:tab w:val="left" w:pos="2918"/>
-        </w:tabs>
-        <w:rPr>
-          <w:sz w:val="24"/>
-          <w:szCs w:val="24"/>
-        </w:rPr>
-      </w:pPr>
-    </w:p>
     <w:p>
       <w:pPr>
         <w:tabs>
@@ -4608,7 +6263,7 @@
 </file>
 
 <file path=word/endnotes.xml><?xml version="1.0" encoding="utf-8"?>
-<w:endnotes xmlns:wpc="http://schemas.microsoft.com/office/word/2010/wordprocessingCanvas" xmlns:cx="http://schemas.microsoft.com/office/drawing/2014/chartex" xmlns:cx1="http://schemas.microsoft.com/office/drawing/2015/9/8/chartex" xmlns:cx2="http://schemas.microsoft.com/office/drawing/2015/10/21/chartex" xmlns:cx3="http://schemas.microsoft.com/office/drawing/2016/5/9/chartex" xmlns:cx4="http://schemas.microsoft.com/office/drawing/2016/5/10/chartex" xmlns:cx5="http://schemas.microsoft.com/office/drawing/2016/5/11/chartex" xmlns:cx6="http://schemas.microsoft.com/office/drawing/2016/5/12/chartex" xmlns:cx7="http://schemas.microsoft.com/office/drawing/2016/5/13/chartex" xmlns:cx8="http://schemas.microsoft.com/office/drawing/2016/5/14/chartex" xmlns:mc="http://schemas.openxmlformats.org/markup-compatibility/2006" xmlns:aink="http://schemas.microsoft.com/office/drawing/2016/ink" xmlns:am3d="http://schemas.microsoft.com/office/drawing/2017/model3d" xmlns:o="urn:schemas-microsoft-com:office:office" xmlns:r="http://schemas.openxmlformats.org/officeDocument/2006/relationships" xmlns:m="http://schemas.openxmlformats.org/officeDocument/2006/math" xmlns:v="urn:schemas-microsoft-com:vml" xmlns:wp14="http://schemas.microsoft.com/office/word/2010/wordprocessingDrawing" xmlns:wp="http://schemas.openxmlformats.org/drawingml/2006/wordprocessingDrawing" xmlns:w10="urn:schemas-microsoft-com:office:word" xmlns:w="http://schemas.openxmlformats.org/wordprocessingml/2006/main" xmlns:w14="http://schemas.microsoft.com/office/word/2010/wordml" xmlns:w15="http://schemas.microsoft.com/office/word/2012/wordml" xmlns:w16cex="http://schemas.microsoft.com/office/word/2018/wordml/cex" xmlns:w16cid="http://schemas.microsoft.com/office/word/2016/wordml/cid" xmlns:w16="http://schemas.microsoft.com/office/word/2018/wordml" xmlns:w16sdtdh="http://schemas.microsoft.com/office/word/2020/wordml/sdtdatahash" xmlns:w16se="http://schemas.microsoft.com/office/word/2015/wordml/symex" xmlns:wpg="http://schemas.microsoft.com/office/word/2010/wordprocessingGroup" xmlns:wpi="http://schemas.microsoft.com/office/word/2010/wordprocessingInk" xmlns:wne="http://schemas.microsoft.com/office/word/2006/wordml" xmlns:wps="http://schemas.microsoft.com/office/word/2010/wordprocessingShape" mc:Ignorable="w14 w15 w16se w16cid w16 w16cex w16sdtdh wp14">
+<w:endnotes xmlns:wpc="http://schemas.microsoft.com/office/word/2010/wordprocessingCanvas" xmlns:cx="http://schemas.microsoft.com/office/drawing/2014/chartex" xmlns:cx1="http://schemas.microsoft.com/office/drawing/2015/9/8/chartex" xmlns:cx2="http://schemas.microsoft.com/office/drawing/2015/10/21/chartex" xmlns:cx3="http://schemas.microsoft.com/office/drawing/2016/5/9/chartex" xmlns:cx4="http://schemas.microsoft.com/office/drawing/2016/5/10/chartex" xmlns:cx5="http://schemas.microsoft.com/office/drawing/2016/5/11/chartex" xmlns:cx6="http://schemas.microsoft.com/office/drawing/2016/5/12/chartex" xmlns:cx7="http://schemas.microsoft.com/office/drawing/2016/5/13/chartex" xmlns:cx8="http://schemas.microsoft.com/office/drawing/2016/5/14/chartex" xmlns:mc="http://schemas.openxmlformats.org/markup-compatibility/2006" xmlns:aink="http://schemas.microsoft.com/office/drawing/2016/ink" xmlns:am3d="http://schemas.microsoft.com/office/drawing/2017/model3d" xmlns:o="urn:schemas-microsoft-com:office:office" xmlns:oel="http://schemas.microsoft.com/office/2019/extlst" xmlns:r="http://schemas.openxmlformats.org/officeDocument/2006/relationships" xmlns:m="http://schemas.openxmlformats.org/officeDocument/2006/math" xmlns:v="urn:schemas-microsoft-com:vml" xmlns:wp14="http://schemas.microsoft.com/office/word/2010/wordprocessingDrawing" xmlns:wp="http://schemas.openxmlformats.org/drawingml/2006/wordprocessingDrawing" xmlns:w10="urn:schemas-microsoft-com:office:word" xmlns:w="http://schemas.openxmlformats.org/wordprocessingml/2006/main" xmlns:w14="http://schemas.microsoft.com/office/word/2010/wordml" xmlns:w15="http://schemas.microsoft.com/office/word/2012/wordml" xmlns:w16cex="http://schemas.microsoft.com/office/word/2018/wordml/cex" xmlns:w16cid="http://schemas.microsoft.com/office/word/2016/wordml/cid" xmlns:w16="http://schemas.microsoft.com/office/word/2018/wordml" xmlns:w16du="http://schemas.microsoft.com/office/word/2023/wordml/word16du" xmlns:w16sdtdh="http://schemas.microsoft.com/office/word/2020/wordml/sdtdatahash" xmlns:w16sdtfl="http://schemas.microsoft.com/office/word/2024/wordml/sdtformatlock" xmlns:w16se="http://schemas.microsoft.com/office/word/2015/wordml/symex" xmlns:wpg="http://schemas.microsoft.com/office/word/2010/wordprocessingGroup" xmlns:wpi="http://schemas.microsoft.com/office/word/2010/wordprocessingInk" xmlns:wne="http://schemas.microsoft.com/office/word/2006/wordml" xmlns:wps="http://schemas.microsoft.com/office/word/2010/wordprocessingShape" mc:Ignorable="w14 w15 w16se w16cid w16 w16cex w16sdtdh w16sdtfl w16du wp14">
   <w:endnote w:type="separator" w:id="-1">
     <w:p>
       <w:pPr>
@@ -4633,7 +6288,7 @@
 </file>
 
 <file path=word/footnotes.xml><?xml version="1.0" encoding="utf-8"?>
-<w:footnotes xmlns:wpc="http://schemas.microsoft.com/office/word/2010/wordprocessingCanvas" xmlns:cx="http://schemas.microsoft.com/office/drawing/2014/chartex" xmlns:cx1="http://schemas.microsoft.com/office/drawing/2015/9/8/chartex" xmlns:cx2="http://schemas.microsoft.com/office/drawing/2015/10/21/chartex" xmlns:cx3="http://schemas.microsoft.com/office/drawing/2016/5/9/chartex" xmlns:cx4="http://schemas.microsoft.com/office/drawing/2016/5/10/chartex" xmlns:cx5="http://schemas.microsoft.com/office/drawing/2016/5/11/chartex" xmlns:cx6="http://schemas.microsoft.com/office/drawing/2016/5/12/chartex" xmlns:cx7="http://schemas.microsoft.com/office/drawing/2016/5/13/chartex" xmlns:cx8="http://schemas.microsoft.com/office/drawing/2016/5/14/chartex" xmlns:mc="http://schemas.openxmlformats.org/markup-compatibility/2006" xmlns:aink="http://schemas.microsoft.com/office/drawing/2016/ink" xmlns:am3d="http://schemas.microsoft.com/office/drawing/2017/model3d" xmlns:o="urn:schemas-microsoft-com:office:office" xmlns:r="http://schemas.openxmlformats.org/officeDocument/2006/relationships" xmlns:m="http://schemas.openxmlformats.org/officeDocument/2006/math" xmlns:v="urn:schemas-microsoft-com:vml" xmlns:wp14="http://schemas.microsoft.com/office/word/2010/wordprocessingDrawing" xmlns:wp="http://schemas.openxmlformats.org/drawingml/2006/wordprocessingDrawing" xmlns:w10="urn:schemas-microsoft-com:office:word" xmlns:w="http://schemas.openxmlformats.org/wordprocessingml/2006/main" xmlns:w14="http://schemas.microsoft.com/office/word/2010/wordml" xmlns:w15="http://schemas.microsoft.com/office/word/2012/wordml" xmlns:w16cex="http://schemas.microsoft.com/office/word/2018/wordml/cex" xmlns:w16cid="http://schemas.microsoft.com/office/word/2016/wordml/cid" xmlns:w16="http://schemas.microsoft.com/office/word/2018/wordml" xmlns:w16sdtdh="http://schemas.microsoft.com/office/word/2020/wordml/sdtdatahash" xmlns:w16se="http://schemas.microsoft.com/office/word/2015/wordml/symex" xmlns:wpg="http://schemas.microsoft.com/office/word/2010/wordprocessingGroup" xmlns:wpi="http://schemas.microsoft.com/office/word/2010/wordprocessingInk" xmlns:wne="http://schemas.microsoft.com/office/word/2006/wordml" xmlns:wps="http://schemas.microsoft.com/office/word/2010/wordprocessingShape" mc:Ignorable="w14 w15 w16se w16cid w16 w16cex w16sdtdh wp14">
+<w:footnotes xmlns:wpc="http://schemas.microsoft.com/office/word/2010/wordprocessingCanvas" xmlns:cx="http://schemas.microsoft.com/office/drawing/2014/chartex" xmlns:cx1="http://schemas.microsoft.com/office/drawing/2015/9/8/chartex" xmlns:cx2="http://schemas.microsoft.com/office/drawing/2015/10/21/chartex" xmlns:cx3="http://schemas.microsoft.com/office/drawing/2016/5/9/chartex" xmlns:cx4="http://schemas.microsoft.com/office/drawing/2016/5/10/chartex" xmlns:cx5="http://schemas.microsoft.com/office/drawing/2016/5/11/chartex" xmlns:cx6="http://schemas.microsoft.com/office/drawing/2016/5/12/chartex" xmlns:cx7="http://schemas.microsoft.com/office/drawing/2016/5/13/chartex" xmlns:cx8="http://schemas.microsoft.com/office/drawing/2016/5/14/chartex" xmlns:mc="http://schemas.openxmlformats.org/markup-compatibility/2006" xmlns:aink="http://schemas.microsoft.com/office/drawing/2016/ink" xmlns:am3d="http://schemas.microsoft.com/office/drawing/2017/model3d" xmlns:o="urn:schemas-microsoft-com:office:office" xmlns:oel="http://schemas.microsoft.com/office/2019/extlst" xmlns:r="http://schemas.openxmlformats.org/officeDocument/2006/relationships" xmlns:m="http://schemas.openxmlformats.org/officeDocument/2006/math" xmlns:v="urn:schemas-microsoft-com:vml" xmlns:wp14="http://schemas.microsoft.com/office/word/2010/wordprocessingDrawing" xmlns:wp="http://schemas.openxmlformats.org/drawingml/2006/wordprocessingDrawing" xmlns:w10="urn:schemas-microsoft-com:office:word" xmlns:w="http://schemas.openxmlformats.org/wordprocessingml/2006/main" xmlns:w14="http://schemas.microsoft.com/office/word/2010/wordml" xmlns:w15="http://schemas.microsoft.com/office/word/2012/wordml" xmlns:w16cex="http://schemas.microsoft.com/office/word/2018/wordml/cex" xmlns:w16cid="http://schemas.microsoft.com/office/word/2016/wordml/cid" xmlns:w16="http://schemas.microsoft.com/office/word/2018/wordml" xmlns:w16du="http://schemas.microsoft.com/office/word/2023/wordml/word16du" xmlns:w16sdtdh="http://schemas.microsoft.com/office/word/2020/wordml/sdtdatahash" xmlns:w16sdtfl="http://schemas.microsoft.com/office/word/2024/wordml/sdtformatlock" xmlns:w16se="http://schemas.microsoft.com/office/word/2015/wordml/symex" xmlns:wpg="http://schemas.microsoft.com/office/word/2010/wordprocessingGroup" xmlns:wpi="http://schemas.microsoft.com/office/word/2010/wordprocessingInk" xmlns:wne="http://schemas.microsoft.com/office/word/2006/wordml" xmlns:wps="http://schemas.microsoft.com/office/word/2010/wordprocessingShape" mc:Ignorable="w14 w15 w16se w16cid w16 w16cex w16sdtdh w16sdtfl w16du wp14">
   <w:footnote w:type="separator" w:id="-1">
     <w:p>
       <w:pPr>
@@ -4658,8 +6313,272 @@
 </file>
 
 <file path=word/numbering.xml><?xml version="1.0" encoding="utf-8"?>
-<w:numbering xmlns:wpc="http://schemas.microsoft.com/office/word/2010/wordprocessingCanvas" xmlns:cx="http://schemas.microsoft.com/office/drawing/2014/chartex" xmlns:cx1="http://schemas.microsoft.com/office/drawing/2015/9/8/chartex" xmlns:cx2="http://schemas.microsoft.com/office/drawing/2015/10/21/chartex" xmlns:cx3="http://schemas.microsoft.com/office/drawing/2016/5/9/chartex" xmlns:cx4="http://schemas.microsoft.com/office/drawing/2016/5/10/chartex" xmlns:cx5="http://schemas.microsoft.com/office/drawing/2016/5/11/chartex" xmlns:cx6="http://schemas.microsoft.com/office/drawing/2016/5/12/chartex" xmlns:cx7="http://schemas.microsoft.com/office/drawing/2016/5/13/chartex" xmlns:cx8="http://schemas.microsoft.com/office/drawing/2016/5/14/chartex" xmlns:mc="http://schemas.openxmlformats.org/markup-compatibility/2006" xmlns:aink="http://schemas.microsoft.com/office/drawing/2016/ink" xmlns:am3d="http://schemas.microsoft.com/office/drawing/2017/model3d" xmlns:o="urn:schemas-microsoft-com:office:office" xmlns:r="http://schemas.openxmlformats.org/officeDocument/2006/relationships" xmlns:m="http://schemas.openxmlformats.org/officeDocument/2006/math" xmlns:v="urn:schemas-microsoft-com:vml" xmlns:wp14="http://schemas.microsoft.com/office/word/2010/wordprocessingDrawing" xmlns:wp="http://schemas.openxmlformats.org/drawingml/2006/wordprocessingDrawing" xmlns:w10="urn:schemas-microsoft-com:office:word" xmlns:w="http://schemas.openxmlformats.org/wordprocessingml/2006/main" xmlns:w14="http://schemas.microsoft.com/office/word/2010/wordml" xmlns:w15="http://schemas.microsoft.com/office/word/2012/wordml" xmlns:w16cex="http://schemas.microsoft.com/office/word/2018/wordml/cex" xmlns:w16cid="http://schemas.microsoft.com/office/word/2016/wordml/cid" xmlns:w16="http://schemas.microsoft.com/office/word/2018/wordml" xmlns:w16sdtdh="http://schemas.microsoft.com/office/word/2020/wordml/sdtdatahash" xmlns:w16se="http://schemas.microsoft.com/office/word/2015/wordml/symex" xmlns:wpg="http://schemas.microsoft.com/office/word/2010/wordprocessingGroup" xmlns:wpi="http://schemas.microsoft.com/office/word/2010/wordprocessingInk" xmlns:wne="http://schemas.microsoft.com/office/word/2006/wordml" xmlns:wps="http://schemas.microsoft.com/office/word/2010/wordprocessingShape" mc:Ignorable="w14 w15 w16se w16cid w16 w16cex w16sdtdh wp14">
+<w:numbering xmlns:wpc="http://schemas.microsoft.com/office/word/2010/wordprocessingCanvas" xmlns:cx="http://schemas.microsoft.com/office/drawing/2014/chartex" xmlns:cx1="http://schemas.microsoft.com/office/drawing/2015/9/8/chartex" xmlns:cx2="http://schemas.microsoft.com/office/drawing/2015/10/21/chartex" xmlns:cx3="http://schemas.microsoft.com/office/drawing/2016/5/9/chartex" xmlns:cx4="http://schemas.microsoft.com/office/drawing/2016/5/10/chartex" xmlns:cx5="http://schemas.microsoft.com/office/drawing/2016/5/11/chartex" xmlns:cx6="http://schemas.microsoft.com/office/drawing/2016/5/12/chartex" xmlns:cx7="http://schemas.microsoft.com/office/drawing/2016/5/13/chartex" xmlns:cx8="http://schemas.microsoft.com/office/drawing/2016/5/14/chartex" xmlns:mc="http://schemas.openxmlformats.org/markup-compatibility/2006" xmlns:aink="http://schemas.microsoft.com/office/drawing/2016/ink" xmlns:am3d="http://schemas.microsoft.com/office/drawing/2017/model3d" xmlns:o="urn:schemas-microsoft-com:office:office" xmlns:oel="http://schemas.microsoft.com/office/2019/extlst" xmlns:r="http://schemas.openxmlformats.org/officeDocument/2006/relationships" xmlns:m="http://schemas.openxmlformats.org/officeDocument/2006/math" xmlns:v="urn:schemas-microsoft-com:vml" xmlns:wp14="http://schemas.microsoft.com/office/word/2010/wordprocessingDrawing" xmlns:wp="http://schemas.openxmlformats.org/drawingml/2006/wordprocessingDrawing" xmlns:w10="urn:schemas-microsoft-com:office:word" xmlns:w="http://schemas.openxmlformats.org/wordprocessingml/2006/main" xmlns:w14="http://schemas.microsoft.com/office/word/2010/wordml" xmlns:w15="http://schemas.microsoft.com/office/word/2012/wordml" xmlns:w16cex="http://schemas.microsoft.com/office/word/2018/wordml/cex" xmlns:w16cid="http://schemas.microsoft.com/office/word/2016/wordml/cid" xmlns:w16="http://schemas.microsoft.com/office/word/2018/wordml" xmlns:w16du="http://schemas.microsoft.com/office/word/2023/wordml/word16du" xmlns:w16sdtdh="http://schemas.microsoft.com/office/word/2020/wordml/sdtdatahash" xmlns:w16sdtfl="http://schemas.microsoft.com/office/word/2024/wordml/sdtformatlock" xmlns:w16se="http://schemas.microsoft.com/office/word/2015/wordml/symex" xmlns:wpg="http://schemas.microsoft.com/office/word/2010/wordprocessingGroup" xmlns:wpi="http://schemas.microsoft.com/office/word/2010/wordprocessingInk" xmlns:wne="http://schemas.microsoft.com/office/word/2006/wordml" xmlns:wps="http://schemas.microsoft.com/office/word/2010/wordprocessingShape" mc:Ignorable="w14 w15 w16se w16cid w16 w16cex w16sdtdh w16sdtfl w16du wp14">
   <w:abstractNum w:abstractNumId="0" w15:restartNumberingAfterBreak="0">
+    <w:nsid w:val="034758F0"/>
+    <w:multiLevelType w:val="hybridMultilevel"/>
+    <w:tmpl w:val="7DB4028C"/>
+    <w:lvl w:ilvl="0" w:tplc="0409000F">
+      <w:start w:val="1"/>
+      <w:numFmt w:val="decimal"/>
+      <w:lvlText w:val="%1."/>
+      <w:lvlJc w:val="left"/>
+      <w:pPr>
+        <w:ind w:left="720" w:hanging="360"/>
+      </w:pPr>
+    </w:lvl>
+    <w:lvl w:ilvl="1" w:tplc="04090019" w:tentative="1">
+      <w:start w:val="1"/>
+      <w:numFmt w:val="lowerLetter"/>
+      <w:lvlText w:val="%2."/>
+      <w:lvlJc w:val="left"/>
+      <w:pPr>
+        <w:ind w:left="1440" w:hanging="360"/>
+      </w:pPr>
+    </w:lvl>
+    <w:lvl w:ilvl="2" w:tplc="0409001B" w:tentative="1">
+      <w:start w:val="1"/>
+      <w:numFmt w:val="lowerRoman"/>
+      <w:lvlText w:val="%3."/>
+      <w:lvlJc w:val="right"/>
+      <w:pPr>
+        <w:ind w:left="2160" w:hanging="180"/>
+      </w:pPr>
+    </w:lvl>
+    <w:lvl w:ilvl="3" w:tplc="0409000F" w:tentative="1">
+      <w:start w:val="1"/>
+      <w:numFmt w:val="decimal"/>
+      <w:lvlText w:val="%4."/>
+      <w:lvlJc w:val="left"/>
+      <w:pPr>
+        <w:ind w:left="2880" w:hanging="360"/>
+      </w:pPr>
+    </w:lvl>
+    <w:lvl w:ilvl="4" w:tplc="04090019" w:tentative="1">
+      <w:start w:val="1"/>
+      <w:numFmt w:val="lowerLetter"/>
+      <w:lvlText w:val="%5."/>
+      <w:lvlJc w:val="left"/>
+      <w:pPr>
+        <w:ind w:left="3600" w:hanging="360"/>
+      </w:pPr>
+    </w:lvl>
+    <w:lvl w:ilvl="5" w:tplc="0409001B" w:tentative="1">
+      <w:start w:val="1"/>
+      <w:numFmt w:val="lowerRoman"/>
+      <w:lvlText w:val="%6."/>
+      <w:lvlJc w:val="right"/>
+      <w:pPr>
+        <w:ind w:left="4320" w:hanging="180"/>
+      </w:pPr>
+    </w:lvl>
+    <w:lvl w:ilvl="6" w:tplc="0409000F" w:tentative="1">
+      <w:start w:val="1"/>
+      <w:numFmt w:val="decimal"/>
+      <w:lvlText w:val="%7."/>
+      <w:lvlJc w:val="left"/>
+      <w:pPr>
+        <w:ind w:left="5040" w:hanging="360"/>
+      </w:pPr>
+    </w:lvl>
+    <w:lvl w:ilvl="7" w:tplc="04090019" w:tentative="1">
+      <w:start w:val="1"/>
+      <w:numFmt w:val="lowerLetter"/>
+      <w:lvlText w:val="%8."/>
+      <w:lvlJc w:val="left"/>
+      <w:pPr>
+        <w:ind w:left="5760" w:hanging="360"/>
+      </w:pPr>
+    </w:lvl>
+    <w:lvl w:ilvl="8" w:tplc="0409001B" w:tentative="1">
+      <w:start w:val="1"/>
+      <w:numFmt w:val="lowerRoman"/>
+      <w:lvlText w:val="%9."/>
+      <w:lvlJc w:val="right"/>
+      <w:pPr>
+        <w:ind w:left="6480" w:hanging="180"/>
+      </w:pPr>
+    </w:lvl>
+  </w:abstractNum>
+  <w:abstractNum w:abstractNumId="1" w15:restartNumberingAfterBreak="0">
+    <w:nsid w:val="0E371064"/>
+    <w:multiLevelType w:val="hybridMultilevel"/>
+    <w:tmpl w:val="FAF631AE"/>
+    <w:lvl w:ilvl="0" w:tplc="FD986C12">
+      <w:start w:val="1"/>
+      <w:numFmt w:val="decimal"/>
+      <w:lvlText w:val="%1-"/>
+      <w:lvlJc w:val="left"/>
+      <w:pPr>
+        <w:ind w:left="720" w:hanging="360"/>
+      </w:pPr>
+      <w:rPr>
+        <w:rFonts w:hint="default"/>
+      </w:rPr>
+    </w:lvl>
+    <w:lvl w:ilvl="1" w:tplc="04090019" w:tentative="1">
+      <w:start w:val="1"/>
+      <w:numFmt w:val="lowerLetter"/>
+      <w:lvlText w:val="%2."/>
+      <w:lvlJc w:val="left"/>
+      <w:pPr>
+        <w:ind w:left="1440" w:hanging="360"/>
+      </w:pPr>
+    </w:lvl>
+    <w:lvl w:ilvl="2" w:tplc="0409001B" w:tentative="1">
+      <w:start w:val="1"/>
+      <w:numFmt w:val="lowerRoman"/>
+      <w:lvlText w:val="%3."/>
+      <w:lvlJc w:val="right"/>
+      <w:pPr>
+        <w:ind w:left="2160" w:hanging="180"/>
+      </w:pPr>
+    </w:lvl>
+    <w:lvl w:ilvl="3" w:tplc="0409000F" w:tentative="1">
+      <w:start w:val="1"/>
+      <w:numFmt w:val="decimal"/>
+      <w:lvlText w:val="%4."/>
+      <w:lvlJc w:val="left"/>
+      <w:pPr>
+        <w:ind w:left="2880" w:hanging="360"/>
+      </w:pPr>
+    </w:lvl>
+    <w:lvl w:ilvl="4" w:tplc="04090019" w:tentative="1">
+      <w:start w:val="1"/>
+      <w:numFmt w:val="lowerLetter"/>
+      <w:lvlText w:val="%5."/>
+      <w:lvlJc w:val="left"/>
+      <w:pPr>
+        <w:ind w:left="3600" w:hanging="360"/>
+      </w:pPr>
+    </w:lvl>
+    <w:lvl w:ilvl="5" w:tplc="0409001B" w:tentative="1">
+      <w:start w:val="1"/>
+      <w:numFmt w:val="lowerRoman"/>
+      <w:lvlText w:val="%6."/>
+      <w:lvlJc w:val="right"/>
+      <w:pPr>
+        <w:ind w:left="4320" w:hanging="180"/>
+      </w:pPr>
+    </w:lvl>
+    <w:lvl w:ilvl="6" w:tplc="0409000F" w:tentative="1">
+      <w:start w:val="1"/>
+      <w:numFmt w:val="decimal"/>
+      <w:lvlText w:val="%7."/>
+      <w:lvlJc w:val="left"/>
+      <w:pPr>
+        <w:ind w:left="5040" w:hanging="360"/>
+      </w:pPr>
+    </w:lvl>
+    <w:lvl w:ilvl="7" w:tplc="04090019" w:tentative="1">
+      <w:start w:val="1"/>
+      <w:numFmt w:val="lowerLetter"/>
+      <w:lvlText w:val="%8."/>
+      <w:lvlJc w:val="left"/>
+      <w:pPr>
+        <w:ind w:left="5760" w:hanging="360"/>
+      </w:pPr>
+    </w:lvl>
+    <w:lvl w:ilvl="8" w:tplc="0409001B" w:tentative="1">
+      <w:start w:val="1"/>
+      <w:numFmt w:val="lowerRoman"/>
+      <w:lvlText w:val="%9."/>
+      <w:lvlJc w:val="right"/>
+      <w:pPr>
+        <w:ind w:left="6480" w:hanging="180"/>
+      </w:pPr>
+    </w:lvl>
+  </w:abstractNum>
+  <w:abstractNum w:abstractNumId="2" w15:restartNumberingAfterBreak="0">
+    <w:nsid w:val="187316D5"/>
+    <w:multiLevelType w:val="hybridMultilevel"/>
+    <w:tmpl w:val="12DA8BD2"/>
+    <w:lvl w:ilvl="0" w:tplc="04090011">
+      <w:start w:val="1"/>
+      <w:numFmt w:val="decimal"/>
+      <w:lvlText w:val="%1)"/>
+      <w:lvlJc w:val="left"/>
+      <w:pPr>
+        <w:ind w:left="720" w:hanging="360"/>
+      </w:pPr>
+      <w:rPr>
+        <w:rFonts w:hint="default"/>
+      </w:rPr>
+    </w:lvl>
+    <w:lvl w:ilvl="1" w:tplc="04090019" w:tentative="1">
+      <w:start w:val="1"/>
+      <w:numFmt w:val="lowerLetter"/>
+      <w:lvlText w:val="%2."/>
+      <w:lvlJc w:val="left"/>
+      <w:pPr>
+        <w:ind w:left="1440" w:hanging="360"/>
+      </w:pPr>
+    </w:lvl>
+    <w:lvl w:ilvl="2" w:tplc="0409001B" w:tentative="1">
+      <w:start w:val="1"/>
+      <w:numFmt w:val="lowerRoman"/>
+      <w:lvlText w:val="%3."/>
+      <w:lvlJc w:val="right"/>
+      <w:pPr>
+        <w:ind w:left="2160" w:hanging="180"/>
+      </w:pPr>
+    </w:lvl>
+    <w:lvl w:ilvl="3" w:tplc="0409000F" w:tentative="1">
+      <w:start w:val="1"/>
+      <w:numFmt w:val="decimal"/>
+      <w:lvlText w:val="%4."/>
+      <w:lvlJc w:val="left"/>
+      <w:pPr>
+        <w:ind w:left="2880" w:hanging="360"/>
+      </w:pPr>
+    </w:lvl>
+    <w:lvl w:ilvl="4" w:tplc="04090019" w:tentative="1">
+      <w:start w:val="1"/>
+      <w:numFmt w:val="lowerLetter"/>
+      <w:lvlText w:val="%5."/>
+      <w:lvlJc w:val="left"/>
+      <w:pPr>
+        <w:ind w:left="3600" w:hanging="360"/>
+      </w:pPr>
+    </w:lvl>
+    <w:lvl w:ilvl="5" w:tplc="0409001B" w:tentative="1">
+      <w:start w:val="1"/>
+      <w:numFmt w:val="lowerRoman"/>
+      <w:lvlText w:val="%6."/>
+      <w:lvlJc w:val="right"/>
+      <w:pPr>
+        <w:ind w:left="4320" w:hanging="180"/>
+      </w:pPr>
+    </w:lvl>
+    <w:lvl w:ilvl="6" w:tplc="0409000F" w:tentative="1">
+      <w:start w:val="1"/>
+      <w:numFmt w:val="decimal"/>
+      <w:lvlText w:val="%7."/>
+      <w:lvlJc w:val="left"/>
+      <w:pPr>
+        <w:ind w:left="5040" w:hanging="360"/>
+      </w:pPr>
+    </w:lvl>
+    <w:lvl w:ilvl="7" w:tplc="04090019" w:tentative="1">
+      <w:start w:val="1"/>
+      <w:numFmt w:val="lowerLetter"/>
+      <w:lvlText w:val="%8."/>
+      <w:lvlJc w:val="left"/>
+      <w:pPr>
+        <w:ind w:left="5760" w:hanging="360"/>
+      </w:pPr>
+    </w:lvl>
+    <w:lvl w:ilvl="8" w:tplc="0409001B" w:tentative="1">
+      <w:start w:val="1"/>
+      <w:numFmt w:val="lowerRoman"/>
+      <w:lvlText w:val="%9."/>
+      <w:lvlJc w:val="right"/>
+      <w:pPr>
+        <w:ind w:left="6480" w:hanging="180"/>
+      </w:pPr>
+    </w:lvl>
+  </w:abstractNum>
+  <w:abstractNum w:abstractNumId="3" w15:restartNumberingAfterBreak="0">
     <w:nsid w:val="18C20839"/>
     <w:multiLevelType w:val="hybridMultilevel"/>
     <w:tmpl w:val="B5D2F18C"/>
@@ -4748,7 +6667,7 @@
       </w:pPr>
     </w:lvl>
   </w:abstractNum>
-  <w:abstractNum w:abstractNumId="1" w15:restartNumberingAfterBreak="0">
+  <w:abstractNum w:abstractNumId="4" w15:restartNumberingAfterBreak="0">
     <w:nsid w:val="22A26BFB"/>
     <w:multiLevelType w:val="hybridMultilevel"/>
     <w:tmpl w:val="9998E126"/>
@@ -4861,7 +6780,96 @@
       </w:rPr>
     </w:lvl>
   </w:abstractNum>
-  <w:abstractNum w:abstractNumId="2" w15:restartNumberingAfterBreak="0">
+  <w:abstractNum w:abstractNumId="5" w15:restartNumberingAfterBreak="0">
+    <w:nsid w:val="2B9D5362"/>
+    <w:multiLevelType w:val="hybridMultilevel"/>
+    <w:tmpl w:val="FC40D072"/>
+    <w:lvl w:ilvl="0" w:tplc="F42005BC">
+      <w:start w:val="1"/>
+      <w:numFmt w:val="bullet"/>
+      <w:lvlText w:val=""/>
+      <w:lvlJc w:val="left"/>
+      <w:pPr>
+        <w:ind w:left="720" w:hanging="360"/>
+      </w:pPr>
+      <w:rPr>
+        <w:rFonts w:ascii="Wingdings" w:hAnsi="Wingdings" w:hint="default"/>
+      </w:rPr>
+    </w:lvl>
+    <w:lvl w:ilvl="1" w:tplc="FFFFFFFF" w:tentative="1">
+      <w:start w:val="1"/>
+      <w:numFmt w:val="lowerLetter"/>
+      <w:lvlText w:val="%2."/>
+      <w:lvlJc w:val="left"/>
+      <w:pPr>
+        <w:ind w:left="1440" w:hanging="360"/>
+      </w:pPr>
+    </w:lvl>
+    <w:lvl w:ilvl="2" w:tplc="FFFFFFFF" w:tentative="1">
+      <w:start w:val="1"/>
+      <w:numFmt w:val="lowerRoman"/>
+      <w:lvlText w:val="%3."/>
+      <w:lvlJc w:val="right"/>
+      <w:pPr>
+        <w:ind w:left="2160" w:hanging="180"/>
+      </w:pPr>
+    </w:lvl>
+    <w:lvl w:ilvl="3" w:tplc="FFFFFFFF" w:tentative="1">
+      <w:start w:val="1"/>
+      <w:numFmt w:val="decimal"/>
+      <w:lvlText w:val="%4."/>
+      <w:lvlJc w:val="left"/>
+      <w:pPr>
+        <w:ind w:left="2880" w:hanging="360"/>
+      </w:pPr>
+    </w:lvl>
+    <w:lvl w:ilvl="4" w:tplc="FFFFFFFF" w:tentative="1">
+      <w:start w:val="1"/>
+      <w:numFmt w:val="lowerLetter"/>
+      <w:lvlText w:val="%5."/>
+      <w:lvlJc w:val="left"/>
+      <w:pPr>
+        <w:ind w:left="3600" w:hanging="360"/>
+      </w:pPr>
+    </w:lvl>
+    <w:lvl w:ilvl="5" w:tplc="FFFFFFFF" w:tentative="1">
+      <w:start w:val="1"/>
+      <w:numFmt w:val="lowerRoman"/>
+      <w:lvlText w:val="%6."/>
+      <w:lvlJc w:val="right"/>
+      <w:pPr>
+        <w:ind w:left="4320" w:hanging="180"/>
+      </w:pPr>
+    </w:lvl>
+    <w:lvl w:ilvl="6" w:tplc="FFFFFFFF" w:tentative="1">
+      <w:start w:val="1"/>
+      <w:numFmt w:val="decimal"/>
+      <w:lvlText w:val="%7."/>
+      <w:lvlJc w:val="left"/>
+      <w:pPr>
+        <w:ind w:left="5040" w:hanging="360"/>
+      </w:pPr>
+    </w:lvl>
+    <w:lvl w:ilvl="7" w:tplc="FFFFFFFF" w:tentative="1">
+      <w:start w:val="1"/>
+      <w:numFmt w:val="lowerLetter"/>
+      <w:lvlText w:val="%8."/>
+      <w:lvlJc w:val="left"/>
+      <w:pPr>
+        <w:ind w:left="5760" w:hanging="360"/>
+      </w:pPr>
+    </w:lvl>
+    <w:lvl w:ilvl="8" w:tplc="FFFFFFFF" w:tentative="1">
+      <w:start w:val="1"/>
+      <w:numFmt w:val="lowerRoman"/>
+      <w:lvlText w:val="%9."/>
+      <w:lvlJc w:val="right"/>
+      <w:pPr>
+        <w:ind w:left="6480" w:hanging="180"/>
+      </w:pPr>
+    </w:lvl>
+  </w:abstractNum>
+  <w:abstractNum w:abstractNumId="6" w15:restartNumberingAfterBreak="0">
     <w:nsid w:val="386366DE"/>
     <w:multiLevelType w:val="hybridMultilevel"/>
     <w:tmpl w:val="D4BE1472"/>
@@ -4950,7 +6958,7 @@
       </w:pPr>
     </w:lvl>
   </w:abstractNum>
-  <w:abstractNum w:abstractNumId="3" w15:restartNumberingAfterBreak="0">
+  <w:abstractNum w:abstractNumId="7" w15:restartNumberingAfterBreak="0">
     <w:nsid w:val="3B2C3F26"/>
     <w:multiLevelType w:val="hybridMultilevel"/>
     <w:tmpl w:val="D9FADC4A"/>
@@ -5039,7 +7047,7 @@
       </w:pPr>
     </w:lvl>
   </w:abstractNum>
-  <w:abstractNum w:abstractNumId="4" w15:restartNumberingAfterBreak="0">
+  <w:abstractNum w:abstractNumId="8" w15:restartNumberingAfterBreak="0">
     <w:nsid w:val="5B54795E"/>
     <w:multiLevelType w:val="hybridMultilevel"/>
     <w:tmpl w:val="0EA095F6"/>
@@ -5128,7 +7136,99 @@
       </w:pPr>
     </w:lvl>
   </w:abstractNum>
-  <w:abstractNum w:abstractNumId="5" w15:restartNumberingAfterBreak="0">
+  <w:abstractNum w:abstractNumId="9" w15:restartNumberingAfterBreak="0">
+    <w:nsid w:val="73E570E1"/>
+    <w:multiLevelType w:val="hybridMultilevel"/>
+    <w:tmpl w:val="6DD8652E"/>
+    <w:lvl w:ilvl="0" w:tplc="FD986C12">
+      <w:start w:val="1"/>
+      <w:numFmt w:val="decimal"/>
+      <w:lvlText w:val="%1-"/>
+      <w:lvlJc w:val="left"/>
+      <w:pPr>
+        <w:ind w:left="720" w:hanging="360"/>
+      </w:pPr>
+      <w:rPr>
+        <w:rFonts w:hint="default"/>
+      </w:rPr>
+    </w:lvl>
+    <w:lvl w:ilvl="1" w:tplc="F3905AFA">
+      <w:start w:val="1"/>
+      <w:numFmt w:val="lowerLetter"/>
+      <w:lvlText w:val="%2)"/>
+      <w:lvlJc w:val="left"/>
+      <w:pPr>
+        <w:ind w:left="1440" w:hanging="360"/>
+      </w:pPr>
+      <w:rPr>
+        <w:rFonts w:hint="default"/>
+      </w:rPr>
+    </w:lvl>
+    <w:lvl w:ilvl="2" w:tplc="0409001B" w:tentative="1">
+      <w:start w:val="1"/>
+      <w:numFmt w:val="lowerRoman"/>
+      <w:lvlText w:val="%3."/>
+      <w:lvlJc w:val="right"/>
+      <w:pPr>
+        <w:ind w:left="2160" w:hanging="180"/>
+      </w:pPr>
+    </w:lvl>
+    <w:lvl w:ilvl="3" w:tplc="0409000F" w:tentative="1">
+      <w:start w:val="1"/>
+      <w:numFmt w:val="decimal"/>
+      <w:lvlText w:val="%4."/>
+      <w:lvlJc w:val="left"/>
+      <w:pPr>
+        <w:ind w:left="2880" w:hanging="360"/>
+      </w:pPr>
+    </w:lvl>
+    <w:lvl w:ilvl="4" w:tplc="04090019" w:tentative="1">
+      <w:start w:val="1"/>
+      <w:numFmt w:val="lowerLetter"/>
+      <w:lvlText w:val="%5."/>
+      <w:lvlJc w:val="left"/>
+      <w:pPr>
+        <w:ind w:left="3600" w:hanging="360"/>
+      </w:pPr>
+    </w:lvl>
+    <w:lvl w:ilvl="5" w:tplc="0409001B" w:tentative="1">
+      <w:start w:val="1"/>
+      <w:numFmt w:val="lowerRoman"/>
+      <w:lvlText w:val="%6."/>
+      <w:lvlJc w:val="right"/>
+      <w:pPr>
+        <w:ind w:left="4320" w:hanging="180"/>
+      </w:pPr>
+    </w:lvl>
+    <w:lvl w:ilvl="6" w:tplc="0409000F" w:tentative="1">
+      <w:start w:val="1"/>
+      <w:numFmt w:val="decimal"/>
+      <w:lvlText w:val="%7."/>
+      <w:lvlJc w:val="left"/>
+      <w:pPr>
+        <w:ind w:left="5040" w:hanging="360"/>
+      </w:pPr>
+    </w:lvl>
+    <w:lvl w:ilvl="7" w:tplc="04090019" w:tentative="1">
+      <w:start w:val="1"/>
+      <w:numFmt w:val="lowerLetter"/>
+      <w:lvlText w:val="%8."/>
+      <w:lvlJc w:val="left"/>
+      <w:pPr>
+        <w:ind w:left="5760" w:hanging="360"/>
+      </w:pPr>
+    </w:lvl>
+    <w:lvl w:ilvl="8" w:tplc="0409001B" w:tentative="1">
+      <w:start w:val="1"/>
+      <w:numFmt w:val="lowerRoman"/>
+      <w:lvlText w:val="%9."/>
+      <w:lvlJc w:val="right"/>
+      <w:pPr>
+        <w:ind w:left="6480" w:hanging="180"/>
+      </w:pPr>
+    </w:lvl>
+  </w:abstractNum>
+  <w:abstractNum w:abstractNumId="10" w15:restartNumberingAfterBreak="0">
     <w:nsid w:val="7591071F"/>
     <w:multiLevelType w:val="hybridMultilevel"/>
     <w:tmpl w:val="A75A903C"/>
@@ -5217,7 +7317,7 @@
       </w:pPr>
     </w:lvl>
   </w:abstractNum>
-  <w:abstractNum w:abstractNumId="6" w15:restartNumberingAfterBreak="0">
+  <w:abstractNum w:abstractNumId="11" w15:restartNumberingAfterBreak="0">
     <w:nsid w:val="7EEC6663"/>
     <w:multiLevelType w:val="hybridMultilevel"/>
     <w:tmpl w:val="DDC2EC7A"/>
@@ -5330,32 +7430,47 @@
       </w:rPr>
     </w:lvl>
   </w:abstractNum>
-  <w:num w:numId="1">
-    <w:abstractNumId w:val="2"/>
+  <w:num w:numId="1" w16cid:durableId="1942301548">
+    <w:abstractNumId w:val="6"/>
   </w:num>
-  <w:num w:numId="2">
+  <w:num w:numId="2" w16cid:durableId="810631606">
+    <w:abstractNumId w:val="10"/>
+  </w:num>
+  <w:num w:numId="3" w16cid:durableId="2027366554">
+    <w:abstractNumId w:val="11"/>
+  </w:num>
+  <w:num w:numId="4" w16cid:durableId="2061976838">
+    <w:abstractNumId w:val="3"/>
+  </w:num>
+  <w:num w:numId="5" w16cid:durableId="89201910">
+    <w:abstractNumId w:val="4"/>
+  </w:num>
+  <w:num w:numId="6" w16cid:durableId="1907568322">
+    <w:abstractNumId w:val="8"/>
+  </w:num>
+  <w:num w:numId="7" w16cid:durableId="1432159742">
+    <w:abstractNumId w:val="7"/>
+  </w:num>
+  <w:num w:numId="8" w16cid:durableId="1487823641">
+    <w:abstractNumId w:val="0"/>
+  </w:num>
+  <w:num w:numId="9" w16cid:durableId="606811289">
+    <w:abstractNumId w:val="9"/>
+  </w:num>
+  <w:num w:numId="10" w16cid:durableId="727458634">
     <w:abstractNumId w:val="5"/>
   </w:num>
-  <w:num w:numId="3">
-    <w:abstractNumId w:val="6"/>
-  </w:num>
-  <w:num w:numId="4">
-    <w:abstractNumId w:val="0"/>
-  </w:num>
-  <w:num w:numId="5">
+  <w:num w:numId="11" w16cid:durableId="78645935">
     <w:abstractNumId w:val="1"/>
   </w:num>
-  <w:num w:numId="6">
-    <w:abstractNumId w:val="4"/>
-  </w:num>
-  <w:num w:numId="7">
-    <w:abstractNumId w:val="3"/>
+  <w:num w:numId="12" w16cid:durableId="1494833437">
+    <w:abstractNumId w:val="2"/>
   </w:num>
 </w:numbering>
 </file>
 
 <file path=word/styles.xml><?xml version="1.0" encoding="utf-8"?>
-<w:styles xmlns:mc="http://schemas.openxmlformats.org/markup-compatibility/2006" xmlns:r="http://schemas.openxmlformats.org/officeDocument/2006/relationships" xmlns:w="http://schemas.openxmlformats.org/wordprocessingml/2006/main" xmlns:w14="http://schemas.microsoft.com/office/word/2010/wordml" xmlns:w15="http://schemas.microsoft.com/office/word/2012/wordml" xmlns:w16cex="http://schemas.microsoft.com/office/word/2018/wordml/cex" xmlns:w16cid="http://schemas.microsoft.com/office/word/2016/wordml/cid" xmlns:w16="http://schemas.microsoft.com/office/word/2018/wordml" xmlns:w16sdtdh="http://schemas.microsoft.com/office/word/2020/wordml/sdtdatahash" xmlns:w16se="http://schemas.microsoft.com/office/word/2015/wordml/symex" mc:Ignorable="w14 w15 w16se w16cid w16 w16cex w16sdtdh">
+<w:styles xmlns:mc="http://schemas.openxmlformats.org/markup-compatibility/2006" xmlns:r="http://schemas.openxmlformats.org/officeDocument/2006/relationships" xmlns:w="http://schemas.openxmlformats.org/wordprocessingml/2006/main" xmlns:w14="http://schemas.microsoft.com/office/word/2010/wordml" xmlns:w15="http://schemas.microsoft.com/office/word/2012/wordml" xmlns:w16cex="http://schemas.microsoft.com/office/word/2018/wordml/cex" xmlns:w16cid="http://schemas.microsoft.com/office/word/2016/wordml/cid" xmlns:w16="http://schemas.microsoft.com/office/word/2018/wordml" xmlns:w16du="http://schemas.microsoft.com/office/word/2023/wordml/word16du" xmlns:w16sdtdh="http://schemas.microsoft.com/office/word/2020/wordml/sdtdatahash" xmlns:w16sdtfl="http://schemas.microsoft.com/office/word/2024/wordml/sdtformatlock" xmlns:w16se="http://schemas.microsoft.com/office/word/2015/wordml/symex" mc:Ignorable="w14 w15 w16se w16cid w16 w16cex w16sdtdh w16sdtfl w16du">
   <w:docDefaults>
     <w:rPrDefault>
       <w:rPr>
@@ -5752,7 +7867,7 @@
   <w:style w:type="paragraph" w:default="1" w:styleId="Normal">
     <w:name w:val="Normal"/>
     <w:qFormat/>
-    <w:rsid w:val="000B693D"/>
+    <w:rsid w:val="00472012"/>
   </w:style>
   <w:style w:type="character" w:default="1" w:styleId="DefaultParagraphFont">
     <w:name w:val="Default Paragraph Font"/>
